--- a/data/PROD-FOR-0011-V01_Dossier de lot conditionnement.docx
+++ b/data/PROD-FOR-0011-V01_Dossier de lot conditionnement.docx
@@ -1,6 +1,6 @@
 
 <file path=word/document.xml><?xml version="1.0" encoding="utf-8"?>
-<w:document xmlns:wpc="http://schemas.microsoft.com/office/word/2010/wordprocessingCanvas" xmlns:cx="http://schemas.microsoft.com/office/drawing/2014/chartex" xmlns:cx1="http://schemas.microsoft.com/office/drawing/2015/9/8/chartex" xmlns:cx2="http://schemas.microsoft.com/office/drawing/2015/10/21/chartex" xmlns:cx3="http://schemas.microsoft.com/office/drawing/2016/5/9/chartex" xmlns:cx4="http://schemas.microsoft.com/office/drawing/2016/5/10/chartex" xmlns:cx5="http://schemas.microsoft.com/office/drawing/2016/5/11/chartex" xmlns:cx6="http://schemas.microsoft.com/office/drawing/2016/5/12/chartex" xmlns:cx7="http://schemas.microsoft.com/office/drawing/2016/5/13/chartex" xmlns:cx8="http://schemas.microsoft.com/office/drawing/2016/5/14/chartex" xmlns:mc="http://schemas.openxmlformats.org/markup-compatibility/2006" xmlns:aink="http://schemas.microsoft.com/office/drawing/2016/ink" xmlns:am3d="http://schemas.microsoft.com/office/drawing/2017/model3d" xmlns:o="urn:schemas-microsoft-com:office:office" xmlns:oel="http://schemas.microsoft.com/office/2019/extlst" xmlns:r="http://schemas.openxmlformats.org/officeDocument/2006/relationships" xmlns:m="http://schemas.openxmlformats.org/officeDocument/2006/math" xmlns:v="urn:schemas-microsoft-com:vml" xmlns:wp14="http://schemas.microsoft.com/office/word/2010/wordprocessingDrawing" xmlns:wp="http://schemas.openxmlformats.org/drawingml/2006/wordprocessingDrawing" xmlns:w10="urn:schemas-microsoft-com:office:word" xmlns:w="http://schemas.openxmlformats.org/wordprocessingml/2006/main" xmlns:w14="http://schemas.microsoft.com/office/word/2010/wordml" xmlns:w15="http://schemas.microsoft.com/office/word/2012/wordml" xmlns:w16cex="http://schemas.microsoft.com/office/word/2018/wordml/cex" xmlns:w16cid="http://schemas.microsoft.com/office/word/2016/wordml/cid" xmlns:w16="http://schemas.microsoft.com/office/word/2018/wordml" xmlns:w16sdtdh="http://schemas.microsoft.com/office/word/2020/wordml/sdtdatahash" xmlns:w16se="http://schemas.microsoft.com/office/word/2015/wordml/symex" xmlns:wpg="http://schemas.microsoft.com/office/word/2010/wordprocessingGroup" xmlns:wpi="http://schemas.microsoft.com/office/word/2010/wordprocessingInk" xmlns:wne="http://schemas.microsoft.com/office/word/2006/wordml" xmlns:wps="http://schemas.microsoft.com/office/word/2010/wordprocessingShape" mc:Ignorable="w14 w15 w16se w16cid w16 w16cex w16sdtdh wp14">
+<w:document xmlns:wpc="http://schemas.microsoft.com/office/word/2010/wordprocessingCanvas" xmlns:cx="http://schemas.microsoft.com/office/drawing/2014/chartex" xmlns:cx1="http://schemas.microsoft.com/office/drawing/2015/9/8/chartex" xmlns:cx2="http://schemas.microsoft.com/office/drawing/2015/10/21/chartex" xmlns:cx3="http://schemas.microsoft.com/office/drawing/2016/5/9/chartex" xmlns:cx4="http://schemas.microsoft.com/office/drawing/2016/5/10/chartex" xmlns:cx5="http://schemas.microsoft.com/office/drawing/2016/5/11/chartex" xmlns:cx6="http://schemas.microsoft.com/office/drawing/2016/5/12/chartex" xmlns:cx7="http://schemas.microsoft.com/office/drawing/2016/5/13/chartex" xmlns:cx8="http://schemas.microsoft.com/office/drawing/2016/5/14/chartex" xmlns:mc="http://schemas.openxmlformats.org/markup-compatibility/2006" xmlns:aink="http://schemas.microsoft.com/office/drawing/2016/ink" xmlns:am3d="http://schemas.microsoft.com/office/drawing/2017/model3d" xmlns:o="urn:schemas-microsoft-com:office:office" xmlns:oel="http://schemas.microsoft.com/office/2019/extlst" xmlns:r="http://schemas.openxmlformats.org/officeDocument/2006/relationships" xmlns:m="http://schemas.openxmlformats.org/officeDocument/2006/math" xmlns:v="urn:schemas-microsoft-com:vml" xmlns:wp14="http://schemas.microsoft.com/office/word/2010/wordprocessingDrawing" xmlns:wp="http://schemas.openxmlformats.org/drawingml/2006/wordprocessingDrawing" xmlns:w10="urn:schemas-microsoft-com:office:word" xmlns:w="http://schemas.openxmlformats.org/wordprocessingml/2006/main" xmlns:w14="http://schemas.microsoft.com/office/word/2010/wordml" xmlns:w15="http://schemas.microsoft.com/office/word/2012/wordml" xmlns:w16cex="http://schemas.microsoft.com/office/word/2018/wordml/cex" xmlns:w16cid="http://schemas.microsoft.com/office/word/2016/wordml/cid" xmlns:w16="http://schemas.microsoft.com/office/word/2018/wordml" xmlns:w16du="http://schemas.microsoft.com/office/word/2023/wordml/word16du" xmlns:w16sdtdh="http://schemas.microsoft.com/office/word/2020/wordml/sdtdatahash" xmlns:w16sdtfl="http://schemas.microsoft.com/office/word/2024/wordml/sdtformatlock" xmlns:w16se="http://schemas.microsoft.com/office/word/2015/wordml/symex" xmlns:wpg="http://schemas.microsoft.com/office/word/2010/wordprocessingGroup" xmlns:wpi="http://schemas.microsoft.com/office/word/2010/wordprocessingInk" xmlns:wne="http://schemas.microsoft.com/office/word/2006/wordml" xmlns:wps="http://schemas.microsoft.com/office/word/2010/wordprocessingShape" mc:Ignorable="w14 w15 w16se w16cid w16 w16cex w16sdtdh w16sdtfl w16du wp14">
   <w:body>
     <w:p>
       <w:pPr>
@@ -38,8 +38,6 @@
                 <w:b/>
                 <w:bCs/>
                 <w:color w:val="auto"/>
-                <w:sz w:val="22"/>
-                <w:szCs w:val="22"/>
               </w:rPr>
             </w:pPr>
             <w:r>
@@ -387,7 +385,21 @@
                 <w:rFonts w:eastAsia="Roboto regular" w:cs="Roboto regular"/>
                 <w:color w:val="auto"/>
               </w:rPr>
-              <w:t>Vérifier la conformité de l'en-tête par rapport au PO</w:t>
+              <w:t xml:space="preserve">Vérifier la conformité de l'en-tête par rapport </w:t>
+            </w:r>
+            <w:r>
+              <w:rPr>
+                <w:rFonts w:eastAsia="Roboto regular" w:cs="Roboto regular"/>
+                <w:color w:val="auto"/>
+              </w:rPr>
+              <w:t>à l’</w:t>
+            </w:r>
+            <w:r>
+              <w:rPr>
+                <w:rFonts w:eastAsia="Roboto regular" w:cs="Roboto regular"/>
+                <w:color w:val="auto"/>
+              </w:rPr>
+              <w:t>OF</w:t>
             </w:r>
           </w:p>
         </w:tc>
@@ -563,7 +575,21 @@
                 <w:rFonts w:eastAsia="Roboto regular" w:cs="Roboto regular"/>
                 <w:color w:val="auto"/>
               </w:rPr>
-              <w:t>La conformité du numéro de lot des comprimés par rapport à celui du PO</w:t>
+              <w:t>La conformité du numéro de lot des comprimés par rapport à celui d</w:t>
+            </w:r>
+            <w:r>
+              <w:rPr>
+                <w:rFonts w:eastAsia="Roboto regular" w:cs="Roboto regular"/>
+                <w:color w:val="auto"/>
+              </w:rPr>
+              <w:t>e l’</w:t>
+            </w:r>
+            <w:r>
+              <w:rPr>
+                <w:rFonts w:eastAsia="Roboto regular" w:cs="Roboto regular"/>
+                <w:color w:val="auto"/>
+              </w:rPr>
+              <w:t>OF</w:t>
             </w:r>
           </w:p>
         </w:tc>
@@ -2286,28 +2312,14 @@
                 <w:rFonts w:eastAsia="Roboto regular" w:cs="Roboto regular"/>
                 <w:color w:val="auto"/>
               </w:rPr>
-              <w:t xml:space="preserve">Etiqueter la ligne après avoir vérifié la conformité du code produit et du numéro de lot par rapport au P.O. </w:t>
-            </w:r>
-            <w:r>
-              <w:rPr>
-                <w:rFonts w:eastAsia="Roboto regular" w:cs="Roboto regular"/>
-                <w:color w:val="auto"/>
-              </w:rPr>
-              <w:t>PROD-FOR-</w:t>
-            </w:r>
-            <w:r>
-              <w:rPr>
-                <w:rFonts w:eastAsia="Roboto regular" w:cs="Roboto regular"/>
-                <w:color w:val="auto"/>
-              </w:rPr>
-              <w:t>1</w:t>
-            </w:r>
-            <w:r>
-              <w:rPr>
-                <w:rFonts w:eastAsia="Roboto regular" w:cs="Roboto regular"/>
-                <w:color w:val="auto"/>
-              </w:rPr>
-              <w:t>998</w:t>
+              <w:t xml:space="preserve">Etiqueter la ligne après avoir vérifié la conformité du code produit et du numéro de lot par rapport </w:t>
+            </w:r>
+            <w:r>
+              <w:rPr>
+                <w:rFonts w:eastAsia="Roboto regular" w:cs="Roboto regular"/>
+                <w:color w:val="auto"/>
+              </w:rPr>
+              <w:t>à l’OF.</w:t>
             </w:r>
           </w:p>
         </w:tc>
@@ -3875,7 +3887,28 @@
                 <w:rFonts w:eastAsia="Roboto regular" w:cs="Roboto regular"/>
                 <w:color w:val="auto"/>
               </w:rPr>
-              <w:t>Lancement des données d'impression du marquage étui du PO sur le PC client saisie manuelle</w:t>
+              <w:t>Lancement des données d'impression du marquage étui d</w:t>
+            </w:r>
+            <w:r>
+              <w:rPr>
+                <w:rFonts w:eastAsia="Roboto regular" w:cs="Roboto regular"/>
+                <w:color w:val="auto"/>
+              </w:rPr>
+              <w:t>e l’</w:t>
+            </w:r>
+            <w:r>
+              <w:rPr>
+                <w:rFonts w:eastAsia="Roboto regular" w:cs="Roboto regular"/>
+                <w:color w:val="auto"/>
+              </w:rPr>
+              <w:t>OF</w:t>
+            </w:r>
+            <w:r>
+              <w:rPr>
+                <w:rFonts w:eastAsia="Roboto regular" w:cs="Roboto regular"/>
+                <w:color w:val="auto"/>
+              </w:rPr>
+              <w:t xml:space="preserve"> sur le PC client saisie manuelle</w:t>
             </w:r>
           </w:p>
         </w:tc>
@@ -4067,7 +4100,21 @@
                 <w:rFonts w:eastAsia="Roboto regular" w:cs="Roboto regular"/>
                 <w:color w:val="auto"/>
               </w:rPr>
-              <w:t>Vérifier la conformité du N° de matériel par rapport au PO</w:t>
+              <w:t xml:space="preserve">Vérifier la conformité du N° de matériel par rapport </w:t>
+            </w:r>
+            <w:r>
+              <w:rPr>
+                <w:rFonts w:eastAsia="Roboto regular" w:cs="Roboto regular"/>
+                <w:color w:val="auto"/>
+              </w:rPr>
+              <w:t>à l’</w:t>
+            </w:r>
+            <w:r>
+              <w:rPr>
+                <w:rFonts w:eastAsia="Roboto regular" w:cs="Roboto regular"/>
+                <w:color w:val="auto"/>
+              </w:rPr>
+              <w:t>OF</w:t>
             </w:r>
           </w:p>
         </w:tc>
@@ -4128,7 +4175,14 @@
                 <w:rFonts w:eastAsia="Roboto regular" w:cs="Roboto regular"/>
                 <w:color w:val="auto"/>
               </w:rPr>
-              <w:t>Vérifier la conformité du N° de lot par rapport au РО</w:t>
+              <w:t xml:space="preserve">Vérifier la conformité du N° de lot par rapport </w:t>
+            </w:r>
+            <w:r>
+              <w:rPr>
+                <w:rFonts w:eastAsia="Roboto regular" w:cs="Roboto regular"/>
+                <w:color w:val="auto"/>
+              </w:rPr>
+              <w:t>à l’OF.</w:t>
             </w:r>
           </w:p>
         </w:tc>
@@ -4412,7 +4466,6 @@
               </w:rPr>
             </w:pPr>
             <w:bookmarkStart w:id="0" w:name="_Int_vGdLRIML"/>
-            <w:proofErr w:type="gramStart"/>
             <w:r>
               <w:rPr>
                 <w:rFonts w:eastAsia="Roboto regular" w:cs="Roboto regular"/>
@@ -4423,7 +4476,6 @@
               <w:t>non</w:t>
             </w:r>
             <w:bookmarkEnd w:id="0"/>
-            <w:proofErr w:type="gramEnd"/>
           </w:p>
         </w:tc>
         <w:tc>
@@ -4441,7 +4493,6 @@
                 <w:szCs w:val="26"/>
               </w:rPr>
             </w:pPr>
-            <w:proofErr w:type="gramStart"/>
             <w:r>
               <w:rPr>
                 <w:rFonts w:eastAsia="Roboto regular" w:cs="Roboto regular"/>
@@ -4451,7 +4502,6 @@
               </w:rPr>
               <w:t>Bleu,oblong</w:t>
             </w:r>
-            <w:proofErr w:type="gramEnd"/>
           </w:p>
         </w:tc>
         <w:tc>
@@ -4575,7 +4625,6 @@
               </w:rPr>
             </w:pPr>
             <w:bookmarkStart w:id="1" w:name="_Int_O8L0RugT"/>
-            <w:proofErr w:type="gramStart"/>
             <w:r>
               <w:rPr>
                 <w:rFonts w:eastAsia="Roboto regular" w:cs="Roboto regular"/>
@@ -4586,7 +4635,6 @@
               <w:t>non</w:t>
             </w:r>
             <w:bookmarkEnd w:id="1"/>
-            <w:proofErr w:type="gramEnd"/>
           </w:p>
         </w:tc>
         <w:tc>
@@ -4604,7 +4652,6 @@
                 <w:szCs w:val="26"/>
               </w:rPr>
             </w:pPr>
-            <w:proofErr w:type="gramStart"/>
             <w:r>
               <w:rPr>
                 <w:rFonts w:eastAsia="Roboto regular" w:cs="Roboto regular"/>
@@ -4614,7 +4661,6 @@
               </w:rPr>
               <w:t>Rose,oblong</w:t>
             </w:r>
-            <w:proofErr w:type="gramEnd"/>
           </w:p>
         </w:tc>
         <w:tc>
@@ -4747,7 +4793,6 @@
               </w:rPr>
             </w:pPr>
             <w:bookmarkStart w:id="2" w:name="_Int_rKuPfuYN"/>
-            <w:proofErr w:type="gramStart"/>
             <w:r>
               <w:rPr>
                 <w:rFonts w:eastAsia="Roboto regular" w:cs="Roboto regular"/>
@@ -4758,7 +4803,6 @@
               <w:t>non</w:t>
             </w:r>
             <w:bookmarkEnd w:id="2"/>
-            <w:proofErr w:type="gramEnd"/>
           </w:p>
         </w:tc>
         <w:tc>
@@ -4926,7 +4970,6 @@
               </w:rPr>
             </w:pPr>
             <w:bookmarkStart w:id="3" w:name="_Int_xGG3Oe4G"/>
-            <w:proofErr w:type="gramStart"/>
             <w:r>
               <w:rPr>
                 <w:rFonts w:eastAsia="Roboto regular" w:cs="Roboto regular"/>
@@ -4937,7 +4980,6 @@
               <w:t>non</w:t>
             </w:r>
             <w:bookmarkEnd w:id="3"/>
-            <w:proofErr w:type="gramEnd"/>
           </w:p>
         </w:tc>
         <w:tc>
@@ -5105,7 +5147,6 @@
               </w:rPr>
             </w:pPr>
             <w:bookmarkStart w:id="4" w:name="_Int_wKzXA2tL"/>
-            <w:proofErr w:type="gramStart"/>
             <w:r>
               <w:rPr>
                 <w:rFonts w:eastAsia="Roboto regular" w:cs="Roboto regular"/>
@@ -5116,7 +5157,6 @@
               <w:t>non</w:t>
             </w:r>
             <w:bookmarkEnd w:id="4"/>
-            <w:proofErr w:type="gramEnd"/>
           </w:p>
         </w:tc>
         <w:tc>
@@ -5449,7 +5489,28 @@
                 <w:rFonts w:eastAsia="Roboto regular" w:cs="Roboto regular"/>
                 <w:color w:val="auto"/>
               </w:rPr>
-              <w:t>- Sur le PO, Vérifier la mention "NO PERFORATION" (si applicable) (Noter Oui / Non)</w:t>
+              <w:t>- Sur l</w:t>
+            </w:r>
+            <w:r>
+              <w:rPr>
+                <w:rFonts w:eastAsia="Roboto regular" w:cs="Roboto regular"/>
+                <w:color w:val="auto"/>
+              </w:rPr>
+              <w:t>’</w:t>
+            </w:r>
+            <w:r>
+              <w:rPr>
+                <w:rFonts w:eastAsia="Roboto regular" w:cs="Roboto regular"/>
+                <w:color w:val="auto"/>
+              </w:rPr>
+              <w:t>OF</w:t>
+            </w:r>
+            <w:r>
+              <w:rPr>
+                <w:rFonts w:eastAsia="Roboto regular" w:cs="Roboto regular"/>
+                <w:color w:val="auto"/>
+              </w:rPr>
+              <w:t>, Vérifier la mention "NO PERFORATION" (si applicable) (Noter Oui / Non)</w:t>
             </w:r>
           </w:p>
           <w:p>
@@ -5727,7 +5788,28 @@
                 <w:rFonts w:eastAsia="Roboto regular" w:cs="Roboto regular"/>
                 <w:color w:val="auto"/>
               </w:rPr>
-              <w:t>Conformité code article imprimé sur blister par rapport au PO (article BLPR) et l'inscrire dans la case</w:t>
+              <w:t xml:space="preserve">Conformité code article imprimé sur blister par rapport </w:t>
+            </w:r>
+            <w:r>
+              <w:rPr>
+                <w:rFonts w:eastAsia="Roboto regular" w:cs="Roboto regular"/>
+                <w:color w:val="auto"/>
+              </w:rPr>
+              <w:t>à l’</w:t>
+            </w:r>
+            <w:r>
+              <w:rPr>
+                <w:rFonts w:eastAsia="Roboto regular" w:cs="Roboto regular"/>
+                <w:color w:val="auto"/>
+              </w:rPr>
+              <w:t>OF</w:t>
+            </w:r>
+            <w:r>
+              <w:rPr>
+                <w:rFonts w:eastAsia="Roboto regular" w:cs="Roboto regular"/>
+                <w:color w:val="auto"/>
+              </w:rPr>
+              <w:t xml:space="preserve"> (article BLPR) et l'inscrire dans la case</w:t>
             </w:r>
           </w:p>
         </w:tc>
@@ -5873,7 +5955,21 @@
                 <w:rFonts w:eastAsia="Roboto regular" w:cs="Roboto regular"/>
                 <w:color w:val="auto"/>
               </w:rPr>
-              <w:t>Vérifier la lisibilité et la conformité par rapport au PO</w:t>
+              <w:t xml:space="preserve">Vérifier la lisibilité et la conformité par rapport </w:t>
+            </w:r>
+            <w:r>
+              <w:rPr>
+                <w:rFonts w:eastAsia="Roboto regular" w:cs="Roboto regular"/>
+                <w:color w:val="auto"/>
+              </w:rPr>
+              <w:t>à l’</w:t>
+            </w:r>
+            <w:r>
+              <w:rPr>
+                <w:rFonts w:eastAsia="Roboto regular" w:cs="Roboto regular"/>
+                <w:color w:val="auto"/>
+              </w:rPr>
+              <w:t>OF</w:t>
             </w:r>
           </w:p>
         </w:tc>
@@ -6243,7 +6339,21 @@
                 <w:rFonts w:eastAsia="Roboto regular" w:cs="Roboto regular"/>
                 <w:color w:val="auto"/>
               </w:rPr>
-              <w:t>La conformité du code par rapport au PO</w:t>
+              <w:t xml:space="preserve">La conformité du code par rapport </w:t>
+            </w:r>
+            <w:r>
+              <w:rPr>
+                <w:rFonts w:eastAsia="Roboto regular" w:cs="Roboto regular"/>
+                <w:color w:val="auto"/>
+              </w:rPr>
+              <w:t>à l’</w:t>
+            </w:r>
+            <w:r>
+              <w:rPr>
+                <w:rFonts w:eastAsia="Roboto regular" w:cs="Roboto regular"/>
+                <w:color w:val="auto"/>
+              </w:rPr>
+              <w:t>OF</w:t>
             </w:r>
           </w:p>
         </w:tc>
@@ -6396,7 +6506,21 @@
                 <w:rFonts w:eastAsia="Roboto regular" w:cs="Roboto regular"/>
                 <w:color w:val="auto"/>
               </w:rPr>
-              <w:t>La conformité du code de l'étui par rapport au PO</w:t>
+              <w:t xml:space="preserve">La conformité du code de l'étui par rapport </w:t>
+            </w:r>
+            <w:r>
+              <w:rPr>
+                <w:rFonts w:eastAsia="Roboto regular" w:cs="Roboto regular"/>
+                <w:color w:val="auto"/>
+              </w:rPr>
+              <w:t>à l’</w:t>
+            </w:r>
+            <w:r>
+              <w:rPr>
+                <w:rFonts w:eastAsia="Roboto regular" w:cs="Roboto regular"/>
+                <w:color w:val="auto"/>
+              </w:rPr>
+              <w:t>OF</w:t>
             </w:r>
           </w:p>
         </w:tc>
@@ -6507,23 +6631,7 @@
                 <w:rFonts w:eastAsia="Roboto regular" w:cs="Roboto regular"/>
                 <w:color w:val="auto"/>
               </w:rPr>
-              <w:t>(</w:t>
-            </w:r>
-            <w:proofErr w:type="gramStart"/>
-            <w:r>
-              <w:rPr>
-                <w:rFonts w:eastAsia="Roboto regular" w:cs="Roboto regular"/>
-                <w:color w:val="auto"/>
-              </w:rPr>
-              <w:t>point</w:t>
-            </w:r>
-            <w:proofErr w:type="gramEnd"/>
-            <w:r>
-              <w:rPr>
-                <w:rFonts w:eastAsia="Roboto regular" w:cs="Roboto regular"/>
-                <w:color w:val="auto"/>
-              </w:rPr>
-              <w:t xml:space="preserve"> de colle des 2 cotés de l'étui)</w:t>
+              <w:t>(point de colle des 2 cotés de l'étui)</w:t>
             </w:r>
           </w:p>
         </w:tc>
@@ -6563,23 +6671,28 @@
                 <w:rFonts w:eastAsia="Roboto regular" w:cs="Roboto regular"/>
                 <w:color w:val="auto"/>
               </w:rPr>
-              <w:t xml:space="preserve">Verifier l'emplacement et la conformité de l'impression des données variables par rapport au </w:t>
-            </w:r>
-            <w:proofErr w:type="gramStart"/>
-            <w:r>
-              <w:rPr>
-                <w:rFonts w:eastAsia="Roboto regular" w:cs="Roboto regular"/>
-                <w:color w:val="auto"/>
-              </w:rPr>
-              <w:t>PO:</w:t>
-            </w:r>
-            <w:proofErr w:type="gramEnd"/>
-            <w:r>
-              <w:rPr>
-                <w:rFonts w:eastAsia="Roboto regular" w:cs="Roboto regular"/>
-                <w:color w:val="auto"/>
-              </w:rPr>
-              <w:t xml:space="preserve"> </w:t>
+              <w:t xml:space="preserve">Verifier l'emplacement et la conformité de l'impression des données variables par rapport </w:t>
+            </w:r>
+            <w:r>
+              <w:rPr>
+                <w:rFonts w:eastAsia="Roboto regular" w:cs="Roboto regular"/>
+                <w:color w:val="auto"/>
+              </w:rPr>
+              <w:t>à l’</w:t>
+            </w:r>
+            <w:r>
+              <w:rPr>
+                <w:rFonts w:eastAsia="Roboto regular" w:cs="Roboto regular"/>
+                <w:color w:val="auto"/>
+              </w:rPr>
+              <w:t>OF</w:t>
+            </w:r>
+            <w:r>
+              <w:rPr>
+                <w:rFonts w:eastAsia="Roboto regular" w:cs="Roboto regular"/>
+                <w:color w:val="auto"/>
+              </w:rPr>
+              <w:t xml:space="preserve">: </w:t>
             </w:r>
           </w:p>
           <w:p>
@@ -6604,7 +6717,6 @@
               </w:rPr>
               <w:t xml:space="preserve">Lot, </w:t>
             </w:r>
-            <w:proofErr w:type="gramStart"/>
             <w:r>
               <w:rPr>
                 <w:rFonts w:eastAsia="Roboto regular" w:cs="Roboto regular"/>
@@ -6617,33 +6729,24 @@
                 <w:rFonts w:eastAsia="Roboto regular" w:cs="Roboto regular"/>
                 <w:color w:val="auto"/>
               </w:rPr>
-              <w:t>;</w:t>
-            </w:r>
-            <w:proofErr w:type="gramEnd"/>
-            <w:r>
-              <w:rPr>
-                <w:rFonts w:eastAsia="Roboto regular" w:cs="Roboto regular"/>
-                <w:color w:val="auto"/>
-              </w:rPr>
-              <w:t xml:space="preserve"> et si applicable,CIP,GTIN, Date de fabrication, prix et</w:t>
-            </w:r>
-          </w:p>
-          <w:p>
-            <w:pPr>
-              <w:rPr>
-                <w:rFonts w:eastAsia="Roboto regular" w:cs="Roboto regular"/>
-                <w:color w:val="auto"/>
-              </w:rPr>
-            </w:pPr>
-          </w:p>
-          <w:p>
-            <w:pPr>
-              <w:rPr>
-                <w:rFonts w:eastAsia="Roboto regular" w:cs="Roboto regular"/>
-                <w:color w:val="auto"/>
-              </w:rPr>
-            </w:pPr>
-            <w:proofErr w:type="gramStart"/>
+              <w:t>; et si applicable,CIP,GTIN, Date de fabrication, prix et</w:t>
+            </w:r>
+          </w:p>
+          <w:p>
+            <w:pPr>
+              <w:rPr>
+                <w:rFonts w:eastAsia="Roboto regular" w:cs="Roboto regular"/>
+                <w:color w:val="auto"/>
+              </w:rPr>
+            </w:pPr>
+          </w:p>
+          <w:p>
+            <w:pPr>
+              <w:rPr>
+                <w:rFonts w:eastAsia="Roboto regular" w:cs="Roboto regular"/>
+                <w:color w:val="auto"/>
+              </w:rPr>
+            </w:pPr>
             <w:r>
               <w:rPr>
                 <w:rFonts w:eastAsia="Roboto regular" w:cs="Roboto regular"/>
@@ -6651,7 +6754,6 @@
               </w:rPr>
               <w:t>écrire</w:t>
             </w:r>
-            <w:proofErr w:type="gramEnd"/>
             <w:r>
               <w:rPr>
                 <w:rFonts w:eastAsia="Roboto regular" w:cs="Roboto regular"/>
@@ -6899,7 +7001,21 @@
                 <w:rFonts w:eastAsia="Roboto regular" w:cs="Roboto regular"/>
                 <w:color w:val="auto"/>
               </w:rPr>
-              <w:t>La conformité du bollino par rapport au PO</w:t>
+              <w:t xml:space="preserve">La conformité du bollino par rapport </w:t>
+            </w:r>
+            <w:r>
+              <w:rPr>
+                <w:rFonts w:eastAsia="Roboto regular" w:cs="Roboto regular"/>
+                <w:color w:val="auto"/>
+              </w:rPr>
+              <w:t>à l’</w:t>
+            </w:r>
+            <w:r>
+              <w:rPr>
+                <w:rFonts w:eastAsia="Roboto regular" w:cs="Roboto regular"/>
+                <w:color w:val="auto"/>
+              </w:rPr>
+              <w:t>OF</w:t>
             </w:r>
           </w:p>
         </w:tc>
@@ -7061,7 +7177,34 @@
           <w:sz w:val="26"/>
           <w:szCs w:val="26"/>
         </w:rPr>
-        <w:t>Vérifier et viser les articles de conditionnement et le PO après avoir contrôlé la conformité des impressions blisters et étuis ainsi que la conformité des codes articles (effectuer les mêmes contrôles que ceux détaillées aux § 6.2, 6.3 et 6.4)</w:t>
+        <w:t>Vérifier et viser les articles de conditionnement et l</w:t>
+      </w:r>
+      <w:r>
+        <w:rPr>
+          <w:rFonts w:eastAsia="Roboto regular" w:cs="Roboto regular"/>
+          <w:color w:val="auto"/>
+          <w:sz w:val="26"/>
+          <w:szCs w:val="26"/>
+        </w:rPr>
+        <w:t>’</w:t>
+      </w:r>
+      <w:r>
+        <w:rPr>
+          <w:rFonts w:eastAsia="Roboto regular" w:cs="Roboto regular"/>
+          <w:color w:val="auto"/>
+          <w:sz w:val="26"/>
+          <w:szCs w:val="26"/>
+        </w:rPr>
+        <w:t>OF</w:t>
+      </w:r>
+      <w:r>
+        <w:rPr>
+          <w:rFonts w:eastAsia="Roboto regular" w:cs="Roboto regular"/>
+          <w:color w:val="auto"/>
+          <w:sz w:val="26"/>
+          <w:szCs w:val="26"/>
+        </w:rPr>
+        <w:t xml:space="preserve"> après avoir contrôlé la conformité des impressions blisters et étuis ainsi que la conformité des codes articles (effectuer les mêmes contrôles que ceux détaillées aux § 6.2, 6.3 et 6.4)</w:t>
       </w:r>
     </w:p>
     <w:tbl>
@@ -7203,7 +7346,28 @@
                 <w:rFonts w:eastAsia="Roboto regular" w:cs="Roboto regular"/>
                 <w:color w:val="auto"/>
               </w:rPr>
-              <w:t>Sur le PO, vérification de la mention "NO PERFORATION" (si applicable) (Noter Oui / Non)</w:t>
+              <w:t>Sur l</w:t>
+            </w:r>
+            <w:r>
+              <w:rPr>
+                <w:rFonts w:eastAsia="Roboto regular" w:cs="Roboto regular"/>
+                <w:color w:val="auto"/>
+              </w:rPr>
+              <w:t>’</w:t>
+            </w:r>
+            <w:r>
+              <w:rPr>
+                <w:rFonts w:eastAsia="Roboto regular" w:cs="Roboto regular"/>
+                <w:color w:val="auto"/>
+              </w:rPr>
+              <w:t>OF</w:t>
+            </w:r>
+            <w:r>
+              <w:rPr>
+                <w:rFonts w:eastAsia="Roboto regular" w:cs="Roboto regular"/>
+                <w:color w:val="auto"/>
+              </w:rPr>
+              <w:t>, vérification de la mention "NO PERFORATION" (si applicable) (Noter Oui / Non)</w:t>
             </w:r>
           </w:p>
         </w:tc>
@@ -7777,21 +7941,12 @@
           <w:color w:val="auto"/>
         </w:rPr>
       </w:pPr>
-      <w:proofErr w:type="gramStart"/>
       <w:r>
         <w:rPr>
           <w:rFonts w:eastAsia="Roboto regular" w:cs="Roboto regular"/>
           <w:color w:val="auto"/>
         </w:rPr>
-        <w:t>Rappel:</w:t>
-      </w:r>
-      <w:proofErr w:type="gramEnd"/>
-      <w:r>
-        <w:rPr>
-          <w:rFonts w:eastAsia="Roboto regular" w:cs="Roboto regular"/>
-          <w:color w:val="auto"/>
-        </w:rPr>
-        <w:t xml:space="preserve"> En cas de mise en œuvre d'un Bulk</w:t>
+        <w:t>Rappel: En cas de mise en œuvre d'un Bulk</w:t>
       </w:r>
       <w:r>
         <w:rPr>
@@ -9073,16 +9228,7 @@
           <w:rFonts w:eastAsia="Roboto regular" w:cs="Roboto regular"/>
           <w:color w:val="auto"/>
         </w:rPr>
-        <w:t xml:space="preserve">A effectuer en début de lot Tous les contrôles doivent être effectués avant le démarrage effectif du lot d'après la </w:t>
-      </w:r>
-      <w:r>
-        <w:rPr>
-          <w:rFonts w:eastAsia="Roboto regular" w:cs="Roboto regular"/>
-          <w:color w:val="auto"/>
-          <w:sz w:val="26"/>
-          <w:szCs w:val="26"/>
-        </w:rPr>
-        <w:t>PROD-SOP-0201</w:t>
+        <w:t>A effectuer en début de lot Tous les contrôles doivent être effectués avant le démarrage effectif du lot</w:t>
       </w:r>
     </w:p>
     <w:tbl>
@@ -12107,7 +12253,21 @@
           <w:rFonts w:eastAsia="Roboto regular" w:cs="Roboto regular"/>
           <w:color w:val="auto"/>
         </w:rPr>
-        <w:t>(*) Vérifier la qualité du marquage et le code du cliché par rapport au PO</w:t>
+        <w:t xml:space="preserve">(*) Vérifier la qualité du marquage et le code du cliché par rapport </w:t>
+      </w:r>
+      <w:r>
+        <w:rPr>
+          <w:rFonts w:eastAsia="Roboto regular" w:cs="Roboto regular"/>
+          <w:color w:val="auto"/>
+        </w:rPr>
+        <w:t>à l’</w:t>
+      </w:r>
+      <w:r>
+        <w:rPr>
+          <w:rFonts w:eastAsia="Roboto regular" w:cs="Roboto regular"/>
+          <w:color w:val="auto"/>
+        </w:rPr>
+        <w:t>OF</w:t>
       </w:r>
     </w:p>
     <w:p>
@@ -12179,12 +12339,8 @@
       </w:pPr>
     </w:p>
     <w:sectPr>
-      <w:headerReference w:type="even" r:id="rId11"/>
-      <w:headerReference w:type="default" r:id="rId12"/>
-      <w:footerReference w:type="even" r:id="rId13"/>
-      <w:footerReference w:type="default" r:id="rId14"/>
-      <w:headerReference w:type="first" r:id="rId15"/>
-      <w:footerReference w:type="first" r:id="rId16"/>
+      <w:headerReference w:type="default" r:id="rId11"/>
+      <w:footerReference w:type="default" r:id="rId12"/>
       <w:pgSz w:w="11906" w:h="16838"/>
       <w:pgMar w:top="1417" w:right="1417" w:bottom="1417" w:left="1417" w:header="708" w:footer="708" w:gutter="0"/>
       <w:cols w:space="708"/>
@@ -12195,7 +12351,7 @@
 </file>
 
 <file path=word/endnotes.xml><?xml version="1.0" encoding="utf-8"?>
-<w:endnotes xmlns:wpc="http://schemas.microsoft.com/office/word/2010/wordprocessingCanvas" xmlns:cx="http://schemas.microsoft.com/office/drawing/2014/chartex" xmlns:cx1="http://schemas.microsoft.com/office/drawing/2015/9/8/chartex" xmlns:cx2="http://schemas.microsoft.com/office/drawing/2015/10/21/chartex" xmlns:cx3="http://schemas.microsoft.com/office/drawing/2016/5/9/chartex" xmlns:cx4="http://schemas.microsoft.com/office/drawing/2016/5/10/chartex" xmlns:cx5="http://schemas.microsoft.com/office/drawing/2016/5/11/chartex" xmlns:cx6="http://schemas.microsoft.com/office/drawing/2016/5/12/chartex" xmlns:cx7="http://schemas.microsoft.com/office/drawing/2016/5/13/chartex" xmlns:cx8="http://schemas.microsoft.com/office/drawing/2016/5/14/chartex" xmlns:mc="http://schemas.openxmlformats.org/markup-compatibility/2006" xmlns:aink="http://schemas.microsoft.com/office/drawing/2016/ink" xmlns:am3d="http://schemas.microsoft.com/office/drawing/2017/model3d" xmlns:o="urn:schemas-microsoft-com:office:office" xmlns:oel="http://schemas.microsoft.com/office/2019/extlst" xmlns:r="http://schemas.openxmlformats.org/officeDocument/2006/relationships" xmlns:m="http://schemas.openxmlformats.org/officeDocument/2006/math" xmlns:v="urn:schemas-microsoft-com:vml" xmlns:wp14="http://schemas.microsoft.com/office/word/2010/wordprocessingDrawing" xmlns:wp="http://schemas.openxmlformats.org/drawingml/2006/wordprocessingDrawing" xmlns:w10="urn:schemas-microsoft-com:office:word" xmlns:w="http://schemas.openxmlformats.org/wordprocessingml/2006/main" xmlns:w14="http://schemas.microsoft.com/office/word/2010/wordml" xmlns:w15="http://schemas.microsoft.com/office/word/2012/wordml" xmlns:w16cex="http://schemas.microsoft.com/office/word/2018/wordml/cex" xmlns:w16cid="http://schemas.microsoft.com/office/word/2016/wordml/cid" xmlns:w16="http://schemas.microsoft.com/office/word/2018/wordml" xmlns:w16sdtdh="http://schemas.microsoft.com/office/word/2020/wordml/sdtdatahash" xmlns:w16se="http://schemas.microsoft.com/office/word/2015/wordml/symex" xmlns:wpg="http://schemas.microsoft.com/office/word/2010/wordprocessingGroup" xmlns:wpi="http://schemas.microsoft.com/office/word/2010/wordprocessingInk" xmlns:wne="http://schemas.microsoft.com/office/word/2006/wordml" xmlns:wps="http://schemas.microsoft.com/office/word/2010/wordprocessingShape" mc:Ignorable="w14 w15 w16se w16cid w16 w16cex w16sdtdh wp14">
+<w:endnotes xmlns:wpc="http://schemas.microsoft.com/office/word/2010/wordprocessingCanvas" xmlns:cx="http://schemas.microsoft.com/office/drawing/2014/chartex" xmlns:cx1="http://schemas.microsoft.com/office/drawing/2015/9/8/chartex" xmlns:cx2="http://schemas.microsoft.com/office/drawing/2015/10/21/chartex" xmlns:cx3="http://schemas.microsoft.com/office/drawing/2016/5/9/chartex" xmlns:cx4="http://schemas.microsoft.com/office/drawing/2016/5/10/chartex" xmlns:cx5="http://schemas.microsoft.com/office/drawing/2016/5/11/chartex" xmlns:cx6="http://schemas.microsoft.com/office/drawing/2016/5/12/chartex" xmlns:cx7="http://schemas.microsoft.com/office/drawing/2016/5/13/chartex" xmlns:cx8="http://schemas.microsoft.com/office/drawing/2016/5/14/chartex" xmlns:mc="http://schemas.openxmlformats.org/markup-compatibility/2006" xmlns:aink="http://schemas.microsoft.com/office/drawing/2016/ink" xmlns:am3d="http://schemas.microsoft.com/office/drawing/2017/model3d" xmlns:o="urn:schemas-microsoft-com:office:office" xmlns:oel="http://schemas.microsoft.com/office/2019/extlst" xmlns:r="http://schemas.openxmlformats.org/officeDocument/2006/relationships" xmlns:m="http://schemas.openxmlformats.org/officeDocument/2006/math" xmlns:v="urn:schemas-microsoft-com:vml" xmlns:wp14="http://schemas.microsoft.com/office/word/2010/wordprocessingDrawing" xmlns:wp="http://schemas.openxmlformats.org/drawingml/2006/wordprocessingDrawing" xmlns:w10="urn:schemas-microsoft-com:office:word" xmlns:w="http://schemas.openxmlformats.org/wordprocessingml/2006/main" xmlns:w14="http://schemas.microsoft.com/office/word/2010/wordml" xmlns:w15="http://schemas.microsoft.com/office/word/2012/wordml" xmlns:w16cex="http://schemas.microsoft.com/office/word/2018/wordml/cex" xmlns:w16cid="http://schemas.microsoft.com/office/word/2016/wordml/cid" xmlns:w16="http://schemas.microsoft.com/office/word/2018/wordml" xmlns:w16du="http://schemas.microsoft.com/office/word/2023/wordml/word16du" xmlns:w16sdtdh="http://schemas.microsoft.com/office/word/2020/wordml/sdtdatahash" xmlns:w16sdtfl="http://schemas.microsoft.com/office/word/2024/wordml/sdtformatlock" xmlns:w16se="http://schemas.microsoft.com/office/word/2015/wordml/symex" xmlns:wpg="http://schemas.microsoft.com/office/word/2010/wordprocessingGroup" xmlns:wpi="http://schemas.microsoft.com/office/word/2010/wordprocessingInk" xmlns:wne="http://schemas.microsoft.com/office/word/2006/wordml" xmlns:wps="http://schemas.microsoft.com/office/word/2010/wordprocessingShape" mc:Ignorable="w14 w15 w16se w16cid w16 w16cex w16sdtdh w16sdtfl w16du wp14">
   <w:endnote w:type="separator" w:id="-1">
     <w:p>
       <w:r>
@@ -12217,17 +12373,7 @@
 </file>
 
 <file path=word/footer1.xml><?xml version="1.0" encoding="utf-8"?>
-<w:ftr xmlns:wpc="http://schemas.microsoft.com/office/word/2010/wordprocessingCanvas" xmlns:cx="http://schemas.microsoft.com/office/drawing/2014/chartex" xmlns:cx1="http://schemas.microsoft.com/office/drawing/2015/9/8/chartex" xmlns:cx2="http://schemas.microsoft.com/office/drawing/2015/10/21/chartex" xmlns:cx3="http://schemas.microsoft.com/office/drawing/2016/5/9/chartex" xmlns:cx4="http://schemas.microsoft.com/office/drawing/2016/5/10/chartex" xmlns:cx5="http://schemas.microsoft.com/office/drawing/2016/5/11/chartex" xmlns:cx6="http://schemas.microsoft.com/office/drawing/2016/5/12/chartex" xmlns:cx7="http://schemas.microsoft.com/office/drawing/2016/5/13/chartex" xmlns:cx8="http://schemas.microsoft.com/office/drawing/2016/5/14/chartex" xmlns:mc="http://schemas.openxmlformats.org/markup-compatibility/2006" xmlns:aink="http://schemas.microsoft.com/office/drawing/2016/ink" xmlns:am3d="http://schemas.microsoft.com/office/drawing/2017/model3d" xmlns:o="urn:schemas-microsoft-com:office:office" xmlns:oel="http://schemas.microsoft.com/office/2019/extlst" xmlns:r="http://schemas.openxmlformats.org/officeDocument/2006/relationships" xmlns:m="http://schemas.openxmlformats.org/officeDocument/2006/math" xmlns:v="urn:schemas-microsoft-com:vml" xmlns:wp14="http://schemas.microsoft.com/office/word/2010/wordprocessingDrawing" xmlns:wp="http://schemas.openxmlformats.org/drawingml/2006/wordprocessingDrawing" xmlns:w10="urn:schemas-microsoft-com:office:word" xmlns:w="http://schemas.openxmlformats.org/wordprocessingml/2006/main" xmlns:w14="http://schemas.microsoft.com/office/word/2010/wordml" xmlns:w15="http://schemas.microsoft.com/office/word/2012/wordml" xmlns:w16cex="http://schemas.microsoft.com/office/word/2018/wordml/cex" xmlns:w16cid="http://schemas.microsoft.com/office/word/2016/wordml/cid" xmlns:w16="http://schemas.microsoft.com/office/word/2018/wordml" xmlns:w16sdtdh="http://schemas.microsoft.com/office/word/2020/wordml/sdtdatahash" xmlns:w16se="http://schemas.microsoft.com/office/word/2015/wordml/symex" xmlns:wpg="http://schemas.microsoft.com/office/word/2010/wordprocessingGroup" xmlns:wpi="http://schemas.microsoft.com/office/word/2010/wordprocessingInk" xmlns:wne="http://schemas.microsoft.com/office/word/2006/wordml" xmlns:wps="http://schemas.microsoft.com/office/word/2010/wordprocessingShape" mc:Ignorable="w14 w15 w16se w16cid w16 w16cex w16sdtdh wp14">
-  <w:p>
-    <w:pPr>
-      <w:pStyle w:val="Pieddepage"/>
-    </w:pPr>
-  </w:p>
-</w:ftr>
-</file>
-
-<file path=word/footer2.xml><?xml version="1.0" encoding="utf-8"?>
-<w:ftr xmlns:wpc="http://schemas.microsoft.com/office/word/2010/wordprocessingCanvas" xmlns:cx="http://schemas.microsoft.com/office/drawing/2014/chartex" xmlns:cx1="http://schemas.microsoft.com/office/drawing/2015/9/8/chartex" xmlns:cx2="http://schemas.microsoft.com/office/drawing/2015/10/21/chartex" xmlns:cx3="http://schemas.microsoft.com/office/drawing/2016/5/9/chartex" xmlns:cx4="http://schemas.microsoft.com/office/drawing/2016/5/10/chartex" xmlns:cx5="http://schemas.microsoft.com/office/drawing/2016/5/11/chartex" xmlns:cx6="http://schemas.microsoft.com/office/drawing/2016/5/12/chartex" xmlns:cx7="http://schemas.microsoft.com/office/drawing/2016/5/13/chartex" xmlns:cx8="http://schemas.microsoft.com/office/drawing/2016/5/14/chartex" xmlns:mc="http://schemas.openxmlformats.org/markup-compatibility/2006" xmlns:aink="http://schemas.microsoft.com/office/drawing/2016/ink" xmlns:am3d="http://schemas.microsoft.com/office/drawing/2017/model3d" xmlns:o="urn:schemas-microsoft-com:office:office" xmlns:oel="http://schemas.microsoft.com/office/2019/extlst" xmlns:r="http://schemas.openxmlformats.org/officeDocument/2006/relationships" xmlns:m="http://schemas.openxmlformats.org/officeDocument/2006/math" xmlns:v="urn:schemas-microsoft-com:vml" xmlns:wp14="http://schemas.microsoft.com/office/word/2010/wordprocessingDrawing" xmlns:wp="http://schemas.openxmlformats.org/drawingml/2006/wordprocessingDrawing" xmlns:w10="urn:schemas-microsoft-com:office:word" xmlns:w="http://schemas.openxmlformats.org/wordprocessingml/2006/main" xmlns:w14="http://schemas.microsoft.com/office/word/2010/wordml" xmlns:w15="http://schemas.microsoft.com/office/word/2012/wordml" xmlns:w16cex="http://schemas.microsoft.com/office/word/2018/wordml/cex" xmlns:w16cid="http://schemas.microsoft.com/office/word/2016/wordml/cid" xmlns:w16="http://schemas.microsoft.com/office/word/2018/wordml" xmlns:w16sdtdh="http://schemas.microsoft.com/office/word/2020/wordml/sdtdatahash" xmlns:w16se="http://schemas.microsoft.com/office/word/2015/wordml/symex" xmlns:wpg="http://schemas.microsoft.com/office/word/2010/wordprocessingGroup" xmlns:wpi="http://schemas.microsoft.com/office/word/2010/wordprocessingInk" xmlns:wne="http://schemas.microsoft.com/office/word/2006/wordml" xmlns:wps="http://schemas.microsoft.com/office/word/2010/wordprocessingShape" mc:Ignorable="w14 w15 w16se w16cid w16 w16cex w16sdtdh wp14">
+<w:ftr xmlns:wpc="http://schemas.microsoft.com/office/word/2010/wordprocessingCanvas" xmlns:cx="http://schemas.microsoft.com/office/drawing/2014/chartex" xmlns:cx1="http://schemas.microsoft.com/office/drawing/2015/9/8/chartex" xmlns:cx2="http://schemas.microsoft.com/office/drawing/2015/10/21/chartex" xmlns:cx3="http://schemas.microsoft.com/office/drawing/2016/5/9/chartex" xmlns:cx4="http://schemas.microsoft.com/office/drawing/2016/5/10/chartex" xmlns:cx5="http://schemas.microsoft.com/office/drawing/2016/5/11/chartex" xmlns:cx6="http://schemas.microsoft.com/office/drawing/2016/5/12/chartex" xmlns:cx7="http://schemas.microsoft.com/office/drawing/2016/5/13/chartex" xmlns:cx8="http://schemas.microsoft.com/office/drawing/2016/5/14/chartex" xmlns:mc="http://schemas.openxmlformats.org/markup-compatibility/2006" xmlns:aink="http://schemas.microsoft.com/office/drawing/2016/ink" xmlns:am3d="http://schemas.microsoft.com/office/drawing/2017/model3d" xmlns:o="urn:schemas-microsoft-com:office:office" xmlns:oel="http://schemas.microsoft.com/office/2019/extlst" xmlns:r="http://schemas.openxmlformats.org/officeDocument/2006/relationships" xmlns:m="http://schemas.openxmlformats.org/officeDocument/2006/math" xmlns:v="urn:schemas-microsoft-com:vml" xmlns:wp14="http://schemas.microsoft.com/office/word/2010/wordprocessingDrawing" xmlns:wp="http://schemas.openxmlformats.org/drawingml/2006/wordprocessingDrawing" xmlns:w10="urn:schemas-microsoft-com:office:word" xmlns:w="http://schemas.openxmlformats.org/wordprocessingml/2006/main" xmlns:w14="http://schemas.microsoft.com/office/word/2010/wordml" xmlns:w15="http://schemas.microsoft.com/office/word/2012/wordml" xmlns:w16cex="http://schemas.microsoft.com/office/word/2018/wordml/cex" xmlns:w16cid="http://schemas.microsoft.com/office/word/2016/wordml/cid" xmlns:w16="http://schemas.microsoft.com/office/word/2018/wordml" xmlns:w16du="http://schemas.microsoft.com/office/word/2023/wordml/word16du" xmlns:w16sdtdh="http://schemas.microsoft.com/office/word/2020/wordml/sdtdatahash" xmlns:w16sdtfl="http://schemas.microsoft.com/office/word/2024/wordml/sdtformatlock" xmlns:w16se="http://schemas.microsoft.com/office/word/2015/wordml/symex" xmlns:wpg="http://schemas.microsoft.com/office/word/2010/wordprocessingGroup" xmlns:wpi="http://schemas.microsoft.com/office/word/2010/wordprocessingInk" xmlns:wne="http://schemas.microsoft.com/office/word/2006/wordml" xmlns:wps="http://schemas.microsoft.com/office/word/2010/wordprocessingShape" mc:Ignorable="w14 w15 w16se w16cid w16 w16cex w16sdtdh w16sdtfl w16du wp14">
   <w:p>
     <w:pPr>
       <w:tabs>
@@ -12328,18 +12474,8 @@
 </w:ftr>
 </file>
 
-<file path=word/footer3.xml><?xml version="1.0" encoding="utf-8"?>
-<w:ftr xmlns:wpc="http://schemas.microsoft.com/office/word/2010/wordprocessingCanvas" xmlns:cx="http://schemas.microsoft.com/office/drawing/2014/chartex" xmlns:cx1="http://schemas.microsoft.com/office/drawing/2015/9/8/chartex" xmlns:cx2="http://schemas.microsoft.com/office/drawing/2015/10/21/chartex" xmlns:cx3="http://schemas.microsoft.com/office/drawing/2016/5/9/chartex" xmlns:cx4="http://schemas.microsoft.com/office/drawing/2016/5/10/chartex" xmlns:cx5="http://schemas.microsoft.com/office/drawing/2016/5/11/chartex" xmlns:cx6="http://schemas.microsoft.com/office/drawing/2016/5/12/chartex" xmlns:cx7="http://schemas.microsoft.com/office/drawing/2016/5/13/chartex" xmlns:cx8="http://schemas.microsoft.com/office/drawing/2016/5/14/chartex" xmlns:mc="http://schemas.openxmlformats.org/markup-compatibility/2006" xmlns:aink="http://schemas.microsoft.com/office/drawing/2016/ink" xmlns:am3d="http://schemas.microsoft.com/office/drawing/2017/model3d" xmlns:o="urn:schemas-microsoft-com:office:office" xmlns:oel="http://schemas.microsoft.com/office/2019/extlst" xmlns:r="http://schemas.openxmlformats.org/officeDocument/2006/relationships" xmlns:m="http://schemas.openxmlformats.org/officeDocument/2006/math" xmlns:v="urn:schemas-microsoft-com:vml" xmlns:wp14="http://schemas.microsoft.com/office/word/2010/wordprocessingDrawing" xmlns:wp="http://schemas.openxmlformats.org/drawingml/2006/wordprocessingDrawing" xmlns:w10="urn:schemas-microsoft-com:office:word" xmlns:w="http://schemas.openxmlformats.org/wordprocessingml/2006/main" xmlns:w14="http://schemas.microsoft.com/office/word/2010/wordml" xmlns:w15="http://schemas.microsoft.com/office/word/2012/wordml" xmlns:w16cex="http://schemas.microsoft.com/office/word/2018/wordml/cex" xmlns:w16cid="http://schemas.microsoft.com/office/word/2016/wordml/cid" xmlns:w16="http://schemas.microsoft.com/office/word/2018/wordml" xmlns:w16sdtdh="http://schemas.microsoft.com/office/word/2020/wordml/sdtdatahash" xmlns:w16se="http://schemas.microsoft.com/office/word/2015/wordml/symex" xmlns:wpg="http://schemas.microsoft.com/office/word/2010/wordprocessingGroup" xmlns:wpi="http://schemas.microsoft.com/office/word/2010/wordprocessingInk" xmlns:wne="http://schemas.microsoft.com/office/word/2006/wordml" xmlns:wps="http://schemas.microsoft.com/office/word/2010/wordprocessingShape" mc:Ignorable="w14 w15 w16se w16cid w16 w16cex w16sdtdh wp14">
-  <w:p>
-    <w:pPr>
-      <w:pStyle w:val="Pieddepage"/>
-    </w:pPr>
-  </w:p>
-</w:ftr>
-</file>
-
 <file path=word/footnotes.xml><?xml version="1.0" encoding="utf-8"?>
-<w:footnotes xmlns:wpc="http://schemas.microsoft.com/office/word/2010/wordprocessingCanvas" xmlns:cx="http://schemas.microsoft.com/office/drawing/2014/chartex" xmlns:cx1="http://schemas.microsoft.com/office/drawing/2015/9/8/chartex" xmlns:cx2="http://schemas.microsoft.com/office/drawing/2015/10/21/chartex" xmlns:cx3="http://schemas.microsoft.com/office/drawing/2016/5/9/chartex" xmlns:cx4="http://schemas.microsoft.com/office/drawing/2016/5/10/chartex" xmlns:cx5="http://schemas.microsoft.com/office/drawing/2016/5/11/chartex" xmlns:cx6="http://schemas.microsoft.com/office/drawing/2016/5/12/chartex" xmlns:cx7="http://schemas.microsoft.com/office/drawing/2016/5/13/chartex" xmlns:cx8="http://schemas.microsoft.com/office/drawing/2016/5/14/chartex" xmlns:mc="http://schemas.openxmlformats.org/markup-compatibility/2006" xmlns:aink="http://schemas.microsoft.com/office/drawing/2016/ink" xmlns:am3d="http://schemas.microsoft.com/office/drawing/2017/model3d" xmlns:o="urn:schemas-microsoft-com:office:office" xmlns:oel="http://schemas.microsoft.com/office/2019/extlst" xmlns:r="http://schemas.openxmlformats.org/officeDocument/2006/relationships" xmlns:m="http://schemas.openxmlformats.org/officeDocument/2006/math" xmlns:v="urn:schemas-microsoft-com:vml" xmlns:wp14="http://schemas.microsoft.com/office/word/2010/wordprocessingDrawing" xmlns:wp="http://schemas.openxmlformats.org/drawingml/2006/wordprocessingDrawing" xmlns:w10="urn:schemas-microsoft-com:office:word" xmlns:w="http://schemas.openxmlformats.org/wordprocessingml/2006/main" xmlns:w14="http://schemas.microsoft.com/office/word/2010/wordml" xmlns:w15="http://schemas.microsoft.com/office/word/2012/wordml" xmlns:w16cex="http://schemas.microsoft.com/office/word/2018/wordml/cex" xmlns:w16cid="http://schemas.microsoft.com/office/word/2016/wordml/cid" xmlns:w16="http://schemas.microsoft.com/office/word/2018/wordml" xmlns:w16sdtdh="http://schemas.microsoft.com/office/word/2020/wordml/sdtdatahash" xmlns:w16se="http://schemas.microsoft.com/office/word/2015/wordml/symex" xmlns:wpg="http://schemas.microsoft.com/office/word/2010/wordprocessingGroup" xmlns:wpi="http://schemas.microsoft.com/office/word/2010/wordprocessingInk" xmlns:wne="http://schemas.microsoft.com/office/word/2006/wordml" xmlns:wps="http://schemas.microsoft.com/office/word/2010/wordprocessingShape" mc:Ignorable="w14 w15 w16se w16cid w16 w16cex w16sdtdh wp14">
+<w:footnotes xmlns:wpc="http://schemas.microsoft.com/office/word/2010/wordprocessingCanvas" xmlns:cx="http://schemas.microsoft.com/office/drawing/2014/chartex" xmlns:cx1="http://schemas.microsoft.com/office/drawing/2015/9/8/chartex" xmlns:cx2="http://schemas.microsoft.com/office/drawing/2015/10/21/chartex" xmlns:cx3="http://schemas.microsoft.com/office/drawing/2016/5/9/chartex" xmlns:cx4="http://schemas.microsoft.com/office/drawing/2016/5/10/chartex" xmlns:cx5="http://schemas.microsoft.com/office/drawing/2016/5/11/chartex" xmlns:cx6="http://schemas.microsoft.com/office/drawing/2016/5/12/chartex" xmlns:cx7="http://schemas.microsoft.com/office/drawing/2016/5/13/chartex" xmlns:cx8="http://schemas.microsoft.com/office/drawing/2016/5/14/chartex" xmlns:mc="http://schemas.openxmlformats.org/markup-compatibility/2006" xmlns:aink="http://schemas.microsoft.com/office/drawing/2016/ink" xmlns:am3d="http://schemas.microsoft.com/office/drawing/2017/model3d" xmlns:o="urn:schemas-microsoft-com:office:office" xmlns:oel="http://schemas.microsoft.com/office/2019/extlst" xmlns:r="http://schemas.openxmlformats.org/officeDocument/2006/relationships" xmlns:m="http://schemas.openxmlformats.org/officeDocument/2006/math" xmlns:v="urn:schemas-microsoft-com:vml" xmlns:wp14="http://schemas.microsoft.com/office/word/2010/wordprocessingDrawing" xmlns:wp="http://schemas.openxmlformats.org/drawingml/2006/wordprocessingDrawing" xmlns:w10="urn:schemas-microsoft-com:office:word" xmlns:w="http://schemas.openxmlformats.org/wordprocessingml/2006/main" xmlns:w14="http://schemas.microsoft.com/office/word/2010/wordml" xmlns:w15="http://schemas.microsoft.com/office/word/2012/wordml" xmlns:w16cex="http://schemas.microsoft.com/office/word/2018/wordml/cex" xmlns:w16cid="http://schemas.microsoft.com/office/word/2016/wordml/cid" xmlns:w16="http://schemas.microsoft.com/office/word/2018/wordml" xmlns:w16du="http://schemas.microsoft.com/office/word/2023/wordml/word16du" xmlns:w16sdtdh="http://schemas.microsoft.com/office/word/2020/wordml/sdtdatahash" xmlns:w16sdtfl="http://schemas.microsoft.com/office/word/2024/wordml/sdtformatlock" xmlns:w16se="http://schemas.microsoft.com/office/word/2015/wordml/symex" xmlns:wpg="http://schemas.microsoft.com/office/word/2010/wordprocessingGroup" xmlns:wpi="http://schemas.microsoft.com/office/word/2010/wordprocessingInk" xmlns:wne="http://schemas.microsoft.com/office/word/2006/wordml" xmlns:wps="http://schemas.microsoft.com/office/word/2010/wordprocessingShape" mc:Ignorable="w14 w15 w16se w16cid w16 w16cex w16sdtdh w16sdtfl w16du wp14">
   <w:footnote w:type="separator" w:id="-1">
     <w:p>
       <w:r>
@@ -12361,17 +12497,7 @@
 </file>
 
 <file path=word/header1.xml><?xml version="1.0" encoding="utf-8"?>
-<w:hdr xmlns:wpc="http://schemas.microsoft.com/office/word/2010/wordprocessingCanvas" xmlns:cx="http://schemas.microsoft.com/office/drawing/2014/chartex" xmlns:cx1="http://schemas.microsoft.com/office/drawing/2015/9/8/chartex" xmlns:cx2="http://schemas.microsoft.com/office/drawing/2015/10/21/chartex" xmlns:cx3="http://schemas.microsoft.com/office/drawing/2016/5/9/chartex" xmlns:cx4="http://schemas.microsoft.com/office/drawing/2016/5/10/chartex" xmlns:cx5="http://schemas.microsoft.com/office/drawing/2016/5/11/chartex" xmlns:cx6="http://schemas.microsoft.com/office/drawing/2016/5/12/chartex" xmlns:cx7="http://schemas.microsoft.com/office/drawing/2016/5/13/chartex" xmlns:cx8="http://schemas.microsoft.com/office/drawing/2016/5/14/chartex" xmlns:mc="http://schemas.openxmlformats.org/markup-compatibility/2006" xmlns:aink="http://schemas.microsoft.com/office/drawing/2016/ink" xmlns:am3d="http://schemas.microsoft.com/office/drawing/2017/model3d" xmlns:o="urn:schemas-microsoft-com:office:office" xmlns:oel="http://schemas.microsoft.com/office/2019/extlst" xmlns:r="http://schemas.openxmlformats.org/officeDocument/2006/relationships" xmlns:m="http://schemas.openxmlformats.org/officeDocument/2006/math" xmlns:v="urn:schemas-microsoft-com:vml" xmlns:wp14="http://schemas.microsoft.com/office/word/2010/wordprocessingDrawing" xmlns:wp="http://schemas.openxmlformats.org/drawingml/2006/wordprocessingDrawing" xmlns:w10="urn:schemas-microsoft-com:office:word" xmlns:w="http://schemas.openxmlformats.org/wordprocessingml/2006/main" xmlns:w14="http://schemas.microsoft.com/office/word/2010/wordml" xmlns:w15="http://schemas.microsoft.com/office/word/2012/wordml" xmlns:w16cex="http://schemas.microsoft.com/office/word/2018/wordml/cex" xmlns:w16cid="http://schemas.microsoft.com/office/word/2016/wordml/cid" xmlns:w16="http://schemas.microsoft.com/office/word/2018/wordml" xmlns:w16sdtdh="http://schemas.microsoft.com/office/word/2020/wordml/sdtdatahash" xmlns:w16se="http://schemas.microsoft.com/office/word/2015/wordml/symex" xmlns:wpg="http://schemas.microsoft.com/office/word/2010/wordprocessingGroup" xmlns:wpi="http://schemas.microsoft.com/office/word/2010/wordprocessingInk" xmlns:wne="http://schemas.microsoft.com/office/word/2006/wordml" xmlns:wps="http://schemas.microsoft.com/office/word/2010/wordprocessingShape" mc:Ignorable="w14 w15 w16se w16cid w16 w16cex w16sdtdh wp14">
-  <w:p>
-    <w:pPr>
-      <w:pStyle w:val="En-tte"/>
-    </w:pPr>
-  </w:p>
-</w:hdr>
-</file>
-
-<file path=word/header2.xml><?xml version="1.0" encoding="utf-8"?>
-<w:hdr xmlns:wpc="http://schemas.microsoft.com/office/word/2010/wordprocessingCanvas" xmlns:cx="http://schemas.microsoft.com/office/drawing/2014/chartex" xmlns:cx1="http://schemas.microsoft.com/office/drawing/2015/9/8/chartex" xmlns:cx2="http://schemas.microsoft.com/office/drawing/2015/10/21/chartex" xmlns:cx3="http://schemas.microsoft.com/office/drawing/2016/5/9/chartex" xmlns:cx4="http://schemas.microsoft.com/office/drawing/2016/5/10/chartex" xmlns:cx5="http://schemas.microsoft.com/office/drawing/2016/5/11/chartex" xmlns:cx6="http://schemas.microsoft.com/office/drawing/2016/5/12/chartex" xmlns:cx7="http://schemas.microsoft.com/office/drawing/2016/5/13/chartex" xmlns:cx8="http://schemas.microsoft.com/office/drawing/2016/5/14/chartex" xmlns:mc="http://schemas.openxmlformats.org/markup-compatibility/2006" xmlns:aink="http://schemas.microsoft.com/office/drawing/2016/ink" xmlns:am3d="http://schemas.microsoft.com/office/drawing/2017/model3d" xmlns:o="urn:schemas-microsoft-com:office:office" xmlns:oel="http://schemas.microsoft.com/office/2019/extlst" xmlns:r="http://schemas.openxmlformats.org/officeDocument/2006/relationships" xmlns:m="http://schemas.openxmlformats.org/officeDocument/2006/math" xmlns:v="urn:schemas-microsoft-com:vml" xmlns:wp14="http://schemas.microsoft.com/office/word/2010/wordprocessingDrawing" xmlns:wp="http://schemas.openxmlformats.org/drawingml/2006/wordprocessingDrawing" xmlns:w10="urn:schemas-microsoft-com:office:word" xmlns:w="http://schemas.openxmlformats.org/wordprocessingml/2006/main" xmlns:w14="http://schemas.microsoft.com/office/word/2010/wordml" xmlns:w15="http://schemas.microsoft.com/office/word/2012/wordml" xmlns:w16cex="http://schemas.microsoft.com/office/word/2018/wordml/cex" xmlns:w16cid="http://schemas.microsoft.com/office/word/2016/wordml/cid" xmlns:w16="http://schemas.microsoft.com/office/word/2018/wordml" xmlns:w16sdtdh="http://schemas.microsoft.com/office/word/2020/wordml/sdtdatahash" xmlns:w16se="http://schemas.microsoft.com/office/word/2015/wordml/symex" xmlns:wpg="http://schemas.microsoft.com/office/word/2010/wordprocessingGroup" xmlns:wpi="http://schemas.microsoft.com/office/word/2010/wordprocessingInk" xmlns:wne="http://schemas.microsoft.com/office/word/2006/wordml" xmlns:wps="http://schemas.microsoft.com/office/word/2010/wordprocessingShape" mc:Ignorable="w14 w15 w16se w16cid w16 w16cex w16sdtdh wp14">
+<w:hdr xmlns:wpc="http://schemas.microsoft.com/office/word/2010/wordprocessingCanvas" xmlns:cx="http://schemas.microsoft.com/office/drawing/2014/chartex" xmlns:cx1="http://schemas.microsoft.com/office/drawing/2015/9/8/chartex" xmlns:cx2="http://schemas.microsoft.com/office/drawing/2015/10/21/chartex" xmlns:cx3="http://schemas.microsoft.com/office/drawing/2016/5/9/chartex" xmlns:cx4="http://schemas.microsoft.com/office/drawing/2016/5/10/chartex" xmlns:cx5="http://schemas.microsoft.com/office/drawing/2016/5/11/chartex" xmlns:cx6="http://schemas.microsoft.com/office/drawing/2016/5/12/chartex" xmlns:cx7="http://schemas.microsoft.com/office/drawing/2016/5/13/chartex" xmlns:cx8="http://schemas.microsoft.com/office/drawing/2016/5/14/chartex" xmlns:mc="http://schemas.openxmlformats.org/markup-compatibility/2006" xmlns:aink="http://schemas.microsoft.com/office/drawing/2016/ink" xmlns:am3d="http://schemas.microsoft.com/office/drawing/2017/model3d" xmlns:o="urn:schemas-microsoft-com:office:office" xmlns:oel="http://schemas.microsoft.com/office/2019/extlst" xmlns:r="http://schemas.openxmlformats.org/officeDocument/2006/relationships" xmlns:m="http://schemas.openxmlformats.org/officeDocument/2006/math" xmlns:v="urn:schemas-microsoft-com:vml" xmlns:wp14="http://schemas.microsoft.com/office/word/2010/wordprocessingDrawing" xmlns:wp="http://schemas.openxmlformats.org/drawingml/2006/wordprocessingDrawing" xmlns:w10="urn:schemas-microsoft-com:office:word" xmlns:w="http://schemas.openxmlformats.org/wordprocessingml/2006/main" xmlns:w14="http://schemas.microsoft.com/office/word/2010/wordml" xmlns:w15="http://schemas.microsoft.com/office/word/2012/wordml" xmlns:w16cex="http://schemas.microsoft.com/office/word/2018/wordml/cex" xmlns:w16cid="http://schemas.microsoft.com/office/word/2016/wordml/cid" xmlns:w16="http://schemas.microsoft.com/office/word/2018/wordml" xmlns:w16du="http://schemas.microsoft.com/office/word/2023/wordml/word16du" xmlns:w16sdtdh="http://schemas.microsoft.com/office/word/2020/wordml/sdtdatahash" xmlns:w16sdtfl="http://schemas.microsoft.com/office/word/2024/wordml/sdtformatlock" xmlns:w16se="http://schemas.microsoft.com/office/word/2015/wordml/symex" xmlns:wpg="http://schemas.microsoft.com/office/word/2010/wordprocessingGroup" xmlns:wpi="http://schemas.microsoft.com/office/word/2010/wordprocessingInk" xmlns:wne="http://schemas.microsoft.com/office/word/2006/wordml" xmlns:wps="http://schemas.microsoft.com/office/word/2010/wordprocessingShape" mc:Ignorable="w14 w15 w16se w16cid w16 w16cex w16sdtdh w16sdtfl w16du wp14">
   <w:tbl>
     <w:tblPr>
       <w:tblStyle w:val="Grilledutableau"/>
@@ -12399,58 +12525,13 @@
             <w:jc w:val="center"/>
           </w:pPr>
           <w:r>
-            <w:rPr>
-              <w:noProof/>
-            </w:rPr>
-            <w:drawing>
-              <wp:inline distT="0" distB="0" distL="0" distR="0" wp14:anchorId="1AAA7ADC" wp14:editId="23EC1147">
-                <wp:extent cx="962025" cy="624016"/>
-                <wp:effectExtent l="0" t="0" r="0" b="5080"/>
-                <wp:docPr id="1" name="Image 1"/>
-                <wp:cNvGraphicFramePr>
-                  <a:graphicFrameLocks xmlns:a="http://schemas.openxmlformats.org/drawingml/2006/main" noChangeAspect="1"/>
-                </wp:cNvGraphicFramePr>
-                <a:graphic xmlns:a="http://schemas.openxmlformats.org/drawingml/2006/main">
-                  <a:graphicData uri="http://schemas.openxmlformats.org/drawingml/2006/picture">
-                    <pic:pic xmlns:pic="http://schemas.openxmlformats.org/drawingml/2006/picture">
-                      <pic:nvPicPr>
-                        <pic:cNvPr id="0" name="Picture 1"/>
-                        <pic:cNvPicPr>
-                          <a:picLocks noChangeAspect="1" noChangeArrowheads="1"/>
-                        </pic:cNvPicPr>
-                      </pic:nvPicPr>
-                      <pic:blipFill>
-                        <a:blip r:embed="rId1">
-                          <a:extLst>
-                            <a:ext uri="{28A0092B-C50C-407E-A947-70E740481C1C}">
-                              <a14:useLocalDpi xmlns:a14="http://schemas.microsoft.com/office/drawing/2010/main" val="0"/>
-                            </a:ext>
-                          </a:extLst>
-                        </a:blip>
-                        <a:srcRect/>
-                        <a:stretch>
-                          <a:fillRect/>
-                        </a:stretch>
-                      </pic:blipFill>
-                      <pic:spPr bwMode="auto">
-                        <a:xfrm>
-                          <a:off x="0" y="0"/>
-                          <a:ext cx="962025" cy="624016"/>
-                        </a:xfrm>
-                        <a:prstGeom prst="rect">
-                          <a:avLst/>
-                        </a:prstGeom>
-                        <a:noFill/>
-                        <a:ln>
-                          <a:noFill/>
-                        </a:ln>
-                      </pic:spPr>
-                    </pic:pic>
-                  </a:graphicData>
-                </a:graphic>
-              </wp:inline>
-            </w:drawing>
+            <w:t>Logo</w:t>
           </w:r>
+        </w:p>
+        <w:p>
+          <w:pPr>
+            <w:pStyle w:val="En-tte"/>
+          </w:pPr>
         </w:p>
       </w:tc>
       <w:tc>
@@ -12611,16 +12692,6 @@
 </w:hdr>
 </file>
 
-<file path=word/header3.xml><?xml version="1.0" encoding="utf-8"?>
-<w:hdr xmlns:wpc="http://schemas.microsoft.com/office/word/2010/wordprocessingCanvas" xmlns:cx="http://schemas.microsoft.com/office/drawing/2014/chartex" xmlns:cx1="http://schemas.microsoft.com/office/drawing/2015/9/8/chartex" xmlns:cx2="http://schemas.microsoft.com/office/drawing/2015/10/21/chartex" xmlns:cx3="http://schemas.microsoft.com/office/drawing/2016/5/9/chartex" xmlns:cx4="http://schemas.microsoft.com/office/drawing/2016/5/10/chartex" xmlns:cx5="http://schemas.microsoft.com/office/drawing/2016/5/11/chartex" xmlns:cx6="http://schemas.microsoft.com/office/drawing/2016/5/12/chartex" xmlns:cx7="http://schemas.microsoft.com/office/drawing/2016/5/13/chartex" xmlns:cx8="http://schemas.microsoft.com/office/drawing/2016/5/14/chartex" xmlns:mc="http://schemas.openxmlformats.org/markup-compatibility/2006" xmlns:aink="http://schemas.microsoft.com/office/drawing/2016/ink" xmlns:am3d="http://schemas.microsoft.com/office/drawing/2017/model3d" xmlns:o="urn:schemas-microsoft-com:office:office" xmlns:oel="http://schemas.microsoft.com/office/2019/extlst" xmlns:r="http://schemas.openxmlformats.org/officeDocument/2006/relationships" xmlns:m="http://schemas.openxmlformats.org/officeDocument/2006/math" xmlns:v="urn:schemas-microsoft-com:vml" xmlns:wp14="http://schemas.microsoft.com/office/word/2010/wordprocessingDrawing" xmlns:wp="http://schemas.openxmlformats.org/drawingml/2006/wordprocessingDrawing" xmlns:w10="urn:schemas-microsoft-com:office:word" xmlns:w="http://schemas.openxmlformats.org/wordprocessingml/2006/main" xmlns:w14="http://schemas.microsoft.com/office/word/2010/wordml" xmlns:w15="http://schemas.microsoft.com/office/word/2012/wordml" xmlns:w16cex="http://schemas.microsoft.com/office/word/2018/wordml/cex" xmlns:w16cid="http://schemas.microsoft.com/office/word/2016/wordml/cid" xmlns:w16="http://schemas.microsoft.com/office/word/2018/wordml" xmlns:w16sdtdh="http://schemas.microsoft.com/office/word/2020/wordml/sdtdatahash" xmlns:w16se="http://schemas.microsoft.com/office/word/2015/wordml/symex" xmlns:wpg="http://schemas.microsoft.com/office/word/2010/wordprocessingGroup" xmlns:wpi="http://schemas.microsoft.com/office/word/2010/wordprocessingInk" xmlns:wne="http://schemas.microsoft.com/office/word/2006/wordml" xmlns:wps="http://schemas.microsoft.com/office/word/2010/wordprocessingShape" mc:Ignorable="w14 w15 w16se w16cid w16 w16cex w16sdtdh wp14">
-  <w:p>
-    <w:pPr>
-      <w:pStyle w:val="En-tte"/>
-    </w:pPr>
-  </w:p>
-</w:hdr>
-</file>
-
 <file path=word/intelligence2.xml><?xml version="1.0" encoding="utf-8"?>
 <int2:intelligence xmlns:int2="http://schemas.microsoft.com/office/intelligence/2020/intelligence" xmlns:oel="http://schemas.microsoft.com/office/2019/extlst">
   <int2:observations>
@@ -12649,7 +12720,7 @@
 </file>
 
 <file path=word/numbering.xml><?xml version="1.0" encoding="utf-8"?>
-<w:numbering xmlns:wpc="http://schemas.microsoft.com/office/word/2010/wordprocessingCanvas" xmlns:cx="http://schemas.microsoft.com/office/drawing/2014/chartex" xmlns:cx1="http://schemas.microsoft.com/office/drawing/2015/9/8/chartex" xmlns:cx2="http://schemas.microsoft.com/office/drawing/2015/10/21/chartex" xmlns:cx3="http://schemas.microsoft.com/office/drawing/2016/5/9/chartex" xmlns:cx4="http://schemas.microsoft.com/office/drawing/2016/5/10/chartex" xmlns:cx5="http://schemas.microsoft.com/office/drawing/2016/5/11/chartex" xmlns:cx6="http://schemas.microsoft.com/office/drawing/2016/5/12/chartex" xmlns:cx7="http://schemas.microsoft.com/office/drawing/2016/5/13/chartex" xmlns:cx8="http://schemas.microsoft.com/office/drawing/2016/5/14/chartex" xmlns:mc="http://schemas.openxmlformats.org/markup-compatibility/2006" xmlns:aink="http://schemas.microsoft.com/office/drawing/2016/ink" xmlns:am3d="http://schemas.microsoft.com/office/drawing/2017/model3d" xmlns:o="urn:schemas-microsoft-com:office:office" xmlns:oel="http://schemas.microsoft.com/office/2019/extlst" xmlns:r="http://schemas.openxmlformats.org/officeDocument/2006/relationships" xmlns:m="http://schemas.openxmlformats.org/officeDocument/2006/math" xmlns:v="urn:schemas-microsoft-com:vml" xmlns:wp14="http://schemas.microsoft.com/office/word/2010/wordprocessingDrawing" xmlns:wp="http://schemas.openxmlformats.org/drawingml/2006/wordprocessingDrawing" xmlns:w10="urn:schemas-microsoft-com:office:word" xmlns:w="http://schemas.openxmlformats.org/wordprocessingml/2006/main" xmlns:w14="http://schemas.microsoft.com/office/word/2010/wordml" xmlns:w15="http://schemas.microsoft.com/office/word/2012/wordml" xmlns:w16cex="http://schemas.microsoft.com/office/word/2018/wordml/cex" xmlns:w16cid="http://schemas.microsoft.com/office/word/2016/wordml/cid" xmlns:w16="http://schemas.microsoft.com/office/word/2018/wordml" xmlns:w16sdtdh="http://schemas.microsoft.com/office/word/2020/wordml/sdtdatahash" xmlns:w16se="http://schemas.microsoft.com/office/word/2015/wordml/symex" xmlns:wpg="http://schemas.microsoft.com/office/word/2010/wordprocessingGroup" xmlns:wpi="http://schemas.microsoft.com/office/word/2010/wordprocessingInk" xmlns:wne="http://schemas.microsoft.com/office/word/2006/wordml" xmlns:wps="http://schemas.microsoft.com/office/word/2010/wordprocessingShape" mc:Ignorable="w14 w15 w16se w16cid w16 w16cex w16sdtdh wp14">
+<w:numbering xmlns:wpc="http://schemas.microsoft.com/office/word/2010/wordprocessingCanvas" xmlns:cx="http://schemas.microsoft.com/office/drawing/2014/chartex" xmlns:cx1="http://schemas.microsoft.com/office/drawing/2015/9/8/chartex" xmlns:cx2="http://schemas.microsoft.com/office/drawing/2015/10/21/chartex" xmlns:cx3="http://schemas.microsoft.com/office/drawing/2016/5/9/chartex" xmlns:cx4="http://schemas.microsoft.com/office/drawing/2016/5/10/chartex" xmlns:cx5="http://schemas.microsoft.com/office/drawing/2016/5/11/chartex" xmlns:cx6="http://schemas.microsoft.com/office/drawing/2016/5/12/chartex" xmlns:cx7="http://schemas.microsoft.com/office/drawing/2016/5/13/chartex" xmlns:cx8="http://schemas.microsoft.com/office/drawing/2016/5/14/chartex" xmlns:mc="http://schemas.openxmlformats.org/markup-compatibility/2006" xmlns:aink="http://schemas.microsoft.com/office/drawing/2016/ink" xmlns:am3d="http://schemas.microsoft.com/office/drawing/2017/model3d" xmlns:o="urn:schemas-microsoft-com:office:office" xmlns:oel="http://schemas.microsoft.com/office/2019/extlst" xmlns:r="http://schemas.openxmlformats.org/officeDocument/2006/relationships" xmlns:m="http://schemas.openxmlformats.org/officeDocument/2006/math" xmlns:v="urn:schemas-microsoft-com:vml" xmlns:wp14="http://schemas.microsoft.com/office/word/2010/wordprocessingDrawing" xmlns:wp="http://schemas.openxmlformats.org/drawingml/2006/wordprocessingDrawing" xmlns:w10="urn:schemas-microsoft-com:office:word" xmlns:w="http://schemas.openxmlformats.org/wordprocessingml/2006/main" xmlns:w14="http://schemas.microsoft.com/office/word/2010/wordml" xmlns:w15="http://schemas.microsoft.com/office/word/2012/wordml" xmlns:w16cex="http://schemas.microsoft.com/office/word/2018/wordml/cex" xmlns:w16cid="http://schemas.microsoft.com/office/word/2016/wordml/cid" xmlns:w16="http://schemas.microsoft.com/office/word/2018/wordml" xmlns:w16du="http://schemas.microsoft.com/office/word/2023/wordml/word16du" xmlns:w16sdtdh="http://schemas.microsoft.com/office/word/2020/wordml/sdtdatahash" xmlns:w16sdtfl="http://schemas.microsoft.com/office/word/2024/wordml/sdtformatlock" xmlns:w16se="http://schemas.microsoft.com/office/word/2015/wordml/symex" xmlns:wpg="http://schemas.microsoft.com/office/word/2010/wordprocessingGroup" xmlns:wpi="http://schemas.microsoft.com/office/word/2010/wordprocessingInk" xmlns:wne="http://schemas.microsoft.com/office/word/2006/wordml" xmlns:wps="http://schemas.microsoft.com/office/word/2010/wordprocessingShape" mc:Ignorable="w14 w15 w16se w16cid w16 w16cex w16sdtdh w16sdtfl w16du wp14">
   <w:abstractNum w:abstractNumId="0" w15:restartNumberingAfterBreak="0">
     <w:nsid w:val="63A744CD"/>
     <w:multiLevelType w:val="multilevel"/>
@@ -12860,7 +12931,7 @@
 </file>
 
 <file path=word/styles.xml><?xml version="1.0" encoding="utf-8"?>
-<w:styles xmlns:mc="http://schemas.openxmlformats.org/markup-compatibility/2006" xmlns:r="http://schemas.openxmlformats.org/officeDocument/2006/relationships" xmlns:w="http://schemas.openxmlformats.org/wordprocessingml/2006/main" xmlns:w14="http://schemas.microsoft.com/office/word/2010/wordml" xmlns:w15="http://schemas.microsoft.com/office/word/2012/wordml" xmlns:w16cex="http://schemas.microsoft.com/office/word/2018/wordml/cex" xmlns:w16cid="http://schemas.microsoft.com/office/word/2016/wordml/cid" xmlns:w16="http://schemas.microsoft.com/office/word/2018/wordml" xmlns:w16sdtdh="http://schemas.microsoft.com/office/word/2020/wordml/sdtdatahash" xmlns:w16se="http://schemas.microsoft.com/office/word/2015/wordml/symex" mc:Ignorable="w14 w15 w16se w16cid w16 w16cex w16sdtdh">
+<w:styles xmlns:mc="http://schemas.openxmlformats.org/markup-compatibility/2006" xmlns:r="http://schemas.openxmlformats.org/officeDocument/2006/relationships" xmlns:w="http://schemas.openxmlformats.org/wordprocessingml/2006/main" xmlns:w14="http://schemas.microsoft.com/office/word/2010/wordml" xmlns:w15="http://schemas.microsoft.com/office/word/2012/wordml" xmlns:w16cex="http://schemas.microsoft.com/office/word/2018/wordml/cex" xmlns:w16cid="http://schemas.microsoft.com/office/word/2016/wordml/cid" xmlns:w16="http://schemas.microsoft.com/office/word/2018/wordml" xmlns:w16du="http://schemas.microsoft.com/office/word/2023/wordml/word16du" xmlns:w16sdtdh="http://schemas.microsoft.com/office/word/2020/wordml/sdtdatahash" xmlns:w16sdtfl="http://schemas.microsoft.com/office/word/2024/wordml/sdtformatlock" xmlns:w16se="http://schemas.microsoft.com/office/word/2015/wordml/symex" mc:Ignorable="w14 w15 w16se w16cid w16 w16cex w16sdtdh w16sdtfl w16du">
   <w:docDefaults>
     <w:rPrDefault>
       <w:rPr>
@@ -14417,10 +14488,34 @@
 </file>
 
 <file path=customXml/item1.xml><?xml version="1.0" encoding="utf-8"?>
-<ct:contentTypeSchema xmlns:ct="http://schemas.microsoft.com/office/2006/metadata/contentType" xmlns:ma="http://schemas.microsoft.com/office/2006/metadata/properties/metaAttributes" ct:_="" ma:_="" ma:contentTypeName="Document" ma:contentTypeID="0x01010002B6B94E4F8C004C98463C06E7D556E3" ma:contentTypeVersion="12" ma:contentTypeDescription="Crée un document." ma:contentTypeScope="" ma:versionID="c88828ff43cb8cbda57a1ce80bd4e892">
-  <xsd:schema xmlns:xsd="http://www.w3.org/2001/XMLSchema" xmlns:xs="http://www.w3.org/2001/XMLSchema" xmlns:p="http://schemas.microsoft.com/office/2006/metadata/properties" xmlns:ns2="6d33effc-64ff-4256-b2e6-57e96159e14a" xmlns:ns3="7ec6d878-aca8-439b-b87d-8dc698a51c90" targetNamespace="http://schemas.microsoft.com/office/2006/metadata/properties" ma:root="true" ma:fieldsID="f99c3b7be06bd4427938a804ec5b2208" ns2:_="" ns3:_="">
-    <xsd:import namespace="6d33effc-64ff-4256-b2e6-57e96159e14a"/>
-    <xsd:import namespace="7ec6d878-aca8-439b-b87d-8dc698a51c90"/>
+<p:properties xmlns:p="http://schemas.microsoft.com/office/2006/metadata/properties" xmlns:xsi="http://www.w3.org/2001/XMLSchema-instance" xmlns:pc="http://schemas.microsoft.com/office/infopath/2007/PartnerControls">
+  <documentManagement>
+    <TaxCatchAll xmlns="f0bc9967-2e53-4218-bd18-951282933666" xsi:nil="true"/>
+    <lcf76f155ced4ddcb4097134ff3c332f xmlns="8481030f-3ef1-4bca-9367-f047bbe6438d">
+      <Terms xmlns="http://schemas.microsoft.com/office/infopath/2007/PartnerControls"/>
+    </lcf76f155ced4ddcb4097134ff3c332f>
+  </documentManagement>
+</p:properties>
+</file>
+
+<file path=customXml/item2.xml><?xml version="1.0" encoding="utf-8"?>
+<?mso-contentType ?>
+<FormTemplates xmlns="http://schemas.microsoft.com/sharepoint/v3/contenttype/forms">
+  <Display>DocumentLibraryForm</Display>
+  <Edit>DocumentLibraryForm</Edit>
+  <New>DocumentLibraryForm</New>
+</FormTemplates>
+</file>
+
+<file path=customXml/item3.xml><?xml version="1.0" encoding="utf-8"?>
+<b:Sources xmlns:b="http://schemas.openxmlformats.org/officeDocument/2006/bibliography" xmlns="http://schemas.openxmlformats.org/officeDocument/2006/bibliography" SelectedStyle="\APASixthEditionOfficeOnline.xsl" StyleName="APA" Version="6"/>
+</file>
+
+<file path=customXml/item4.xml><?xml version="1.0" encoding="utf-8"?>
+<ct:contentTypeSchema xmlns:ct="http://schemas.microsoft.com/office/2006/metadata/contentType" xmlns:ma="http://schemas.microsoft.com/office/2006/metadata/properties/metaAttributes" ct:_="" ma:_="" ma:contentTypeName="Document" ma:contentTypeID="0x0101006257A46FBCE1284E815FF5E2985C00E1" ma:contentTypeVersion="12" ma:contentTypeDescription="Create a new document." ma:contentTypeScope="" ma:versionID="295a30ef49826793f61ffa12c7295070">
+  <xsd:schema xmlns:xsd="http://www.w3.org/2001/XMLSchema" xmlns:xs="http://www.w3.org/2001/XMLSchema" xmlns:p="http://schemas.microsoft.com/office/2006/metadata/properties" xmlns:ns2="8481030f-3ef1-4bca-9367-f047bbe6438d" xmlns:ns3="f0bc9967-2e53-4218-bd18-951282933666" targetNamespace="http://schemas.microsoft.com/office/2006/metadata/properties" ma:root="true" ma:fieldsID="f1e8a9f0801190efee04bae48a1bd8e6" ns2:_="" ns3:_="">
+    <xsd:import namespace="8481030f-3ef1-4bca-9367-f047bbe6438d"/>
+    <xsd:import namespace="f0bc9967-2e53-4218-bd18-951282933666"/>
     <xsd:element name="properties">
       <xsd:complexType>
         <xsd:sequence>
@@ -14430,14 +14525,14 @@
                 <xsd:element ref="ns2:MediaServiceMetadata" minOccurs="0"/>
                 <xsd:element ref="ns2:MediaServiceFastMetadata" minOccurs="0"/>
                 <xsd:element ref="ns2:MediaServiceSearchProperties" minOccurs="0"/>
-                <xsd:element ref="ns2:MediaServiceObjectDetectorVersions" minOccurs="0"/>
+                <xsd:element ref="ns2:MediaServiceDateTaken" minOccurs="0"/>
+                <xsd:element ref="ns2:MediaServiceGenerationTime" minOccurs="0"/>
+                <xsd:element ref="ns2:MediaServiceEventHashCode" minOccurs="0"/>
                 <xsd:element ref="ns2:lcf76f155ced4ddcb4097134ff3c332f" minOccurs="0"/>
                 <xsd:element ref="ns3:TaxCatchAll" minOccurs="0"/>
-                <xsd:element ref="ns2:MediaServiceDateTaken" minOccurs="0"/>
                 <xsd:element ref="ns2:MediaServiceOCR" minOccurs="0"/>
-                <xsd:element ref="ns2:MediaServiceGenerationTime" minOccurs="0"/>
-                <xsd:element ref="ns2:MediaServiceEventHashCode" minOccurs="0"/>
                 <xsd:element ref="ns2:MediaLengthInSeconds" minOccurs="0"/>
+                <xsd:element ref="ns2:MediaServiceLocation" minOccurs="0"/>
               </xsd:all>
             </xsd:complexType>
           </xsd:element>
@@ -14445,7 +14540,7 @@
       </xsd:complexType>
     </xsd:element>
   </xsd:schema>
-  <xsd:schema xmlns:xsd="http://www.w3.org/2001/XMLSchema" xmlns:xs="http://www.w3.org/2001/XMLSchema" xmlns:dms="http://schemas.microsoft.com/office/2006/documentManagement/types" xmlns:pc="http://schemas.microsoft.com/office/infopath/2007/PartnerControls" targetNamespace="6d33effc-64ff-4256-b2e6-57e96159e14a" elementFormDefault="qualified">
+  <xsd:schema xmlns:xsd="http://www.w3.org/2001/XMLSchema" xmlns:xs="http://www.w3.org/2001/XMLSchema" xmlns:dms="http://schemas.microsoft.com/office/2006/documentManagement/types" xmlns:pc="http://schemas.microsoft.com/office/infopath/2007/PartnerControls" targetNamespace="8481030f-3ef1-4bca-9367-f047bbe6438d" elementFormDefault="qualified">
     <xsd:import namespace="http://schemas.microsoft.com/office/2006/documentManagement/types"/>
     <xsd:import namespace="http://schemas.microsoft.com/office/infopath/2007/PartnerControls"/>
     <xsd:element name="MediaServiceMetadata" ma:index="8" nillable="true" ma:displayName="MediaServiceMetadata" ma:hidden="true" ma:internalName="MediaServiceMetadata" ma:readOnly="true">
@@ -14463,50 +14558,50 @@
         <xsd:restriction base="dms:Note"/>
       </xsd:simpleType>
     </xsd:element>
-    <xsd:element name="MediaServiceObjectDetectorVersions" ma:index="11" nillable="true" ma:displayName="MediaServiceObjectDetectorVersions" ma:hidden="true" ma:indexed="true" ma:internalName="MediaServiceObjectDetectorVersions" ma:readOnly="true">
+    <xsd:element name="MediaServiceDateTaken" ma:index="11" nillable="true" ma:displayName="MediaServiceDateTaken" ma:hidden="true" ma:indexed="true" ma:internalName="MediaServiceDateTaken" ma:readOnly="true">
       <xsd:simpleType>
         <xsd:restriction base="dms:Text"/>
       </xsd:simpleType>
     </xsd:element>
-    <xsd:element name="lcf76f155ced4ddcb4097134ff3c332f" ma:index="13" nillable="true" ma:taxonomy="true" ma:internalName="lcf76f155ced4ddcb4097134ff3c332f" ma:taxonomyFieldName="MediaServiceImageTags" ma:displayName="Balises d’images" ma:readOnly="false" ma:fieldId="{5cf76f15-5ced-4ddc-b409-7134ff3c332f}" ma:taxonomyMulti="true" ma:sspId="26fcbfc6-5c34-4df5-b835-785059f03521" ma:termSetId="09814cd3-568e-fe90-9814-8d621ff8fb84" ma:anchorId="fba54fb3-c3e1-fe81-a776-ca4b69148c4d" ma:open="true" ma:isKeyword="false">
+    <xsd:element name="MediaServiceGenerationTime" ma:index="12" nillable="true" ma:displayName="MediaServiceGenerationTime" ma:hidden="true" ma:internalName="MediaServiceGenerationTime" ma:readOnly="true">
+      <xsd:simpleType>
+        <xsd:restriction base="dms:Text"/>
+      </xsd:simpleType>
+    </xsd:element>
+    <xsd:element name="MediaServiceEventHashCode" ma:index="13" nillable="true" ma:displayName="MediaServiceEventHashCode" ma:hidden="true" ma:internalName="MediaServiceEventHashCode" ma:readOnly="true">
+      <xsd:simpleType>
+        <xsd:restriction base="dms:Text"/>
+      </xsd:simpleType>
+    </xsd:element>
+    <xsd:element name="lcf76f155ced4ddcb4097134ff3c332f" ma:index="15" nillable="true" ma:taxonomy="true" ma:internalName="lcf76f155ced4ddcb4097134ff3c332f" ma:taxonomyFieldName="MediaServiceImageTags" ma:displayName="Image Tags" ma:readOnly="false" ma:fieldId="{5cf76f15-5ced-4ddc-b409-7134ff3c332f}" ma:taxonomyMulti="true" ma:sspId="3359f99f-7adb-4d1b-8d00-53cb3419da6c" ma:termSetId="09814cd3-568e-fe90-9814-8d621ff8fb84" ma:anchorId="fba54fb3-c3e1-fe81-a776-ca4b69148c4d" ma:open="true" ma:isKeyword="false">
       <xsd:complexType>
         <xsd:sequence>
           <xsd:element ref="pc:Terms" minOccurs="0" maxOccurs="1"/>
         </xsd:sequence>
       </xsd:complexType>
     </xsd:element>
-    <xsd:element name="MediaServiceDateTaken" ma:index="15" nillable="true" ma:displayName="MediaServiceDateTaken" ma:hidden="true" ma:indexed="true" ma:internalName="MediaServiceDateTaken" ma:readOnly="true">
-      <xsd:simpleType>
-        <xsd:restriction base="dms:Text"/>
-      </xsd:simpleType>
-    </xsd:element>
-    <xsd:element name="MediaServiceOCR" ma:index="16" nillable="true" ma:displayName="Extracted Text" ma:internalName="MediaServiceOCR" ma:readOnly="true">
+    <xsd:element name="MediaServiceOCR" ma:index="17" nillable="true" ma:displayName="Extracted Text" ma:internalName="MediaServiceOCR" ma:readOnly="true">
       <xsd:simpleType>
         <xsd:restriction base="dms:Note">
           <xsd:maxLength value="255"/>
         </xsd:restriction>
       </xsd:simpleType>
     </xsd:element>
-    <xsd:element name="MediaServiceGenerationTime" ma:index="17" nillable="true" ma:displayName="MediaServiceGenerationTime" ma:hidden="true" ma:internalName="MediaServiceGenerationTime" ma:readOnly="true">
+    <xsd:element name="MediaLengthInSeconds" ma:index="18" nillable="true" ma:displayName="MediaLengthInSeconds" ma:hidden="true" ma:internalName="MediaLengthInSeconds" ma:readOnly="true">
+      <xsd:simpleType>
+        <xsd:restriction base="dms:Unknown"/>
+      </xsd:simpleType>
+    </xsd:element>
+    <xsd:element name="MediaServiceLocation" ma:index="19" nillable="true" ma:displayName="Location" ma:indexed="true" ma:internalName="MediaServiceLocation" ma:readOnly="true">
       <xsd:simpleType>
         <xsd:restriction base="dms:Text"/>
       </xsd:simpleType>
     </xsd:element>
-    <xsd:element name="MediaServiceEventHashCode" ma:index="18" nillable="true" ma:displayName="MediaServiceEventHashCode" ma:hidden="true" ma:internalName="MediaServiceEventHashCode" ma:readOnly="true">
-      <xsd:simpleType>
-        <xsd:restriction base="dms:Text"/>
-      </xsd:simpleType>
-    </xsd:element>
-    <xsd:element name="MediaLengthInSeconds" ma:index="19" nillable="true" ma:displayName="MediaLengthInSeconds" ma:hidden="true" ma:internalName="MediaLengthInSeconds" ma:readOnly="true">
-      <xsd:simpleType>
-        <xsd:restriction base="dms:Unknown"/>
-      </xsd:simpleType>
-    </xsd:element>
   </xsd:schema>
-  <xsd:schema xmlns:xsd="http://www.w3.org/2001/XMLSchema" xmlns:xs="http://www.w3.org/2001/XMLSchema" xmlns:dms="http://schemas.microsoft.com/office/2006/documentManagement/types" xmlns:pc="http://schemas.microsoft.com/office/infopath/2007/PartnerControls" targetNamespace="7ec6d878-aca8-439b-b87d-8dc698a51c90" elementFormDefault="qualified">
+  <xsd:schema xmlns:xsd="http://www.w3.org/2001/XMLSchema" xmlns:xs="http://www.w3.org/2001/XMLSchema" xmlns:dms="http://schemas.microsoft.com/office/2006/documentManagement/types" xmlns:pc="http://schemas.microsoft.com/office/infopath/2007/PartnerControls" targetNamespace="f0bc9967-2e53-4218-bd18-951282933666" elementFormDefault="qualified">
     <xsd:import namespace="http://schemas.microsoft.com/office/2006/documentManagement/types"/>
     <xsd:import namespace="http://schemas.microsoft.com/office/infopath/2007/PartnerControls"/>
-    <xsd:element name="TaxCatchAll" ma:index="14" nillable="true" ma:displayName="Taxonomy Catch All Column" ma:hidden="true" ma:list="{b472e6f0-5fa7-40ad-9a53-a0d33027dbe3}" ma:internalName="TaxCatchAll" ma:showField="CatchAllData" ma:web="7ec6d878-aca8-439b-b87d-8dc698a51c90">
+    <xsd:element name="TaxCatchAll" ma:index="16" nillable="true" ma:displayName="Taxonomy Catch All Column" ma:hidden="true" ma:list="{48c7a349-d0e1-48c2-8741-389205588b58}" ma:internalName="TaxCatchAll" ma:showField="CatchAllData" ma:web="f0bc9967-2e53-4218-bd18-951282933666">
       <xsd:complexType>
         <xsd:complexContent>
           <xsd:extension base="dms:MultiChoiceLookup">
@@ -14527,8 +14622,8 @@
         <xsd:element ref="dc:creator" minOccurs="0" maxOccurs="1"/>
         <xsd:element ref="dcterms:created" minOccurs="0" maxOccurs="1"/>
         <xsd:element ref="dc:identifier" minOccurs="0" maxOccurs="1"/>
-        <xsd:element name="contentType" minOccurs="0" maxOccurs="1" type="xsd:string" ma:index="0" ma:displayName="Type de contenu"/>
-        <xsd:element ref="dc:title" minOccurs="0" maxOccurs="1" ma:index="4" ma:displayName="Titre"/>
+        <xsd:element name="contentType" minOccurs="0" maxOccurs="1" type="xsd:string" ma:index="0" ma:displayName="Content Type"/>
+        <xsd:element ref="dc:title" minOccurs="0" maxOccurs="1" ma:index="4" ma:displayName="Title"/>
         <xsd:element ref="dc:subject" minOccurs="0" maxOccurs="1"/>
         <xsd:element ref="dc:description" minOccurs="0" maxOccurs="1"/>
         <xsd:element name="keywords" minOccurs="0" maxOccurs="1" type="xsd:string"/>
@@ -14617,39 +14712,42 @@
 </ct:contentTypeSchema>
 </file>
 
-<file path=customXml/item2.xml><?xml version="1.0" encoding="utf-8"?>
-<p:properties xmlns:p="http://schemas.microsoft.com/office/2006/metadata/properties" xmlns:xsi="http://www.w3.org/2001/XMLSchema-instance" xmlns:pc="http://schemas.microsoft.com/office/infopath/2007/PartnerControls">
-  <documentManagement>
-    <TaxCatchAll xmlns="7ec6d878-aca8-439b-b87d-8dc698a51c90" xsi:nil="true"/>
-    <lcf76f155ced4ddcb4097134ff3c332f xmlns="6d33effc-64ff-4256-b2e6-57e96159e14a">
-      <Terms xmlns="http://schemas.microsoft.com/office/infopath/2007/PartnerControls"/>
-    </lcf76f155ced4ddcb4097134ff3c332f>
-  </documentManagement>
-</p:properties>
+<file path=customXml/itemProps1.xml><?xml version="1.0" encoding="utf-8"?>
+<ds:datastoreItem xmlns:ds="http://schemas.openxmlformats.org/officeDocument/2006/customXml" ds:itemID="{22D66156-4239-45D7-A621-057D65303176}">
+  <ds:schemaRefs>
+    <ds:schemaRef ds:uri="http://schemas.microsoft.com/office/2006/metadata/properties"/>
+    <ds:schemaRef ds:uri="http://schemas.microsoft.com/office/infopath/2007/PartnerControls"/>
+    <ds:schemaRef ds:uri="f0bc9967-2e53-4218-bd18-951282933666"/>
+    <ds:schemaRef ds:uri="8481030f-3ef1-4bca-9367-f047bbe6438d"/>
+  </ds:schemaRefs>
+</ds:datastoreItem>
 </file>
 
-<file path=customXml/item3.xml><?xml version="1.0" encoding="utf-8"?>
-<?mso-contentType ?>
-<FormTemplates xmlns="http://schemas.microsoft.com/sharepoint/v3/contenttype/forms">
-  <Display>DocumentLibraryForm</Display>
-  <Edit>DocumentLibraryForm</Edit>
-  <New>DocumentLibraryForm</New>
-</FormTemplates>
+<file path=customXml/itemProps2.xml><?xml version="1.0" encoding="utf-8"?>
+<ds:datastoreItem xmlns:ds="http://schemas.openxmlformats.org/officeDocument/2006/customXml" ds:itemID="{18D52152-4B65-474B-AB4D-D45AC7EE7B16}">
+  <ds:schemaRefs>
+    <ds:schemaRef ds:uri="http://schemas.microsoft.com/sharepoint/v3/contenttype/forms"/>
+  </ds:schemaRefs>
+</ds:datastoreItem>
 </file>
 
-<file path=customXml/item4.xml><?xml version="1.0" encoding="utf-8"?>
-<b:Sources xmlns:b="http://schemas.openxmlformats.org/officeDocument/2006/bibliography" xmlns="http://schemas.openxmlformats.org/officeDocument/2006/bibliography" SelectedStyle="\APASixthEditionOfficeOnline.xsl" StyleName="APA" Version="6"/>
+<file path=customXml/itemProps3.xml><?xml version="1.0" encoding="utf-8"?>
+<ds:datastoreItem xmlns:ds="http://schemas.openxmlformats.org/officeDocument/2006/customXml" ds:itemID="{17D5BA1C-17B2-4A13-8D42-9DFFEBF5FC5E}">
+  <ds:schemaRefs>
+    <ds:schemaRef ds:uri="http://schemas.openxmlformats.org/officeDocument/2006/bibliography"/>
+  </ds:schemaRefs>
+</ds:datastoreItem>
 </file>
 
-<file path=customXml/itemProps1.xml><?xml version="1.0" encoding="utf-8"?>
-<ds:datastoreItem xmlns:ds="http://schemas.openxmlformats.org/officeDocument/2006/customXml" ds:itemID="{E4D91306-F6A4-41D8-AD2D-D3219A141D05}">
+<file path=customXml/itemProps4.xml><?xml version="1.0" encoding="utf-8"?>
+<ds:datastoreItem xmlns:ds="http://schemas.openxmlformats.org/officeDocument/2006/customXml" ds:itemID="{E4DF95FA-E683-4014-9418-65B66C566175}">
   <ds:schemaRefs>
     <ds:schemaRef ds:uri="http://schemas.microsoft.com/office/2006/metadata/contentType"/>
     <ds:schemaRef ds:uri="http://schemas.microsoft.com/office/2006/metadata/properties/metaAttributes"/>
     <ds:schemaRef ds:uri="http://www.w3.org/2001/XMLSchema"/>
     <ds:schemaRef ds:uri="http://schemas.microsoft.com/office/2006/metadata/properties"/>
-    <ds:schemaRef ds:uri="6d33effc-64ff-4256-b2e6-57e96159e14a"/>
-    <ds:schemaRef ds:uri="7ec6d878-aca8-439b-b87d-8dc698a51c90"/>
+    <ds:schemaRef ds:uri="8481030f-3ef1-4bca-9367-f047bbe6438d"/>
+    <ds:schemaRef ds:uri="f0bc9967-2e53-4218-bd18-951282933666"/>
     <ds:schemaRef ds:uri="http://schemas.microsoft.com/office/2006/documentManagement/types"/>
     <ds:schemaRef ds:uri="http://schemas.microsoft.com/office/infopath/2007/PartnerControls"/>
     <ds:schemaRef ds:uri="http://schemas.openxmlformats.org/package/2006/metadata/core-properties"/>
@@ -14658,31 +14756,4 @@
     <ds:schemaRef ds:uri="http://schemas.microsoft.com/internal/obd"/>
   </ds:schemaRefs>
 </ds:datastoreItem>
-</file>
-
-<file path=customXml/itemProps2.xml><?xml version="1.0" encoding="utf-8"?>
-<ds:datastoreItem xmlns:ds="http://schemas.openxmlformats.org/officeDocument/2006/customXml" ds:itemID="{22D66156-4239-45D7-A621-057D65303176}">
-  <ds:schemaRefs>
-    <ds:schemaRef ds:uri="http://schemas.microsoft.com/office/2006/metadata/properties"/>
-    <ds:schemaRef ds:uri="http://schemas.microsoft.com/office/infopath/2007/PartnerControls"/>
-    <ds:schemaRef ds:uri="7ec6d878-aca8-439b-b87d-8dc698a51c90"/>
-    <ds:schemaRef ds:uri="6d33effc-64ff-4256-b2e6-57e96159e14a"/>
-  </ds:schemaRefs>
-</ds:datastoreItem>
-</file>
-
-<file path=customXml/itemProps3.xml><?xml version="1.0" encoding="utf-8"?>
-<ds:datastoreItem xmlns:ds="http://schemas.openxmlformats.org/officeDocument/2006/customXml" ds:itemID="{18D52152-4B65-474B-AB4D-D45AC7EE7B16}">
-  <ds:schemaRefs>
-    <ds:schemaRef ds:uri="http://schemas.microsoft.com/sharepoint/v3/contenttype/forms"/>
-  </ds:schemaRefs>
-</ds:datastoreItem>
-</file>
-
-<file path=customXml/itemProps4.xml><?xml version="1.0" encoding="utf-8"?>
-<ds:datastoreItem xmlns:ds="http://schemas.openxmlformats.org/officeDocument/2006/customXml" ds:itemID="{17D5BA1C-17B2-4A13-8D42-9DFFEBF5FC5E}">
-  <ds:schemaRefs>
-    <ds:schemaRef ds:uri="http://schemas.openxmlformats.org/officeDocument/2006/bibliography"/>
-  </ds:schemaRefs>
-</ds:datastoreItem>
 </file>
--- a/data/PROD-FOR-0011-V01_Dossier de lot conditionnement.docx
+++ b/data/PROD-FOR-0011-V01_Dossier de lot conditionnement.docx
@@ -1,10 +1,10 @@
 
 <file path=word/document.xml><?xml version="1.0" encoding="utf-8"?>
-<w:document xmlns:wpc="http://schemas.microsoft.com/office/word/2010/wordprocessingCanvas" xmlns:cx="http://schemas.microsoft.com/office/drawing/2014/chartex" xmlns:cx1="http://schemas.microsoft.com/office/drawing/2015/9/8/chartex" xmlns:cx2="http://schemas.microsoft.com/office/drawing/2015/10/21/chartex" xmlns:cx3="http://schemas.microsoft.com/office/drawing/2016/5/9/chartex" xmlns:cx4="http://schemas.microsoft.com/office/drawing/2016/5/10/chartex" xmlns:cx5="http://schemas.microsoft.com/office/drawing/2016/5/11/chartex" xmlns:cx6="http://schemas.microsoft.com/office/drawing/2016/5/12/chartex" xmlns:cx7="http://schemas.microsoft.com/office/drawing/2016/5/13/chartex" xmlns:cx8="http://schemas.microsoft.com/office/drawing/2016/5/14/chartex" xmlns:mc="http://schemas.openxmlformats.org/markup-compatibility/2006" xmlns:aink="http://schemas.microsoft.com/office/drawing/2016/ink" xmlns:am3d="http://schemas.microsoft.com/office/drawing/2017/model3d" xmlns:o="urn:schemas-microsoft-com:office:office" xmlns:oel="http://schemas.microsoft.com/office/2019/extlst" xmlns:r="http://schemas.openxmlformats.org/officeDocument/2006/relationships" xmlns:m="http://schemas.openxmlformats.org/officeDocument/2006/math" xmlns:v="urn:schemas-microsoft-com:vml" xmlns:wp14="http://schemas.microsoft.com/office/word/2010/wordprocessingDrawing" xmlns:wp="http://schemas.openxmlformats.org/drawingml/2006/wordprocessingDrawing" xmlns:w10="urn:schemas-microsoft-com:office:word" xmlns:w="http://schemas.openxmlformats.org/wordprocessingml/2006/main" xmlns:w14="http://schemas.microsoft.com/office/word/2010/wordml" xmlns:w15="http://schemas.microsoft.com/office/word/2012/wordml" xmlns:w16cex="http://schemas.microsoft.com/office/word/2018/wordml/cex" xmlns:w16cid="http://schemas.microsoft.com/office/word/2016/wordml/cid" xmlns:w16="http://schemas.microsoft.com/office/word/2018/wordml" xmlns:w16du="http://schemas.microsoft.com/office/word/2023/wordml/word16du" xmlns:w16sdtdh="http://schemas.microsoft.com/office/word/2020/wordml/sdtdatahash" xmlns:w16sdtfl="http://schemas.microsoft.com/office/word/2024/wordml/sdtformatlock" xmlns:w16se="http://schemas.microsoft.com/office/word/2015/wordml/symex" xmlns:wpg="http://schemas.microsoft.com/office/word/2010/wordprocessingGroup" xmlns:wpi="http://schemas.microsoft.com/office/word/2010/wordprocessingInk" xmlns:wne="http://schemas.microsoft.com/office/word/2006/wordml" xmlns:wps="http://schemas.microsoft.com/office/word/2010/wordprocessingShape" mc:Ignorable="w14 w15 w16se w16cid w16 w16cex w16sdtdh w16sdtfl w16du wp14">
+<w:document xmlns:wpc="http://schemas.microsoft.com/office/word/2010/wordprocessingCanvas" xmlns:cx="http://schemas.microsoft.com/office/drawing/2014/chartex" xmlns:cx1="http://schemas.microsoft.com/office/drawing/2015/9/8/chartex" xmlns:cx2="http://schemas.microsoft.com/office/drawing/2015/10/21/chartex" xmlns:cx3="http://schemas.microsoft.com/office/drawing/2016/5/9/chartex" xmlns:cx4="http://schemas.microsoft.com/office/drawing/2016/5/10/chartex" xmlns:cx5="http://schemas.microsoft.com/office/drawing/2016/5/11/chartex" xmlns:cx6="http://schemas.microsoft.com/office/drawing/2016/5/12/chartex" xmlns:cx7="http://schemas.microsoft.com/office/drawing/2016/5/13/chartex" xmlns:cx8="http://schemas.microsoft.com/office/drawing/2016/5/14/chartex" xmlns:mc="http://schemas.openxmlformats.org/markup-compatibility/2006" xmlns:aink="http://schemas.microsoft.com/office/drawing/2016/ink" xmlns:am3d="http://schemas.microsoft.com/office/drawing/2017/model3d" xmlns:o="urn:schemas-microsoft-com:office:office" xmlns:r="http://schemas.openxmlformats.org/officeDocument/2006/relationships" xmlns:m="http://schemas.openxmlformats.org/officeDocument/2006/math" xmlns:v="urn:schemas-microsoft-com:vml" xmlns:wp14="http://schemas.microsoft.com/office/word/2010/wordprocessingDrawing" xmlns:wp="http://schemas.openxmlformats.org/drawingml/2006/wordprocessingDrawing" xmlns:w10="urn:schemas-microsoft-com:office:word" xmlns:w="http://schemas.openxmlformats.org/wordprocessingml/2006/main" xmlns:w14="http://schemas.microsoft.com/office/word/2010/wordml" xmlns:w15="http://schemas.microsoft.com/office/word/2012/wordml" xmlns:w16cex="http://schemas.microsoft.com/office/word/2018/wordml/cex" xmlns:w16cid="http://schemas.microsoft.com/office/word/2016/wordml/cid" xmlns:w16="http://schemas.microsoft.com/office/word/2018/wordml" xmlns:w16sdtdh="http://schemas.microsoft.com/office/word/2020/wordml/sdtdatahash" xmlns:w16se="http://schemas.microsoft.com/office/word/2015/wordml/symex" xmlns:wpg="http://schemas.microsoft.com/office/word/2010/wordprocessingGroup" xmlns:wpi="http://schemas.microsoft.com/office/word/2010/wordprocessingInk" xmlns:wne="http://schemas.microsoft.com/office/word/2006/wordml" xmlns:wps="http://schemas.microsoft.com/office/word/2010/wordprocessingShape" mc:Ignorable="w14 w15 w16se w16cid w16 w16cex w16sdtdh wp14">
   <w:body>
     <w:p>
       <w:pPr>
-        <w:pStyle w:val="Titre1"/>
+        <w:pStyle w:val="Heading1"/>
       </w:pPr>
       <w:r>
         <w:t>CONTEXTE DE PRODUCTION</w:t>
@@ -12,7 +12,7 @@
     </w:p>
     <w:tbl>
       <w:tblPr>
-        <w:tblStyle w:val="Grilledutableau"/>
+        <w:tblStyle w:val="TableGrid"/>
         <w:tblW w:w="10060" w:type="dxa"/>
         <w:jc w:val="center"/>
         <w:tblLook w:val="06A0" w:firstRow="1" w:lastRow="0" w:firstColumn="1" w:lastColumn="0" w:noHBand="1" w:noVBand="1"/>
@@ -327,7 +327,7 @@
     </w:p>
     <w:p>
       <w:pPr>
-        <w:pStyle w:val="Titre1"/>
+        <w:pStyle w:val="Heading1"/>
         <w:numPr>
           <w:ilvl w:val="0"/>
           <w:numId w:val="2"/>
@@ -342,7 +342,7 @@
     </w:p>
     <w:p>
       <w:pPr>
-        <w:pStyle w:val="Titre2"/>
+        <w:pStyle w:val="Heading2"/>
         <w:numPr>
           <w:ilvl w:val="1"/>
           <w:numId w:val="2"/>
@@ -354,7 +354,7 @@
     </w:p>
     <w:tbl>
       <w:tblPr>
-        <w:tblStyle w:val="Grilledutableau"/>
+        <w:tblStyle w:val="TableGrid"/>
         <w:tblW w:w="10065" w:type="dxa"/>
         <w:jc w:val="center"/>
         <w:tblLook w:val="06A0" w:firstRow="1" w:lastRow="0" w:firstColumn="1" w:lastColumn="0" w:noHBand="1" w:noVBand="1"/>
@@ -472,7 +472,7 @@
     </w:p>
     <w:p>
       <w:pPr>
-        <w:pStyle w:val="Titre2"/>
+        <w:pStyle w:val="Heading2"/>
         <w:numPr>
           <w:ilvl w:val="1"/>
           <w:numId w:val="2"/>
@@ -503,7 +503,7 @@
     </w:p>
     <w:tbl>
       <w:tblPr>
-        <w:tblStyle w:val="Grilledutableau"/>
+        <w:tblStyle w:val="TableGrid"/>
         <w:tblW w:w="10273" w:type="dxa"/>
         <w:jc w:val="center"/>
         <w:tblLook w:val="06A0" w:firstRow="1" w:lastRow="0" w:firstColumn="1" w:lastColumn="0" w:noHBand="1" w:noVBand="1"/>
@@ -651,7 +651,7 @@
     </w:p>
     <w:tbl>
       <w:tblPr>
-        <w:tblStyle w:val="Grilledutableau"/>
+        <w:tblStyle w:val="TableGrid"/>
         <w:tblW w:w="0" w:type="auto"/>
         <w:tblInd w:w="988" w:type="dxa"/>
         <w:tblLook w:val="06A0" w:firstRow="1" w:lastRow="0" w:firstColumn="1" w:lastColumn="0" w:noHBand="1" w:noVBand="1"/>
@@ -698,20 +698,19 @@
     </w:p>
     <w:p>
       <w:pPr>
-        <w:pStyle w:val="Titre1"/>
+        <w:pStyle w:val="Heading1"/>
         <w:numPr>
           <w:ilvl w:val="0"/>
           <w:numId w:val="2"/>
         </w:numPr>
       </w:pPr>
       <w:r>
-        <w:lastRenderedPageBreak/>
         <w:t>EDITION ET RE-EDITION DES ETIQUETTES DE GROUPAGE</w:t>
       </w:r>
     </w:p>
     <w:p>
       <w:pPr>
-        <w:pStyle w:val="Titre2"/>
+        <w:pStyle w:val="Heading2"/>
         <w:numPr>
           <w:ilvl w:val="1"/>
           <w:numId w:val="2"/>
@@ -769,7 +768,23 @@
           <w:rFonts w:eastAsia="Roboto regular" w:cs="Roboto regular"/>
           <w:color w:val="auto"/>
         </w:rPr>
-        <w:t>• si l'édition est faite en fractionnée, ou en cas de relance du masque dans Codesoft,</w:t>
+        <w:t xml:space="preserve">• si l'édition est faite en fractionnée, ou en cas de relance du masque dans </w:t>
+      </w:r>
+      <w:proofErr w:type="spellStart"/>
+      <w:r>
+        <w:rPr>
+          <w:rFonts w:eastAsia="Roboto regular" w:cs="Roboto regular"/>
+          <w:color w:val="auto"/>
+        </w:rPr>
+        <w:t>Codesoft</w:t>
+      </w:r>
+      <w:proofErr w:type="spellEnd"/>
+      <w:r>
+        <w:rPr>
+          <w:rFonts w:eastAsia="Roboto regular" w:cs="Roboto regular"/>
+          <w:color w:val="auto"/>
+        </w:rPr>
+        <w:t>,</w:t>
       </w:r>
       <w:r>
         <w:br/>
@@ -801,7 +816,7 @@
     </w:p>
     <w:tbl>
       <w:tblPr>
-        <w:tblStyle w:val="Grilledutableau"/>
+        <w:tblStyle w:val="TableGrid"/>
         <w:tblW w:w="10916" w:type="dxa"/>
         <w:tblInd w:w="-998" w:type="dxa"/>
         <w:tblLook w:val="06A0" w:firstRow="1" w:lastRow="0" w:firstColumn="1" w:lastColumn="0" w:noHBand="1" w:noVBand="1"/>
@@ -997,13 +1012,13 @@
     </w:tbl>
     <w:p>
       <w:pPr>
-        <w:pStyle w:val="Titre1"/>
+        <w:pStyle w:val="Heading1"/>
         <w:ind w:left="708"/>
       </w:pPr>
     </w:p>
     <w:p>
       <w:pPr>
-        <w:pStyle w:val="Titre2"/>
+        <w:pStyle w:val="Heading2"/>
         <w:numPr>
           <w:ilvl w:val="1"/>
           <w:numId w:val="2"/>
@@ -1015,7 +1030,7 @@
     </w:p>
     <w:p>
       <w:pPr>
-        <w:pStyle w:val="Paragraphedeliste"/>
+        <w:pStyle w:val="ListParagraph"/>
         <w:numPr>
           <w:ilvl w:val="0"/>
           <w:numId w:val="1"/>
@@ -1031,12 +1046,28 @@
           <w:rFonts w:eastAsia="Roboto regular" w:cs="Roboto regular"/>
           <w:color w:val="auto"/>
         </w:rPr>
-        <w:t>Les étiquettes de groupage ré-éditées doivent porter la mention "REEDITION".</w:t>
+        <w:t xml:space="preserve">Les étiquettes de groupage </w:t>
+      </w:r>
+      <w:proofErr w:type="spellStart"/>
+      <w:r>
+        <w:rPr>
+          <w:rFonts w:eastAsia="Roboto regular" w:cs="Roboto regular"/>
+          <w:color w:val="auto"/>
+        </w:rPr>
+        <w:t>ré-éditées</w:t>
+      </w:r>
+      <w:proofErr w:type="spellEnd"/>
+      <w:r>
+        <w:rPr>
+          <w:rFonts w:eastAsia="Roboto regular" w:cs="Roboto regular"/>
+          <w:color w:val="auto"/>
+        </w:rPr>
+        <w:t xml:space="preserve"> doivent porter la mention "REEDITION".</w:t>
       </w:r>
     </w:p>
     <w:p>
       <w:pPr>
-        <w:pStyle w:val="Paragraphedeliste"/>
+        <w:pStyle w:val="ListParagraph"/>
         <w:numPr>
           <w:ilvl w:val="0"/>
           <w:numId w:val="1"/>
@@ -1057,7 +1088,7 @@
     </w:p>
     <w:p>
       <w:pPr>
-        <w:pStyle w:val="Paragraphedeliste"/>
+        <w:pStyle w:val="ListParagraph"/>
         <w:numPr>
           <w:ilvl w:val="0"/>
           <w:numId w:val="1"/>
@@ -1078,7 +1109,7 @@
     </w:p>
     <w:p>
       <w:pPr>
-        <w:pStyle w:val="Paragraphedeliste"/>
+        <w:pStyle w:val="ListParagraph"/>
         <w:numPr>
           <w:ilvl w:val="0"/>
           <w:numId w:val="1"/>
@@ -1099,7 +1130,7 @@
     </w:p>
     <w:tbl>
       <w:tblPr>
-        <w:tblStyle w:val="Grilledutableau"/>
+        <w:tblStyle w:val="TableGrid"/>
         <w:tblW w:w="10915" w:type="dxa"/>
         <w:tblInd w:w="-998" w:type="dxa"/>
         <w:tblLook w:val="06A0" w:firstRow="1" w:lastRow="0" w:firstColumn="1" w:lastColumn="0" w:noHBand="1" w:noVBand="1"/>
@@ -1540,20 +1571,19 @@
     </w:p>
     <w:p>
       <w:pPr>
-        <w:pStyle w:val="Titre1"/>
+        <w:pStyle w:val="Heading1"/>
         <w:numPr>
           <w:ilvl w:val="0"/>
           <w:numId w:val="2"/>
         </w:numPr>
       </w:pPr>
       <w:r>
-        <w:lastRenderedPageBreak/>
         <w:t>LISTE DES OPERATEURS DE PRODUCTION</w:t>
       </w:r>
     </w:p>
     <w:tbl>
       <w:tblPr>
-        <w:tblStyle w:val="Grilledutableau"/>
+        <w:tblStyle w:val="TableGrid"/>
         <w:tblW w:w="11062" w:type="dxa"/>
         <w:tblInd w:w="-998" w:type="dxa"/>
         <w:tblLook w:val="06A0" w:firstRow="1" w:lastRow="0" w:firstColumn="1" w:lastColumn="0" w:noHBand="1" w:noVBand="1"/>
@@ -2129,20 +2159,19 @@
     </w:p>
     <w:p>
       <w:pPr>
-        <w:pStyle w:val="Titre1"/>
+        <w:pStyle w:val="Heading1"/>
         <w:numPr>
           <w:ilvl w:val="0"/>
           <w:numId w:val="2"/>
         </w:numPr>
       </w:pPr>
       <w:r>
-        <w:lastRenderedPageBreak/>
         <w:t>CONTROLES DE DEMARRAGE DE LA LIGNE</w:t>
       </w:r>
     </w:p>
     <w:tbl>
       <w:tblPr>
-        <w:tblStyle w:val="Grilledutableau"/>
+        <w:tblStyle w:val="TableGrid"/>
         <w:tblW w:w="0" w:type="auto"/>
         <w:tblLook w:val="06A0" w:firstRow="1" w:lastRow="0" w:firstColumn="1" w:lastColumn="0" w:noHBand="1" w:noVBand="1"/>
       </w:tblPr>
@@ -2284,7 +2313,7 @@
     </w:p>
     <w:tbl>
       <w:tblPr>
-        <w:tblStyle w:val="Grilledutableau"/>
+        <w:tblStyle w:val="TableGrid"/>
         <w:tblW w:w="0" w:type="auto"/>
         <w:tblLook w:val="06A0" w:firstRow="1" w:lastRow="0" w:firstColumn="1" w:lastColumn="0" w:noHBand="1" w:noVBand="1"/>
       </w:tblPr>
@@ -2352,7 +2381,7 @@
     </w:p>
     <w:tbl>
       <w:tblPr>
-        <w:tblStyle w:val="Grilledutableau"/>
+        <w:tblStyle w:val="TableGrid"/>
         <w:tblW w:w="9072" w:type="dxa"/>
         <w:tblInd w:w="-5" w:type="dxa"/>
         <w:tblLook w:val="06A0" w:firstRow="1" w:lastRow="0" w:firstColumn="1" w:lastColumn="0" w:noHBand="1" w:noVBand="1"/>
@@ -2415,6 +2444,7 @@
                 <w:szCs w:val="28"/>
               </w:rPr>
             </w:pPr>
+            <w:proofErr w:type="spellStart"/>
             <w:r>
               <w:rPr>
                 <w:rFonts w:eastAsia="Roboto regular" w:cs="Roboto regular"/>
@@ -2422,8 +2452,29 @@
                 <w:sz w:val="28"/>
                 <w:szCs w:val="28"/>
               </w:rPr>
-              <w:t>Material Number</w:t>
-            </w:r>
+              <w:t>Material</w:t>
+            </w:r>
+            <w:proofErr w:type="spellEnd"/>
+            <w:r>
+              <w:rPr>
+                <w:rFonts w:eastAsia="Roboto regular" w:cs="Roboto regular"/>
+                <w:color w:val="auto"/>
+                <w:sz w:val="28"/>
+                <w:szCs w:val="28"/>
+              </w:rPr>
+              <w:t xml:space="preserve"> </w:t>
+            </w:r>
+            <w:proofErr w:type="spellStart"/>
+            <w:r>
+              <w:rPr>
+                <w:rFonts w:eastAsia="Roboto regular" w:cs="Roboto regular"/>
+                <w:color w:val="auto"/>
+                <w:sz w:val="28"/>
+                <w:szCs w:val="28"/>
+              </w:rPr>
+              <w:t>Number</w:t>
+            </w:r>
+            <w:proofErr w:type="spellEnd"/>
           </w:p>
         </w:tc>
         <w:tc>
@@ -2495,7 +2546,7 @@
     </w:p>
     <w:p>
       <w:pPr>
-        <w:pStyle w:val="Titre2"/>
+        <w:pStyle w:val="Heading2"/>
         <w:ind w:left="1080"/>
       </w:pPr>
       <w:r>
@@ -2531,7 +2582,7 @@
     </w:p>
     <w:tbl>
       <w:tblPr>
-        <w:tblStyle w:val="Grilledutableau"/>
+        <w:tblStyle w:val="TableGrid"/>
         <w:tblW w:w="9067" w:type="dxa"/>
         <w:tblLook w:val="06A0" w:firstRow="1" w:lastRow="0" w:firstColumn="1" w:lastColumn="0" w:noHBand="1" w:noVBand="1"/>
       </w:tblPr>
@@ -2702,7 +2753,7 @@
     </w:p>
     <w:tbl>
       <w:tblPr>
-        <w:tblStyle w:val="Grilledutableau"/>
+        <w:tblStyle w:val="TableGrid"/>
         <w:tblW w:w="0" w:type="auto"/>
         <w:tblInd w:w="704" w:type="dxa"/>
         <w:tblLook w:val="06A0" w:firstRow="1" w:lastRow="0" w:firstColumn="1" w:lastColumn="0" w:noHBand="1" w:noVBand="1"/>
@@ -2741,17 +2792,16 @@
     </w:p>
     <w:p>
       <w:pPr>
-        <w:pStyle w:val="Titre2"/>
+        <w:pStyle w:val="Heading2"/>
         <w:ind w:left="1080"/>
       </w:pPr>
       <w:r>
-        <w:lastRenderedPageBreak/>
         <w:t>4.2 СONTROLE DU NETTOYAGE DES LOCAUX ET DES EQUIPEMENTS</w:t>
       </w:r>
     </w:p>
     <w:tbl>
       <w:tblPr>
-        <w:tblStyle w:val="Grilledutableau"/>
+        <w:tblStyle w:val="TableGrid"/>
         <w:tblW w:w="9067" w:type="dxa"/>
         <w:tblLook w:val="06A0" w:firstRow="1" w:lastRow="0" w:firstColumn="1" w:lastColumn="0" w:noHBand="1" w:noVBand="1"/>
       </w:tblPr>
@@ -2914,7 +2964,7 @@
     </w:p>
     <w:tbl>
       <w:tblPr>
-        <w:tblStyle w:val="Grilledutableau"/>
+        <w:tblStyle w:val="TableGrid"/>
         <w:tblW w:w="9067" w:type="dxa"/>
         <w:tblLook w:val="06A0" w:firstRow="1" w:lastRow="0" w:firstColumn="1" w:lastColumn="0" w:noHBand="1" w:noVBand="1"/>
       </w:tblPr>
@@ -2946,7 +2996,27 @@
                 <w:bCs/>
                 <w:color w:val="auto"/>
               </w:rPr>
-              <w:t xml:space="preserve">Vérifier le nettoyage de la blistereuse et des équipements mobiles </w:t>
+              <w:t xml:space="preserve">Vérifier le nettoyage de la </w:t>
+            </w:r>
+            <w:proofErr w:type="spellStart"/>
+            <w:r>
+              <w:rPr>
+                <w:rFonts w:eastAsia="Roboto regular" w:cs="Roboto regular"/>
+                <w:b/>
+                <w:bCs/>
+                <w:color w:val="auto"/>
+              </w:rPr>
+              <w:t>blistereuse</w:t>
+            </w:r>
+            <w:proofErr w:type="spellEnd"/>
+            <w:r>
+              <w:rPr>
+                <w:rFonts w:eastAsia="Roboto regular" w:cs="Roboto regular"/>
+                <w:b/>
+                <w:bCs/>
+                <w:color w:val="auto"/>
+              </w:rPr>
+              <w:t xml:space="preserve"> et des équipements mobiles </w:t>
             </w:r>
           </w:p>
           <w:p>
@@ -3042,7 +3112,7 @@
     </w:p>
     <w:tbl>
       <w:tblPr>
-        <w:tblStyle w:val="Grilledutableau"/>
+        <w:tblStyle w:val="TableGrid"/>
         <w:tblW w:w="0" w:type="auto"/>
         <w:tblInd w:w="1555" w:type="dxa"/>
         <w:tblLook w:val="06A0" w:firstRow="1" w:lastRow="0" w:firstColumn="1" w:lastColumn="0" w:noHBand="1" w:noVBand="1"/>
@@ -3082,7 +3152,7 @@
     </w:p>
     <w:p>
       <w:pPr>
-        <w:pStyle w:val="Titre2"/>
+        <w:pStyle w:val="Heading2"/>
         <w:ind w:left="1080"/>
       </w:pPr>
       <w:r>
@@ -3112,7 +3182,7 @@
     </w:p>
     <w:tbl>
       <w:tblPr>
-        <w:tblStyle w:val="Grilledutableau"/>
+        <w:tblStyle w:val="TableGrid"/>
         <w:tblW w:w="0" w:type="auto"/>
         <w:tblLook w:val="06A0" w:firstRow="1" w:lastRow="0" w:firstColumn="1" w:lastColumn="0" w:noHBand="1" w:noVBand="1"/>
       </w:tblPr>
@@ -3145,7 +3215,23 @@
                 <w:rFonts w:eastAsia="Roboto regular" w:cs="Roboto regular"/>
                 <w:color w:val="auto"/>
               </w:rPr>
-              <w:t>Joindre la check list du double contrôle du vide de ligne</w:t>
+              <w:t xml:space="preserve">Joindre la check </w:t>
+            </w:r>
+            <w:proofErr w:type="spellStart"/>
+            <w:r>
+              <w:rPr>
+                <w:rFonts w:eastAsia="Roboto regular" w:cs="Roboto regular"/>
+                <w:color w:val="auto"/>
+              </w:rPr>
+              <w:t>list</w:t>
+            </w:r>
+            <w:proofErr w:type="spellEnd"/>
+            <w:r>
+              <w:rPr>
+                <w:rFonts w:eastAsia="Roboto regular" w:cs="Roboto regular"/>
+                <w:color w:val="auto"/>
+              </w:rPr>
+              <w:t xml:space="preserve"> du double contrôle du vide de ligne</w:t>
             </w:r>
             <w:r>
               <w:rPr>
@@ -3215,7 +3301,7 @@
     </w:p>
     <w:p>
       <w:pPr>
-        <w:pStyle w:val="Titre1"/>
+        <w:pStyle w:val="Heading1"/>
         <w:numPr>
           <w:ilvl w:val="0"/>
           <w:numId w:val="2"/>
@@ -3228,7 +3314,7 @@
     </w:p>
     <w:p>
       <w:pPr>
-        <w:pStyle w:val="Titre2"/>
+        <w:pStyle w:val="Heading2"/>
         <w:ind w:left="1080"/>
         <w:rPr>
           <w:u w:val="none"/>
@@ -3243,7 +3329,7 @@
     </w:p>
     <w:tbl>
       <w:tblPr>
-        <w:tblStyle w:val="Grilledutableau"/>
+        <w:tblStyle w:val="TableGrid"/>
         <w:tblW w:w="0" w:type="auto"/>
         <w:tblLook w:val="06A0" w:firstRow="1" w:lastRow="0" w:firstColumn="1" w:lastColumn="0" w:noHBand="1" w:noVBand="1"/>
       </w:tblPr>
@@ -3433,7 +3519,7 @@
     </w:p>
     <w:p>
       <w:pPr>
-        <w:pStyle w:val="Titre2"/>
+        <w:pStyle w:val="Heading2"/>
         <w:ind w:left="1080"/>
         <w:rPr>
           <w:u w:val="none"/>
@@ -3448,7 +3534,7 @@
     </w:p>
     <w:tbl>
       <w:tblPr>
-        <w:tblStyle w:val="Grilledutableau"/>
+        <w:tblStyle w:val="TableGrid"/>
         <w:tblW w:w="0" w:type="auto"/>
         <w:tblLook w:val="06A0" w:firstRow="1" w:lastRow="0" w:firstColumn="1" w:lastColumn="0" w:noHBand="1" w:noVBand="1"/>
       </w:tblPr>
@@ -3969,7 +4055,7 @@
     </w:p>
     <w:p>
       <w:pPr>
-        <w:pStyle w:val="Titre1"/>
+        <w:pStyle w:val="Heading1"/>
         <w:numPr>
           <w:ilvl w:val="0"/>
           <w:numId w:val="2"/>
@@ -3982,7 +4068,7 @@
     </w:p>
     <w:p>
       <w:pPr>
-        <w:pStyle w:val="Titre2"/>
+        <w:pStyle w:val="Heading2"/>
         <w:ind w:left="1080"/>
         <w:rPr>
           <w:u w:val="none"/>
@@ -3997,7 +4083,7 @@
     </w:p>
     <w:tbl>
       <w:tblPr>
-        <w:tblStyle w:val="Grilledutableau"/>
+        <w:tblStyle w:val="TableGrid"/>
         <w:tblW w:w="0" w:type="auto"/>
         <w:tblLook w:val="06A0" w:firstRow="1" w:lastRow="0" w:firstColumn="1" w:lastColumn="0" w:noHBand="1" w:noVBand="1"/>
       </w:tblPr>
@@ -4232,7 +4318,7 @@
     </w:p>
     <w:tbl>
       <w:tblPr>
-        <w:tblStyle w:val="Grilledutableau"/>
+        <w:tblStyle w:val="TableGrid"/>
         <w:tblW w:w="0" w:type="auto"/>
         <w:tblLook w:val="06A0" w:firstRow="1" w:lastRow="0" w:firstColumn="1" w:lastColumn="0" w:noHBand="1" w:noVBand="1"/>
       </w:tblPr>
@@ -4466,6 +4552,7 @@
               </w:rPr>
             </w:pPr>
             <w:bookmarkStart w:id="0" w:name="_Int_vGdLRIML"/>
+            <w:proofErr w:type="gramStart"/>
             <w:r>
               <w:rPr>
                 <w:rFonts w:eastAsia="Roboto regular" w:cs="Roboto regular"/>
@@ -4476,6 +4563,7 @@
               <w:t>non</w:t>
             </w:r>
             <w:bookmarkEnd w:id="0"/>
+            <w:proofErr w:type="gramEnd"/>
           </w:p>
         </w:tc>
         <w:tc>
@@ -4493,6 +4581,8 @@
                 <w:szCs w:val="26"/>
               </w:rPr>
             </w:pPr>
+            <w:proofErr w:type="spellStart"/>
+            <w:proofErr w:type="gramStart"/>
             <w:r>
               <w:rPr>
                 <w:rFonts w:eastAsia="Roboto regular" w:cs="Roboto regular"/>
@@ -4502,6 +4592,8 @@
               </w:rPr>
               <w:t>Bleu,oblong</w:t>
             </w:r>
+            <w:proofErr w:type="spellEnd"/>
+            <w:proofErr w:type="gramEnd"/>
           </w:p>
         </w:tc>
         <w:tc>
@@ -4625,6 +4717,7 @@
               </w:rPr>
             </w:pPr>
             <w:bookmarkStart w:id="1" w:name="_Int_O8L0RugT"/>
+            <w:proofErr w:type="gramStart"/>
             <w:r>
               <w:rPr>
                 <w:rFonts w:eastAsia="Roboto regular" w:cs="Roboto regular"/>
@@ -4635,6 +4728,7 @@
               <w:t>non</w:t>
             </w:r>
             <w:bookmarkEnd w:id="1"/>
+            <w:proofErr w:type="gramEnd"/>
           </w:p>
         </w:tc>
         <w:tc>
@@ -4652,6 +4746,8 @@
                 <w:szCs w:val="26"/>
               </w:rPr>
             </w:pPr>
+            <w:proofErr w:type="spellStart"/>
+            <w:proofErr w:type="gramStart"/>
             <w:r>
               <w:rPr>
                 <w:rFonts w:eastAsia="Roboto regular" w:cs="Roboto regular"/>
@@ -4661,6 +4757,8 @@
               </w:rPr>
               <w:t>Rose,oblong</w:t>
             </w:r>
+            <w:proofErr w:type="spellEnd"/>
+            <w:proofErr w:type="gramEnd"/>
           </w:p>
         </w:tc>
         <w:tc>
@@ -4793,6 +4891,7 @@
               </w:rPr>
             </w:pPr>
             <w:bookmarkStart w:id="2" w:name="_Int_rKuPfuYN"/>
+            <w:proofErr w:type="gramStart"/>
             <w:r>
               <w:rPr>
                 <w:rFonts w:eastAsia="Roboto regular" w:cs="Roboto regular"/>
@@ -4803,6 +4902,7 @@
               <w:t>non</w:t>
             </w:r>
             <w:bookmarkEnd w:id="2"/>
+            <w:proofErr w:type="gramEnd"/>
           </w:p>
         </w:tc>
         <w:tc>
@@ -4970,6 +5070,7 @@
               </w:rPr>
             </w:pPr>
             <w:bookmarkStart w:id="3" w:name="_Int_xGG3Oe4G"/>
+            <w:proofErr w:type="gramStart"/>
             <w:r>
               <w:rPr>
                 <w:rFonts w:eastAsia="Roboto regular" w:cs="Roboto regular"/>
@@ -4980,6 +5081,7 @@
               <w:t>non</w:t>
             </w:r>
             <w:bookmarkEnd w:id="3"/>
+            <w:proofErr w:type="gramEnd"/>
           </w:p>
         </w:tc>
         <w:tc>
@@ -5147,6 +5249,7 @@
               </w:rPr>
             </w:pPr>
             <w:bookmarkStart w:id="4" w:name="_Int_wKzXA2tL"/>
+            <w:proofErr w:type="gramStart"/>
             <w:r>
               <w:rPr>
                 <w:rFonts w:eastAsia="Roboto regular" w:cs="Roboto regular"/>
@@ -5157,6 +5260,7 @@
               <w:t>non</w:t>
             </w:r>
             <w:bookmarkEnd w:id="4"/>
+            <w:proofErr w:type="gramEnd"/>
           </w:p>
         </w:tc>
         <w:tc>
@@ -5278,7 +5382,7 @@
     </w:p>
     <w:tbl>
       <w:tblPr>
-        <w:tblStyle w:val="Grilledutableau"/>
+        <w:tblStyle w:val="TableGrid"/>
         <w:tblW w:w="0" w:type="auto"/>
         <w:tblInd w:w="1413" w:type="dxa"/>
         <w:tblLook w:val="06A0" w:firstRow="1" w:lastRow="0" w:firstColumn="1" w:lastColumn="0" w:noHBand="1" w:noVBand="1"/>
@@ -5326,7 +5430,7 @@
     </w:p>
     <w:p>
       <w:pPr>
-        <w:pStyle w:val="Titre2"/>
+        <w:pStyle w:val="Heading2"/>
         <w:ind w:left="1080"/>
         <w:rPr>
           <w:u w:val="none"/>
@@ -5342,7 +5446,7 @@
     </w:p>
     <w:tbl>
       <w:tblPr>
-        <w:tblStyle w:val="Grilledutableau"/>
+        <w:tblStyle w:val="TableGrid"/>
         <w:tblW w:w="0" w:type="auto"/>
         <w:tblLook w:val="06A0" w:firstRow="1" w:lastRow="0" w:firstColumn="1" w:lastColumn="0" w:noHBand="1" w:noVBand="1"/>
       </w:tblPr>
@@ -5371,8 +5475,17 @@
                 <w:rFonts w:eastAsia="Roboto regular" w:cs="Roboto regular"/>
                 <w:color w:val="auto"/>
               </w:rPr>
-              <w:t>Vérifier et préparer 1 pas machine en sortie de blistéreuse</w:t>
-            </w:r>
+              <w:t xml:space="preserve">Vérifier et préparer 1 pas machine en sortie de </w:t>
+            </w:r>
+            <w:proofErr w:type="spellStart"/>
+            <w:r>
+              <w:rPr>
+                <w:rFonts w:eastAsia="Roboto regular" w:cs="Roboto regular"/>
+                <w:color w:val="auto"/>
+              </w:rPr>
+              <w:t>blistéreuse</w:t>
+            </w:r>
+            <w:proofErr w:type="spellEnd"/>
           </w:p>
         </w:tc>
         <w:tc>
@@ -6207,7 +6320,7 @@
     </w:p>
     <w:tbl>
       <w:tblPr>
-        <w:tblStyle w:val="Grilledutableau"/>
+        <w:tblStyle w:val="TableGrid"/>
         <w:tblW w:w="0" w:type="auto"/>
         <w:tblInd w:w="1838" w:type="dxa"/>
         <w:tblLook w:val="06A0" w:firstRow="1" w:lastRow="0" w:firstColumn="1" w:lastColumn="0" w:noHBand="1" w:noVBand="1"/>
@@ -6246,7 +6359,7 @@
     </w:p>
     <w:p>
       <w:pPr>
-        <w:pStyle w:val="Titre2"/>
+        <w:pStyle w:val="Heading2"/>
         <w:ind w:left="1080"/>
         <w:rPr>
           <w:u w:val="none"/>
@@ -6262,7 +6375,7 @@
     </w:p>
     <w:tbl>
       <w:tblPr>
-        <w:tblStyle w:val="Grilledutableau"/>
+        <w:tblStyle w:val="TableGrid"/>
         <w:tblW w:w="0" w:type="auto"/>
         <w:tblLook w:val="06A0" w:firstRow="1" w:lastRow="0" w:firstColumn="1" w:lastColumn="0" w:noHBand="1" w:noVBand="1"/>
       </w:tblPr>
@@ -6387,7 +6500,7 @@
     </w:p>
     <w:p>
       <w:pPr>
-        <w:pStyle w:val="Titre2"/>
+        <w:pStyle w:val="Heading2"/>
         <w:ind w:left="1080"/>
         <w:rPr>
           <w:u w:val="none"/>
@@ -6418,12 +6531,37 @@
           <w:rFonts w:eastAsia="Roboto regular" w:cs="Roboto regular"/>
           <w:color w:val="auto"/>
         </w:rPr>
-        <w:t>Vérifier et préparer un étui avec marquage et/ou datamatrix et / ou Bollino</w:t>
+        <w:t xml:space="preserve">Vérifier et préparer un étui avec marquage et/ou </w:t>
       </w:r>
+      <w:proofErr w:type="spellStart"/>
+      <w:r>
+        <w:rPr>
+          <w:rFonts w:eastAsia="Roboto regular" w:cs="Roboto regular"/>
+          <w:color w:val="auto"/>
+        </w:rPr>
+        <w:t>datamatrix</w:t>
+      </w:r>
+      <w:proofErr w:type="spellEnd"/>
+      <w:r>
+        <w:rPr>
+          <w:rFonts w:eastAsia="Roboto regular" w:cs="Roboto regular"/>
+          <w:color w:val="auto"/>
+        </w:rPr>
+        <w:t xml:space="preserve"> et / ou </w:t>
+      </w:r>
+      <w:proofErr w:type="spellStart"/>
+      <w:r>
+        <w:rPr>
+          <w:rFonts w:eastAsia="Roboto regular" w:cs="Roboto regular"/>
+          <w:color w:val="auto"/>
+        </w:rPr>
+        <w:t>Bollino</w:t>
+      </w:r>
+      <w:proofErr w:type="spellEnd"/>
     </w:p>
     <w:tbl>
       <w:tblPr>
-        <w:tblStyle w:val="Grilledutableau"/>
+        <w:tblStyle w:val="TableGrid"/>
         <w:tblW w:w="0" w:type="auto"/>
         <w:tblLook w:val="06A0" w:firstRow="1" w:lastRow="0" w:firstColumn="1" w:lastColumn="0" w:noHBand="1" w:noVBand="1"/>
       </w:tblPr>
@@ -6631,7 +6769,39 @@
                 <w:rFonts w:eastAsia="Roboto regular" w:cs="Roboto regular"/>
                 <w:color w:val="auto"/>
               </w:rPr>
-              <w:t>(point de colle des 2 cotés de l'étui)</w:t>
+              <w:t>(</w:t>
+            </w:r>
+            <w:proofErr w:type="gramStart"/>
+            <w:r>
+              <w:rPr>
+                <w:rFonts w:eastAsia="Roboto regular" w:cs="Roboto regular"/>
+                <w:color w:val="auto"/>
+              </w:rPr>
+              <w:t>point</w:t>
+            </w:r>
+            <w:proofErr w:type="gramEnd"/>
+            <w:r>
+              <w:rPr>
+                <w:rFonts w:eastAsia="Roboto regular" w:cs="Roboto regular"/>
+                <w:color w:val="auto"/>
+              </w:rPr>
+              <w:t xml:space="preserve"> de colle des 2 </w:t>
+            </w:r>
+            <w:proofErr w:type="spellStart"/>
+            <w:r>
+              <w:rPr>
+                <w:rFonts w:eastAsia="Roboto regular" w:cs="Roboto regular"/>
+                <w:color w:val="auto"/>
+              </w:rPr>
+              <w:t>cotés</w:t>
+            </w:r>
+            <w:proofErr w:type="spellEnd"/>
+            <w:r>
+              <w:rPr>
+                <w:rFonts w:eastAsia="Roboto regular" w:cs="Roboto regular"/>
+                <w:color w:val="auto"/>
+              </w:rPr>
+              <w:t xml:space="preserve"> de l'étui)</w:t>
             </w:r>
           </w:p>
         </w:tc>
@@ -6666,19 +6836,36 @@
                 <w:color w:val="auto"/>
               </w:rPr>
             </w:pPr>
-            <w:r>
-              <w:rPr>
-                <w:rFonts w:eastAsia="Roboto regular" w:cs="Roboto regular"/>
-                <w:color w:val="auto"/>
-              </w:rPr>
-              <w:t xml:space="preserve">Verifier l'emplacement et la conformité de l'impression des données variables par rapport </w:t>
-            </w:r>
-            <w:r>
-              <w:rPr>
-                <w:rFonts w:eastAsia="Roboto regular" w:cs="Roboto regular"/>
-                <w:color w:val="auto"/>
-              </w:rPr>
-              <w:t>à l’</w:t>
+            <w:proofErr w:type="spellStart"/>
+            <w:r>
+              <w:rPr>
+                <w:rFonts w:eastAsia="Roboto regular" w:cs="Roboto regular"/>
+                <w:color w:val="auto"/>
+              </w:rPr>
+              <w:t>Verifier</w:t>
+            </w:r>
+            <w:proofErr w:type="spellEnd"/>
+            <w:r>
+              <w:rPr>
+                <w:rFonts w:eastAsia="Roboto regular" w:cs="Roboto regular"/>
+                <w:color w:val="auto"/>
+              </w:rPr>
+              <w:t xml:space="preserve"> l'emplacement et la conformité de l'impression des données variables par rapport </w:t>
+            </w:r>
+            <w:r>
+              <w:rPr>
+                <w:rFonts w:eastAsia="Roboto regular" w:cs="Roboto regular"/>
+                <w:color w:val="auto"/>
+              </w:rPr>
+              <w:t xml:space="preserve">à </w:t>
+            </w:r>
+            <w:proofErr w:type="gramStart"/>
+            <w:r>
+              <w:rPr>
+                <w:rFonts w:eastAsia="Roboto regular" w:cs="Roboto regular"/>
+                <w:color w:val="auto"/>
+              </w:rPr>
+              <w:t>l’</w:t>
             </w:r>
             <w:r>
               <w:rPr>
@@ -6692,7 +6879,15 @@
                 <w:rFonts w:eastAsia="Roboto regular" w:cs="Roboto regular"/>
                 <w:color w:val="auto"/>
               </w:rPr>
-              <w:t xml:space="preserve">: </w:t>
+              <w:t>:</w:t>
+            </w:r>
+            <w:proofErr w:type="gramEnd"/>
+            <w:r>
+              <w:rPr>
+                <w:rFonts w:eastAsia="Roboto regular" w:cs="Roboto regular"/>
+                <w:color w:val="auto"/>
+              </w:rPr>
+              <w:t xml:space="preserve"> </w:t>
             </w:r>
           </w:p>
           <w:p>
@@ -6717,6 +6912,7 @@
               </w:rPr>
               <w:t xml:space="preserve">Lot, </w:t>
             </w:r>
+            <w:proofErr w:type="gramStart"/>
             <w:r>
               <w:rPr>
                 <w:rFonts w:eastAsia="Roboto regular" w:cs="Roboto regular"/>
@@ -6729,24 +6925,49 @@
                 <w:rFonts w:eastAsia="Roboto regular" w:cs="Roboto regular"/>
                 <w:color w:val="auto"/>
               </w:rPr>
-              <w:t>; et si applicable,CIP,GTIN, Date de fabrication, prix et</w:t>
-            </w:r>
-          </w:p>
-          <w:p>
-            <w:pPr>
-              <w:rPr>
-                <w:rFonts w:eastAsia="Roboto regular" w:cs="Roboto regular"/>
-                <w:color w:val="auto"/>
-              </w:rPr>
-            </w:pPr>
-          </w:p>
-          <w:p>
-            <w:pPr>
-              <w:rPr>
-                <w:rFonts w:eastAsia="Roboto regular" w:cs="Roboto regular"/>
-                <w:color w:val="auto"/>
-              </w:rPr>
-            </w:pPr>
+              <w:t>;</w:t>
+            </w:r>
+            <w:proofErr w:type="gramEnd"/>
+            <w:r>
+              <w:rPr>
+                <w:rFonts w:eastAsia="Roboto regular" w:cs="Roboto regular"/>
+                <w:color w:val="auto"/>
+              </w:rPr>
+              <w:t xml:space="preserve"> et si </w:t>
+            </w:r>
+            <w:proofErr w:type="spellStart"/>
+            <w:r>
+              <w:rPr>
+                <w:rFonts w:eastAsia="Roboto regular" w:cs="Roboto regular"/>
+                <w:color w:val="auto"/>
+              </w:rPr>
+              <w:t>applicable,CIP,GTIN</w:t>
+            </w:r>
+            <w:proofErr w:type="spellEnd"/>
+            <w:r>
+              <w:rPr>
+                <w:rFonts w:eastAsia="Roboto regular" w:cs="Roboto regular"/>
+                <w:color w:val="auto"/>
+              </w:rPr>
+              <w:t>, Date de fabrication, prix et</w:t>
+            </w:r>
+          </w:p>
+          <w:p>
+            <w:pPr>
+              <w:rPr>
+                <w:rFonts w:eastAsia="Roboto regular" w:cs="Roboto regular"/>
+                <w:color w:val="auto"/>
+              </w:rPr>
+            </w:pPr>
+          </w:p>
+          <w:p>
+            <w:pPr>
+              <w:rPr>
+                <w:rFonts w:eastAsia="Roboto regular" w:cs="Roboto regular"/>
+                <w:color w:val="auto"/>
+              </w:rPr>
+            </w:pPr>
+            <w:proofErr w:type="gramStart"/>
             <w:r>
               <w:rPr>
                 <w:rFonts w:eastAsia="Roboto regular" w:cs="Roboto regular"/>
@@ -6754,6 +6975,7 @@
               </w:rPr>
               <w:t>écrire</w:t>
             </w:r>
+            <w:proofErr w:type="gramEnd"/>
             <w:r>
               <w:rPr>
                 <w:rFonts w:eastAsia="Roboto regular" w:cs="Roboto regular"/>
@@ -7001,7 +7223,23 @@
                 <w:rFonts w:eastAsia="Roboto regular" w:cs="Roboto regular"/>
                 <w:color w:val="auto"/>
               </w:rPr>
-              <w:t xml:space="preserve">La conformité du bollino par rapport </w:t>
+              <w:t xml:space="preserve">La conformité du </w:t>
+            </w:r>
+            <w:proofErr w:type="spellStart"/>
+            <w:r>
+              <w:rPr>
+                <w:rFonts w:eastAsia="Roboto regular" w:cs="Roboto regular"/>
+                <w:color w:val="auto"/>
+              </w:rPr>
+              <w:t>bollino</w:t>
+            </w:r>
+            <w:proofErr w:type="spellEnd"/>
+            <w:r>
+              <w:rPr>
+                <w:rFonts w:eastAsia="Roboto regular" w:cs="Roboto regular"/>
+                <w:color w:val="auto"/>
+              </w:rPr>
+              <w:t xml:space="preserve"> par rapport </w:t>
             </w:r>
             <w:r>
               <w:rPr>
@@ -7063,7 +7301,7 @@
     </w:p>
     <w:tbl>
       <w:tblPr>
-        <w:tblStyle w:val="Grilledutableau"/>
+        <w:tblStyle w:val="TableGrid"/>
         <w:tblW w:w="0" w:type="auto"/>
         <w:jc w:val="center"/>
         <w:tblLook w:val="06A0" w:firstRow="1" w:lastRow="0" w:firstColumn="1" w:lastColumn="0" w:noHBand="1" w:noVBand="1"/>
@@ -7108,7 +7346,7 @@
     </w:p>
     <w:p>
       <w:pPr>
-        <w:pStyle w:val="Titre2"/>
+        <w:pStyle w:val="Heading2"/>
         <w:ind w:left="1080"/>
         <w:rPr>
           <w:u w:val="none"/>
@@ -7209,7 +7447,7 @@
     </w:p>
     <w:tbl>
       <w:tblPr>
-        <w:tblStyle w:val="Grilledutableau"/>
+        <w:tblStyle w:val="TableGrid"/>
         <w:tblW w:w="0" w:type="auto"/>
         <w:tblLook w:val="06A0" w:firstRow="1" w:lastRow="0" w:firstColumn="1" w:lastColumn="0" w:noHBand="1" w:noVBand="1"/>
       </w:tblPr>
@@ -7507,7 +7745,23 @@
                 <w:rFonts w:eastAsia="Roboto regular" w:cs="Roboto regular"/>
                 <w:color w:val="auto"/>
               </w:rPr>
-              <w:t>L'étui imprimé et/ou avec Bollino et/ou Datamatrix 2D</w:t>
+              <w:t xml:space="preserve">L'étui imprimé et/ou avec </w:t>
+            </w:r>
+            <w:proofErr w:type="spellStart"/>
+            <w:r>
+              <w:rPr>
+                <w:rFonts w:eastAsia="Roboto regular" w:cs="Roboto regular"/>
+                <w:color w:val="auto"/>
+              </w:rPr>
+              <w:t>Bollino</w:t>
+            </w:r>
+            <w:proofErr w:type="spellEnd"/>
+            <w:r>
+              <w:rPr>
+                <w:rFonts w:eastAsia="Roboto regular" w:cs="Roboto regular"/>
+                <w:color w:val="auto"/>
+              </w:rPr>
+              <w:t xml:space="preserve"> et/ou Datamatrix 2D</w:t>
             </w:r>
           </w:p>
         </w:tc>
@@ -7657,7 +7911,7 @@
     </w:p>
     <w:tbl>
       <w:tblPr>
-        <w:tblStyle w:val="Grilledutableau"/>
+        <w:tblStyle w:val="TableGrid"/>
         <w:tblW w:w="0" w:type="auto"/>
         <w:jc w:val="center"/>
         <w:tblLook w:val="06A0" w:firstRow="1" w:lastRow="0" w:firstColumn="1" w:lastColumn="0" w:noHBand="1" w:noVBand="1"/>
@@ -7687,20 +7941,19 @@
     </w:tbl>
     <w:p>
       <w:pPr>
-        <w:pStyle w:val="Titre1"/>
+        <w:pStyle w:val="Heading1"/>
         <w:numPr>
           <w:ilvl w:val="0"/>
           <w:numId w:val="2"/>
         </w:numPr>
       </w:pPr>
       <w:r>
-        <w:lastRenderedPageBreak/>
         <w:t>QUANTITES A PRELEVER</w:t>
       </w:r>
     </w:p>
     <w:p>
       <w:pPr>
-        <w:pStyle w:val="Titre2"/>
+        <w:pStyle w:val="Heading2"/>
         <w:ind w:left="1080"/>
       </w:pPr>
       <w:r>
@@ -7815,7 +8068,23 @@
           <w:rFonts w:eastAsia="Roboto regular" w:cs="Roboto regular"/>
           <w:color w:val="auto"/>
         </w:rPr>
-        <w:t>À chaque changement de bobine (aluminium ou coldform, PVC), un contrôle doit être effectué.</w:t>
+        <w:t xml:space="preserve">À chaque changement de bobine (aluminium ou </w:t>
+      </w:r>
+      <w:proofErr w:type="spellStart"/>
+      <w:r>
+        <w:rPr>
+          <w:rFonts w:eastAsia="Roboto regular" w:cs="Roboto regular"/>
+          <w:color w:val="auto"/>
+        </w:rPr>
+        <w:t>coldform</w:t>
+      </w:r>
+      <w:proofErr w:type="spellEnd"/>
+      <w:r>
+        <w:rPr>
+          <w:rFonts w:eastAsia="Roboto regular" w:cs="Roboto regular"/>
+          <w:color w:val="auto"/>
+        </w:rPr>
+        <w:t>, PVC), un contrôle doit être effectué.</w:t>
       </w:r>
     </w:p>
     <w:p>
@@ -7861,7 +8130,7 @@
     </w:p>
     <w:p>
       <w:pPr>
-        <w:pStyle w:val="Titre2"/>
+        <w:pStyle w:val="Heading2"/>
         <w:ind w:left="1080"/>
         <w:rPr>
           <w:u w:val="none"/>
@@ -7941,12 +8210,21 @@
           <w:color w:val="auto"/>
         </w:rPr>
       </w:pPr>
+      <w:proofErr w:type="gramStart"/>
       <w:r>
         <w:rPr>
           <w:rFonts w:eastAsia="Roboto regular" w:cs="Roboto regular"/>
           <w:color w:val="auto"/>
         </w:rPr>
-        <w:t>Rappel: En cas de mise en œuvre d'un Bulk</w:t>
+        <w:t>Rappel:</w:t>
+      </w:r>
+      <w:proofErr w:type="gramEnd"/>
+      <w:r>
+        <w:rPr>
+          <w:rFonts w:eastAsia="Roboto regular" w:cs="Roboto regular"/>
+          <w:color w:val="auto"/>
+        </w:rPr>
+        <w:t xml:space="preserve"> En cas de mise en œuvre d'un Bulk</w:t>
       </w:r>
       <w:r>
         <w:rPr>
@@ -8027,7 +8305,7 @@
     </w:p>
     <w:tbl>
       <w:tblPr>
-        <w:tblStyle w:val="Grilledutableau"/>
+        <w:tblStyle w:val="TableGrid"/>
         <w:tblW w:w="0" w:type="auto"/>
         <w:tblLook w:val="06A0" w:firstRow="1" w:lastRow="0" w:firstColumn="1" w:lastColumn="0" w:noHBand="1" w:noVBand="1"/>
       </w:tblPr>
@@ -8202,8 +8480,17 @@
                 <w:rFonts w:eastAsia="Roboto regular" w:cs="Roboto regular"/>
                 <w:color w:val="auto"/>
               </w:rPr>
-              <w:t>Prélèvement Elaiapharm</w:t>
-            </w:r>
+              <w:t xml:space="preserve">Prélèvement </w:t>
+            </w:r>
+            <w:proofErr w:type="spellStart"/>
+            <w:r>
+              <w:rPr>
+                <w:rFonts w:eastAsia="Roboto regular" w:cs="Roboto regular"/>
+                <w:color w:val="auto"/>
+              </w:rPr>
+              <w:t>Elaiapharm</w:t>
+            </w:r>
+            <w:proofErr w:type="spellEnd"/>
           </w:p>
         </w:tc>
         <w:tc>
@@ -8636,7 +8923,7 @@
     </w:p>
     <w:p>
       <w:pPr>
-        <w:pStyle w:val="Titre1"/>
+        <w:pStyle w:val="Heading1"/>
         <w:numPr>
           <w:ilvl w:val="0"/>
           <w:numId w:val="2"/>
@@ -8695,7 +8982,7 @@
     </w:p>
     <w:tbl>
       <w:tblPr>
-        <w:tblStyle w:val="Grilledutableau"/>
+        <w:tblStyle w:val="TableGrid"/>
         <w:tblW w:w="0" w:type="auto"/>
         <w:tblLook w:val="06A0" w:firstRow="1" w:lastRow="0" w:firstColumn="1" w:lastColumn="0" w:noHBand="1" w:noVBand="1"/>
       </w:tblPr>
@@ -8760,11 +9047,19 @@
                 <w:rFonts w:eastAsia="Roboto regular" w:cs="Roboto regular"/>
               </w:rPr>
             </w:pPr>
-            <w:r>
-              <w:rPr>
-                <w:rFonts w:eastAsia="Roboto regular" w:cs="Roboto regular"/>
-              </w:rPr>
-              <w:t>Execution (*) Visa + Date</w:t>
+            <w:proofErr w:type="spellStart"/>
+            <w:r>
+              <w:rPr>
+                <w:rFonts w:eastAsia="Roboto regular" w:cs="Roboto regular"/>
+              </w:rPr>
+              <w:t>Execution</w:t>
+            </w:r>
+            <w:proofErr w:type="spellEnd"/>
+            <w:r>
+              <w:rPr>
+                <w:rFonts w:eastAsia="Roboto regular" w:cs="Roboto regular"/>
+              </w:rPr>
+              <w:t xml:space="preserve"> (*) Visa + Date</w:t>
             </w:r>
           </w:p>
         </w:tc>
@@ -8966,6 +9261,7 @@
               </w:rPr>
               <w:t xml:space="preserve">Contrôle </w:t>
             </w:r>
+            <w:proofErr w:type="spellStart"/>
             <w:r>
               <w:rPr>
                 <w:rFonts w:eastAsia="Roboto regular" w:cs="Roboto regular"/>
@@ -8973,6 +9269,7 @@
               </w:rPr>
               <w:t>micro-fissure</w:t>
             </w:r>
+            <w:proofErr w:type="spellEnd"/>
             <w:r>
               <w:rPr>
                 <w:rFonts w:eastAsia="Roboto regular" w:cs="Roboto regular"/>
@@ -9233,7 +9530,7 @@
     </w:p>
     <w:tbl>
       <w:tblPr>
-        <w:tblStyle w:val="Grilledutableau"/>
+        <w:tblStyle w:val="TableGrid"/>
         <w:tblW w:w="0" w:type="auto"/>
         <w:tblLook w:val="06A0" w:firstRow="1" w:lastRow="0" w:firstColumn="1" w:lastColumn="0" w:noHBand="1" w:noVBand="1"/>
       </w:tblPr>
@@ -9510,7 +9807,23 @@
                 <w:rFonts w:eastAsia="Roboto regular" w:cs="Roboto regular"/>
                 <w:color w:val="auto"/>
               </w:rPr>
-              <w:t>Ejection étui sans marquage datamatrix 2D</w:t>
+              <w:t xml:space="preserve">Ejection étui sans marquage </w:t>
+            </w:r>
+            <w:proofErr w:type="spellStart"/>
+            <w:r>
+              <w:rPr>
+                <w:rFonts w:eastAsia="Roboto regular" w:cs="Roboto regular"/>
+                <w:color w:val="auto"/>
+              </w:rPr>
+              <w:t>datamatrix</w:t>
+            </w:r>
+            <w:proofErr w:type="spellEnd"/>
+            <w:r>
+              <w:rPr>
+                <w:rFonts w:eastAsia="Roboto regular" w:cs="Roboto regular"/>
+                <w:color w:val="auto"/>
+              </w:rPr>
+              <w:t xml:space="preserve"> 2D</w:t>
             </w:r>
           </w:p>
         </w:tc>
@@ -9604,25 +9917,25 @@
           <w:rFonts w:eastAsia="Roboto regular" w:cs="Roboto regular"/>
           <w:color w:val="auto"/>
         </w:rPr>
+        <w:lastRenderedPageBreak/>
         <w:t>(*) A réaliser par une personne habilitée</w:t>
       </w:r>
     </w:p>
     <w:p>
       <w:pPr>
-        <w:pStyle w:val="Titre1"/>
+        <w:pStyle w:val="Heading1"/>
         <w:numPr>
           <w:ilvl w:val="0"/>
           <w:numId w:val="2"/>
         </w:numPr>
       </w:pPr>
       <w:r>
-        <w:lastRenderedPageBreak/>
         <w:t>CONTROLE EN COURS DE CONDITIONNEMENT</w:t>
       </w:r>
     </w:p>
     <w:p>
       <w:pPr>
-        <w:pStyle w:val="Titre2"/>
+        <w:pStyle w:val="Heading2"/>
         <w:ind w:left="1080"/>
         <w:rPr>
           <w:u w:val="none"/>
@@ -9637,7 +9950,7 @@
     </w:p>
     <w:tbl>
       <w:tblPr>
-        <w:tblStyle w:val="Grilledutableau"/>
+        <w:tblStyle w:val="TableGrid"/>
         <w:tblW w:w="0" w:type="auto"/>
         <w:tblLook w:val="06A0" w:firstRow="1" w:lastRow="0" w:firstColumn="1" w:lastColumn="0" w:noHBand="1" w:noVBand="1"/>
       </w:tblPr>
@@ -9793,6 +10106,7 @@
                 <w:color w:val="auto"/>
               </w:rPr>
             </w:pPr>
+            <w:proofErr w:type="spellStart"/>
             <w:r>
               <w:rPr>
                 <w:rFonts w:eastAsia="Roboto regular" w:cs="Roboto regular"/>
@@ -9800,6 +10114,7 @@
               </w:rPr>
               <w:t>N°palette</w:t>
             </w:r>
+            <w:proofErr w:type="spellEnd"/>
           </w:p>
         </w:tc>
         <w:tc>
@@ -10014,7 +10329,31 @@
                 <w:rFonts w:eastAsia="Roboto regular" w:cs="Roboto regular"/>
                 <w:color w:val="auto"/>
               </w:rPr>
-              <w:t>impression étui et/ou datamatrix et position bo</w:t>
+              <w:t xml:space="preserve">impression étui et/ou </w:t>
+            </w:r>
+            <w:proofErr w:type="spellStart"/>
+            <w:r>
+              <w:rPr>
+                <w:rFonts w:eastAsia="Roboto regular" w:cs="Roboto regular"/>
+                <w:color w:val="auto"/>
+              </w:rPr>
+              <w:t>datamatrix</w:t>
+            </w:r>
+            <w:proofErr w:type="spellEnd"/>
+            <w:r>
+              <w:rPr>
+                <w:rFonts w:eastAsia="Roboto regular" w:cs="Roboto regular"/>
+                <w:color w:val="auto"/>
+              </w:rPr>
+              <w:t xml:space="preserve"> et position </w:t>
+            </w:r>
+            <w:proofErr w:type="spellStart"/>
+            <w:r>
+              <w:rPr>
+                <w:rFonts w:eastAsia="Roboto regular" w:cs="Roboto regular"/>
+                <w:color w:val="auto"/>
+              </w:rPr>
+              <w:t>bo</w:t>
             </w:r>
             <w:r>
               <w:rPr>
@@ -10023,6 +10362,7 @@
               </w:rPr>
               <w:t>llino</w:t>
             </w:r>
+            <w:proofErr w:type="spellEnd"/>
           </w:p>
         </w:tc>
         <w:tc>
@@ -10491,6 +10831,7 @@
         <w:rPr>
           <w:color w:val="auto"/>
         </w:rPr>
+        <w:lastRenderedPageBreak/>
         <w:t>(*)</w:t>
       </w:r>
       <w:r>
@@ -10514,7 +10855,7 @@
     </w:p>
     <w:p>
       <w:pPr>
-        <w:pStyle w:val="Titre2"/>
+        <w:pStyle w:val="Heading2"/>
         <w:ind w:left="1080"/>
         <w:rPr>
           <w:u w:val="none"/>
@@ -10524,13 +10865,12 @@
         <w:rPr>
           <w:u w:val="none"/>
         </w:rPr>
-        <w:lastRenderedPageBreak/>
         <w:t>9.2 CONTROLES PONCTUELS OU INTERVENTION TECHNIQUE</w:t>
       </w:r>
     </w:p>
     <w:tbl>
       <w:tblPr>
-        <w:tblStyle w:val="Grilledutableau"/>
+        <w:tblStyle w:val="TableGrid"/>
         <w:tblW w:w="0" w:type="auto"/>
         <w:tblLook w:val="06A0" w:firstRow="1" w:lastRow="0" w:firstColumn="1" w:lastColumn="0" w:noHBand="1" w:noVBand="1"/>
       </w:tblPr>
@@ -11582,6 +11922,7 @@
                 <w:rFonts w:eastAsia="Roboto regular" w:cs="Roboto regular"/>
                 <w:color w:val="auto"/>
               </w:rPr>
+              <w:lastRenderedPageBreak/>
               <w:t>N° conteneur mis en œuvre dans le lot</w:t>
             </w:r>
           </w:p>
@@ -11660,7 +12001,6 @@
                 <w:rFonts w:eastAsia="Roboto regular" w:cs="Roboto regular"/>
                 <w:color w:val="auto"/>
               </w:rPr>
-              <w:lastRenderedPageBreak/>
               <w:t>Lecture code barre étiquette comprimée</w:t>
             </w:r>
           </w:p>
@@ -11902,8 +12242,17 @@
                 <w:rFonts w:eastAsia="Roboto regular" w:cs="Roboto regular"/>
                 <w:color w:val="auto"/>
               </w:rPr>
-              <w:t>Mise en place ou changement du rouleau de bollino</w:t>
-            </w:r>
+              <w:t xml:space="preserve">Mise en place ou changement du rouleau de </w:t>
+            </w:r>
+            <w:proofErr w:type="spellStart"/>
+            <w:r>
+              <w:rPr>
+                <w:rFonts w:eastAsia="Roboto regular" w:cs="Roboto regular"/>
+                <w:color w:val="auto"/>
+              </w:rPr>
+              <w:t>bollino</w:t>
+            </w:r>
+            <w:proofErr w:type="spellEnd"/>
           </w:p>
         </w:tc>
         <w:tc>
@@ -12351,7 +12700,7 @@
 </file>
 
 <file path=word/endnotes.xml><?xml version="1.0" encoding="utf-8"?>
-<w:endnotes xmlns:wpc="http://schemas.microsoft.com/office/word/2010/wordprocessingCanvas" xmlns:cx="http://schemas.microsoft.com/office/drawing/2014/chartex" xmlns:cx1="http://schemas.microsoft.com/office/drawing/2015/9/8/chartex" xmlns:cx2="http://schemas.microsoft.com/office/drawing/2015/10/21/chartex" xmlns:cx3="http://schemas.microsoft.com/office/drawing/2016/5/9/chartex" xmlns:cx4="http://schemas.microsoft.com/office/drawing/2016/5/10/chartex" xmlns:cx5="http://schemas.microsoft.com/office/drawing/2016/5/11/chartex" xmlns:cx6="http://schemas.microsoft.com/office/drawing/2016/5/12/chartex" xmlns:cx7="http://schemas.microsoft.com/office/drawing/2016/5/13/chartex" xmlns:cx8="http://schemas.microsoft.com/office/drawing/2016/5/14/chartex" xmlns:mc="http://schemas.openxmlformats.org/markup-compatibility/2006" xmlns:aink="http://schemas.microsoft.com/office/drawing/2016/ink" xmlns:am3d="http://schemas.microsoft.com/office/drawing/2017/model3d" xmlns:o="urn:schemas-microsoft-com:office:office" xmlns:oel="http://schemas.microsoft.com/office/2019/extlst" xmlns:r="http://schemas.openxmlformats.org/officeDocument/2006/relationships" xmlns:m="http://schemas.openxmlformats.org/officeDocument/2006/math" xmlns:v="urn:schemas-microsoft-com:vml" xmlns:wp14="http://schemas.microsoft.com/office/word/2010/wordprocessingDrawing" xmlns:wp="http://schemas.openxmlformats.org/drawingml/2006/wordprocessingDrawing" xmlns:w10="urn:schemas-microsoft-com:office:word" xmlns:w="http://schemas.openxmlformats.org/wordprocessingml/2006/main" xmlns:w14="http://schemas.microsoft.com/office/word/2010/wordml" xmlns:w15="http://schemas.microsoft.com/office/word/2012/wordml" xmlns:w16cex="http://schemas.microsoft.com/office/word/2018/wordml/cex" xmlns:w16cid="http://schemas.microsoft.com/office/word/2016/wordml/cid" xmlns:w16="http://schemas.microsoft.com/office/word/2018/wordml" xmlns:w16du="http://schemas.microsoft.com/office/word/2023/wordml/word16du" xmlns:w16sdtdh="http://schemas.microsoft.com/office/word/2020/wordml/sdtdatahash" xmlns:w16sdtfl="http://schemas.microsoft.com/office/word/2024/wordml/sdtformatlock" xmlns:w16se="http://schemas.microsoft.com/office/word/2015/wordml/symex" xmlns:wpg="http://schemas.microsoft.com/office/word/2010/wordprocessingGroup" xmlns:wpi="http://schemas.microsoft.com/office/word/2010/wordprocessingInk" xmlns:wne="http://schemas.microsoft.com/office/word/2006/wordml" xmlns:wps="http://schemas.microsoft.com/office/word/2010/wordprocessingShape" mc:Ignorable="w14 w15 w16se w16cid w16 w16cex w16sdtdh w16sdtfl w16du wp14">
+<w:endnotes xmlns:wpc="http://schemas.microsoft.com/office/word/2010/wordprocessingCanvas" xmlns:cx="http://schemas.microsoft.com/office/drawing/2014/chartex" xmlns:cx1="http://schemas.microsoft.com/office/drawing/2015/9/8/chartex" xmlns:cx2="http://schemas.microsoft.com/office/drawing/2015/10/21/chartex" xmlns:cx3="http://schemas.microsoft.com/office/drawing/2016/5/9/chartex" xmlns:cx4="http://schemas.microsoft.com/office/drawing/2016/5/10/chartex" xmlns:cx5="http://schemas.microsoft.com/office/drawing/2016/5/11/chartex" xmlns:cx6="http://schemas.microsoft.com/office/drawing/2016/5/12/chartex" xmlns:cx7="http://schemas.microsoft.com/office/drawing/2016/5/13/chartex" xmlns:cx8="http://schemas.microsoft.com/office/drawing/2016/5/14/chartex" xmlns:mc="http://schemas.openxmlformats.org/markup-compatibility/2006" xmlns:aink="http://schemas.microsoft.com/office/drawing/2016/ink" xmlns:am3d="http://schemas.microsoft.com/office/drawing/2017/model3d" xmlns:o="urn:schemas-microsoft-com:office:office" xmlns:r="http://schemas.openxmlformats.org/officeDocument/2006/relationships" xmlns:m="http://schemas.openxmlformats.org/officeDocument/2006/math" xmlns:v="urn:schemas-microsoft-com:vml" xmlns:wp14="http://schemas.microsoft.com/office/word/2010/wordprocessingDrawing" xmlns:wp="http://schemas.openxmlformats.org/drawingml/2006/wordprocessingDrawing" xmlns:w10="urn:schemas-microsoft-com:office:word" xmlns:w="http://schemas.openxmlformats.org/wordprocessingml/2006/main" xmlns:w14="http://schemas.microsoft.com/office/word/2010/wordml" xmlns:w15="http://schemas.microsoft.com/office/word/2012/wordml" xmlns:w16cex="http://schemas.microsoft.com/office/word/2018/wordml/cex" xmlns:w16cid="http://schemas.microsoft.com/office/word/2016/wordml/cid" xmlns:w16="http://schemas.microsoft.com/office/word/2018/wordml" xmlns:w16sdtdh="http://schemas.microsoft.com/office/word/2020/wordml/sdtdatahash" xmlns:w16se="http://schemas.microsoft.com/office/word/2015/wordml/symex" xmlns:wpg="http://schemas.microsoft.com/office/word/2010/wordprocessingGroup" xmlns:wpi="http://schemas.microsoft.com/office/word/2010/wordprocessingInk" xmlns:wne="http://schemas.microsoft.com/office/word/2006/wordml" xmlns:wps="http://schemas.microsoft.com/office/word/2010/wordprocessingShape" mc:Ignorable="w14 w15 w16se w16cid w16 w16cex w16sdtdh wp14">
   <w:endnote w:type="separator" w:id="-1">
     <w:p>
       <w:r>
@@ -12373,7 +12722,7 @@
 </file>
 
 <file path=word/footer1.xml><?xml version="1.0" encoding="utf-8"?>
-<w:ftr xmlns:wpc="http://schemas.microsoft.com/office/word/2010/wordprocessingCanvas" xmlns:cx="http://schemas.microsoft.com/office/drawing/2014/chartex" xmlns:cx1="http://schemas.microsoft.com/office/drawing/2015/9/8/chartex" xmlns:cx2="http://schemas.microsoft.com/office/drawing/2015/10/21/chartex" xmlns:cx3="http://schemas.microsoft.com/office/drawing/2016/5/9/chartex" xmlns:cx4="http://schemas.microsoft.com/office/drawing/2016/5/10/chartex" xmlns:cx5="http://schemas.microsoft.com/office/drawing/2016/5/11/chartex" xmlns:cx6="http://schemas.microsoft.com/office/drawing/2016/5/12/chartex" xmlns:cx7="http://schemas.microsoft.com/office/drawing/2016/5/13/chartex" xmlns:cx8="http://schemas.microsoft.com/office/drawing/2016/5/14/chartex" xmlns:mc="http://schemas.openxmlformats.org/markup-compatibility/2006" xmlns:aink="http://schemas.microsoft.com/office/drawing/2016/ink" xmlns:am3d="http://schemas.microsoft.com/office/drawing/2017/model3d" xmlns:o="urn:schemas-microsoft-com:office:office" xmlns:oel="http://schemas.microsoft.com/office/2019/extlst" xmlns:r="http://schemas.openxmlformats.org/officeDocument/2006/relationships" xmlns:m="http://schemas.openxmlformats.org/officeDocument/2006/math" xmlns:v="urn:schemas-microsoft-com:vml" xmlns:wp14="http://schemas.microsoft.com/office/word/2010/wordprocessingDrawing" xmlns:wp="http://schemas.openxmlformats.org/drawingml/2006/wordprocessingDrawing" xmlns:w10="urn:schemas-microsoft-com:office:word" xmlns:w="http://schemas.openxmlformats.org/wordprocessingml/2006/main" xmlns:w14="http://schemas.microsoft.com/office/word/2010/wordml" xmlns:w15="http://schemas.microsoft.com/office/word/2012/wordml" xmlns:w16cex="http://schemas.microsoft.com/office/word/2018/wordml/cex" xmlns:w16cid="http://schemas.microsoft.com/office/word/2016/wordml/cid" xmlns:w16="http://schemas.microsoft.com/office/word/2018/wordml" xmlns:w16du="http://schemas.microsoft.com/office/word/2023/wordml/word16du" xmlns:w16sdtdh="http://schemas.microsoft.com/office/word/2020/wordml/sdtdatahash" xmlns:w16sdtfl="http://schemas.microsoft.com/office/word/2024/wordml/sdtformatlock" xmlns:w16se="http://schemas.microsoft.com/office/word/2015/wordml/symex" xmlns:wpg="http://schemas.microsoft.com/office/word/2010/wordprocessingGroup" xmlns:wpi="http://schemas.microsoft.com/office/word/2010/wordprocessingInk" xmlns:wne="http://schemas.microsoft.com/office/word/2006/wordml" xmlns:wps="http://schemas.microsoft.com/office/word/2010/wordprocessingShape" mc:Ignorable="w14 w15 w16se w16cid w16 w16cex w16sdtdh w16sdtfl w16du wp14">
+<w:ftr xmlns:wpc="http://schemas.microsoft.com/office/word/2010/wordprocessingCanvas" xmlns:cx="http://schemas.microsoft.com/office/drawing/2014/chartex" xmlns:cx1="http://schemas.microsoft.com/office/drawing/2015/9/8/chartex" xmlns:cx2="http://schemas.microsoft.com/office/drawing/2015/10/21/chartex" xmlns:cx3="http://schemas.microsoft.com/office/drawing/2016/5/9/chartex" xmlns:cx4="http://schemas.microsoft.com/office/drawing/2016/5/10/chartex" xmlns:cx5="http://schemas.microsoft.com/office/drawing/2016/5/11/chartex" xmlns:cx6="http://schemas.microsoft.com/office/drawing/2016/5/12/chartex" xmlns:cx7="http://schemas.microsoft.com/office/drawing/2016/5/13/chartex" xmlns:cx8="http://schemas.microsoft.com/office/drawing/2016/5/14/chartex" xmlns:mc="http://schemas.openxmlformats.org/markup-compatibility/2006" xmlns:aink="http://schemas.microsoft.com/office/drawing/2016/ink" xmlns:am3d="http://schemas.microsoft.com/office/drawing/2017/model3d" xmlns:o="urn:schemas-microsoft-com:office:office" xmlns:r="http://schemas.openxmlformats.org/officeDocument/2006/relationships" xmlns:m="http://schemas.openxmlformats.org/officeDocument/2006/math" xmlns:v="urn:schemas-microsoft-com:vml" xmlns:wp14="http://schemas.microsoft.com/office/word/2010/wordprocessingDrawing" xmlns:wp="http://schemas.openxmlformats.org/drawingml/2006/wordprocessingDrawing" xmlns:w10="urn:schemas-microsoft-com:office:word" xmlns:w="http://schemas.openxmlformats.org/wordprocessingml/2006/main" xmlns:w14="http://schemas.microsoft.com/office/word/2010/wordml" xmlns:w15="http://schemas.microsoft.com/office/word/2012/wordml" xmlns:w16cex="http://schemas.microsoft.com/office/word/2018/wordml/cex" xmlns:w16cid="http://schemas.microsoft.com/office/word/2016/wordml/cid" xmlns:w16="http://schemas.microsoft.com/office/word/2018/wordml" xmlns:w16sdtdh="http://schemas.microsoft.com/office/word/2020/wordml/sdtdatahash" xmlns:w16se="http://schemas.microsoft.com/office/word/2015/wordml/symex" xmlns:wpg="http://schemas.microsoft.com/office/word/2010/wordprocessingGroup" xmlns:wpi="http://schemas.microsoft.com/office/word/2010/wordprocessingInk" xmlns:wne="http://schemas.microsoft.com/office/word/2006/wordml" xmlns:wps="http://schemas.microsoft.com/office/word/2010/wordprocessingShape" mc:Ignorable="w14 w15 w16se w16cid w16 w16cex w16sdtdh wp14">
   <w:p>
     <w:pPr>
       <w:tabs>
@@ -12468,14 +12817,14 @@
   </w:p>
   <w:p>
     <w:pPr>
-      <w:pStyle w:val="Pieddepage"/>
+      <w:pStyle w:val="Footer"/>
     </w:pPr>
   </w:p>
 </w:ftr>
 </file>
 
 <file path=word/footnotes.xml><?xml version="1.0" encoding="utf-8"?>
-<w:footnotes xmlns:wpc="http://schemas.microsoft.com/office/word/2010/wordprocessingCanvas" xmlns:cx="http://schemas.microsoft.com/office/drawing/2014/chartex" xmlns:cx1="http://schemas.microsoft.com/office/drawing/2015/9/8/chartex" xmlns:cx2="http://schemas.microsoft.com/office/drawing/2015/10/21/chartex" xmlns:cx3="http://schemas.microsoft.com/office/drawing/2016/5/9/chartex" xmlns:cx4="http://schemas.microsoft.com/office/drawing/2016/5/10/chartex" xmlns:cx5="http://schemas.microsoft.com/office/drawing/2016/5/11/chartex" xmlns:cx6="http://schemas.microsoft.com/office/drawing/2016/5/12/chartex" xmlns:cx7="http://schemas.microsoft.com/office/drawing/2016/5/13/chartex" xmlns:cx8="http://schemas.microsoft.com/office/drawing/2016/5/14/chartex" xmlns:mc="http://schemas.openxmlformats.org/markup-compatibility/2006" xmlns:aink="http://schemas.microsoft.com/office/drawing/2016/ink" xmlns:am3d="http://schemas.microsoft.com/office/drawing/2017/model3d" xmlns:o="urn:schemas-microsoft-com:office:office" xmlns:oel="http://schemas.microsoft.com/office/2019/extlst" xmlns:r="http://schemas.openxmlformats.org/officeDocument/2006/relationships" xmlns:m="http://schemas.openxmlformats.org/officeDocument/2006/math" xmlns:v="urn:schemas-microsoft-com:vml" xmlns:wp14="http://schemas.microsoft.com/office/word/2010/wordprocessingDrawing" xmlns:wp="http://schemas.openxmlformats.org/drawingml/2006/wordprocessingDrawing" xmlns:w10="urn:schemas-microsoft-com:office:word" xmlns:w="http://schemas.openxmlformats.org/wordprocessingml/2006/main" xmlns:w14="http://schemas.microsoft.com/office/word/2010/wordml" xmlns:w15="http://schemas.microsoft.com/office/word/2012/wordml" xmlns:w16cex="http://schemas.microsoft.com/office/word/2018/wordml/cex" xmlns:w16cid="http://schemas.microsoft.com/office/word/2016/wordml/cid" xmlns:w16="http://schemas.microsoft.com/office/word/2018/wordml" xmlns:w16du="http://schemas.microsoft.com/office/word/2023/wordml/word16du" xmlns:w16sdtdh="http://schemas.microsoft.com/office/word/2020/wordml/sdtdatahash" xmlns:w16sdtfl="http://schemas.microsoft.com/office/word/2024/wordml/sdtformatlock" xmlns:w16se="http://schemas.microsoft.com/office/word/2015/wordml/symex" xmlns:wpg="http://schemas.microsoft.com/office/word/2010/wordprocessingGroup" xmlns:wpi="http://schemas.microsoft.com/office/word/2010/wordprocessingInk" xmlns:wne="http://schemas.microsoft.com/office/word/2006/wordml" xmlns:wps="http://schemas.microsoft.com/office/word/2010/wordprocessingShape" mc:Ignorable="w14 w15 w16se w16cid w16 w16cex w16sdtdh w16sdtfl w16du wp14">
+<w:footnotes xmlns:wpc="http://schemas.microsoft.com/office/word/2010/wordprocessingCanvas" xmlns:cx="http://schemas.microsoft.com/office/drawing/2014/chartex" xmlns:cx1="http://schemas.microsoft.com/office/drawing/2015/9/8/chartex" xmlns:cx2="http://schemas.microsoft.com/office/drawing/2015/10/21/chartex" xmlns:cx3="http://schemas.microsoft.com/office/drawing/2016/5/9/chartex" xmlns:cx4="http://schemas.microsoft.com/office/drawing/2016/5/10/chartex" xmlns:cx5="http://schemas.microsoft.com/office/drawing/2016/5/11/chartex" xmlns:cx6="http://schemas.microsoft.com/office/drawing/2016/5/12/chartex" xmlns:cx7="http://schemas.microsoft.com/office/drawing/2016/5/13/chartex" xmlns:cx8="http://schemas.microsoft.com/office/drawing/2016/5/14/chartex" xmlns:mc="http://schemas.openxmlformats.org/markup-compatibility/2006" xmlns:aink="http://schemas.microsoft.com/office/drawing/2016/ink" xmlns:am3d="http://schemas.microsoft.com/office/drawing/2017/model3d" xmlns:o="urn:schemas-microsoft-com:office:office" xmlns:r="http://schemas.openxmlformats.org/officeDocument/2006/relationships" xmlns:m="http://schemas.openxmlformats.org/officeDocument/2006/math" xmlns:v="urn:schemas-microsoft-com:vml" xmlns:wp14="http://schemas.microsoft.com/office/word/2010/wordprocessingDrawing" xmlns:wp="http://schemas.openxmlformats.org/drawingml/2006/wordprocessingDrawing" xmlns:w10="urn:schemas-microsoft-com:office:word" xmlns:w="http://schemas.openxmlformats.org/wordprocessingml/2006/main" xmlns:w14="http://schemas.microsoft.com/office/word/2010/wordml" xmlns:w15="http://schemas.microsoft.com/office/word/2012/wordml" xmlns:w16cex="http://schemas.microsoft.com/office/word/2018/wordml/cex" xmlns:w16cid="http://schemas.microsoft.com/office/word/2016/wordml/cid" xmlns:w16="http://schemas.microsoft.com/office/word/2018/wordml" xmlns:w16sdtdh="http://schemas.microsoft.com/office/word/2020/wordml/sdtdatahash" xmlns:w16se="http://schemas.microsoft.com/office/word/2015/wordml/symex" xmlns:wpg="http://schemas.microsoft.com/office/word/2010/wordprocessingGroup" xmlns:wpi="http://schemas.microsoft.com/office/word/2010/wordprocessingInk" xmlns:wne="http://schemas.microsoft.com/office/word/2006/wordml" xmlns:wps="http://schemas.microsoft.com/office/word/2010/wordprocessingShape" mc:Ignorable="w14 w15 w16se w16cid w16 w16cex w16sdtdh wp14">
   <w:footnote w:type="separator" w:id="-1">
     <w:p>
       <w:r>
@@ -12497,10 +12846,10 @@
 </file>
 
 <file path=word/header1.xml><?xml version="1.0" encoding="utf-8"?>
-<w:hdr xmlns:wpc="http://schemas.microsoft.com/office/word/2010/wordprocessingCanvas" xmlns:cx="http://schemas.microsoft.com/office/drawing/2014/chartex" xmlns:cx1="http://schemas.microsoft.com/office/drawing/2015/9/8/chartex" xmlns:cx2="http://schemas.microsoft.com/office/drawing/2015/10/21/chartex" xmlns:cx3="http://schemas.microsoft.com/office/drawing/2016/5/9/chartex" xmlns:cx4="http://schemas.microsoft.com/office/drawing/2016/5/10/chartex" xmlns:cx5="http://schemas.microsoft.com/office/drawing/2016/5/11/chartex" xmlns:cx6="http://schemas.microsoft.com/office/drawing/2016/5/12/chartex" xmlns:cx7="http://schemas.microsoft.com/office/drawing/2016/5/13/chartex" xmlns:cx8="http://schemas.microsoft.com/office/drawing/2016/5/14/chartex" xmlns:mc="http://schemas.openxmlformats.org/markup-compatibility/2006" xmlns:aink="http://schemas.microsoft.com/office/drawing/2016/ink" xmlns:am3d="http://schemas.microsoft.com/office/drawing/2017/model3d" xmlns:o="urn:schemas-microsoft-com:office:office" xmlns:oel="http://schemas.microsoft.com/office/2019/extlst" xmlns:r="http://schemas.openxmlformats.org/officeDocument/2006/relationships" xmlns:m="http://schemas.openxmlformats.org/officeDocument/2006/math" xmlns:v="urn:schemas-microsoft-com:vml" xmlns:wp14="http://schemas.microsoft.com/office/word/2010/wordprocessingDrawing" xmlns:wp="http://schemas.openxmlformats.org/drawingml/2006/wordprocessingDrawing" xmlns:w10="urn:schemas-microsoft-com:office:word" xmlns:w="http://schemas.openxmlformats.org/wordprocessingml/2006/main" xmlns:w14="http://schemas.microsoft.com/office/word/2010/wordml" xmlns:w15="http://schemas.microsoft.com/office/word/2012/wordml" xmlns:w16cex="http://schemas.microsoft.com/office/word/2018/wordml/cex" xmlns:w16cid="http://schemas.microsoft.com/office/word/2016/wordml/cid" xmlns:w16="http://schemas.microsoft.com/office/word/2018/wordml" xmlns:w16du="http://schemas.microsoft.com/office/word/2023/wordml/word16du" xmlns:w16sdtdh="http://schemas.microsoft.com/office/word/2020/wordml/sdtdatahash" xmlns:w16sdtfl="http://schemas.microsoft.com/office/word/2024/wordml/sdtformatlock" xmlns:w16se="http://schemas.microsoft.com/office/word/2015/wordml/symex" xmlns:wpg="http://schemas.microsoft.com/office/word/2010/wordprocessingGroup" xmlns:wpi="http://schemas.microsoft.com/office/word/2010/wordprocessingInk" xmlns:wne="http://schemas.microsoft.com/office/word/2006/wordml" xmlns:wps="http://schemas.microsoft.com/office/word/2010/wordprocessingShape" mc:Ignorable="w14 w15 w16se w16cid w16 w16cex w16sdtdh w16sdtfl w16du wp14">
+<w:hdr xmlns:wpc="http://schemas.microsoft.com/office/word/2010/wordprocessingCanvas" xmlns:cx="http://schemas.microsoft.com/office/drawing/2014/chartex" xmlns:cx1="http://schemas.microsoft.com/office/drawing/2015/9/8/chartex" xmlns:cx2="http://schemas.microsoft.com/office/drawing/2015/10/21/chartex" xmlns:cx3="http://schemas.microsoft.com/office/drawing/2016/5/9/chartex" xmlns:cx4="http://schemas.microsoft.com/office/drawing/2016/5/10/chartex" xmlns:cx5="http://schemas.microsoft.com/office/drawing/2016/5/11/chartex" xmlns:cx6="http://schemas.microsoft.com/office/drawing/2016/5/12/chartex" xmlns:cx7="http://schemas.microsoft.com/office/drawing/2016/5/13/chartex" xmlns:cx8="http://schemas.microsoft.com/office/drawing/2016/5/14/chartex" xmlns:mc="http://schemas.openxmlformats.org/markup-compatibility/2006" xmlns:aink="http://schemas.microsoft.com/office/drawing/2016/ink" xmlns:am3d="http://schemas.microsoft.com/office/drawing/2017/model3d" xmlns:o="urn:schemas-microsoft-com:office:office" xmlns:r="http://schemas.openxmlformats.org/officeDocument/2006/relationships" xmlns:m="http://schemas.openxmlformats.org/officeDocument/2006/math" xmlns:v="urn:schemas-microsoft-com:vml" xmlns:wp14="http://schemas.microsoft.com/office/word/2010/wordprocessingDrawing" xmlns:wp="http://schemas.openxmlformats.org/drawingml/2006/wordprocessingDrawing" xmlns:w10="urn:schemas-microsoft-com:office:word" xmlns:w="http://schemas.openxmlformats.org/wordprocessingml/2006/main" xmlns:w14="http://schemas.microsoft.com/office/word/2010/wordml" xmlns:w15="http://schemas.microsoft.com/office/word/2012/wordml" xmlns:w16cex="http://schemas.microsoft.com/office/word/2018/wordml/cex" xmlns:w16cid="http://schemas.microsoft.com/office/word/2016/wordml/cid" xmlns:w16="http://schemas.microsoft.com/office/word/2018/wordml" xmlns:w16sdtdh="http://schemas.microsoft.com/office/word/2020/wordml/sdtdatahash" xmlns:w16se="http://schemas.microsoft.com/office/word/2015/wordml/symex" xmlns:wpg="http://schemas.microsoft.com/office/word/2010/wordprocessingGroup" xmlns:wpi="http://schemas.microsoft.com/office/word/2010/wordprocessingInk" xmlns:wne="http://schemas.microsoft.com/office/word/2006/wordml" xmlns:wps="http://schemas.microsoft.com/office/word/2010/wordprocessingShape" mc:Ignorable="w14 w15 w16se w16cid w16 w16cex w16sdtdh wp14">
   <w:tbl>
     <w:tblPr>
-      <w:tblStyle w:val="Grilledutableau"/>
+      <w:tblStyle w:val="TableGrid"/>
       <w:tblW w:w="11058" w:type="dxa"/>
       <w:tblInd w:w="-998" w:type="dxa"/>
       <w:tblLook w:val="04A0" w:firstRow="1" w:lastRow="0" w:firstColumn="1" w:lastColumn="0" w:noHBand="0" w:noVBand="1"/>
@@ -12521,16 +12870,62 @@
         </w:tcPr>
         <w:p>
           <w:pPr>
-            <w:pStyle w:val="En-tte"/>
+            <w:pStyle w:val="Header"/>
             <w:jc w:val="center"/>
           </w:pPr>
           <w:r>
-            <w:t>Logo</w:t>
+            <w:rPr>
+              <w:noProof/>
+            </w:rPr>
+            <w:drawing>
+              <wp:inline distT="0" distB="0" distL="0" distR="0" wp14:anchorId="4FACA3C7" wp14:editId="0A2416E4">
+                <wp:extent cx="1085850" cy="638175"/>
+                <wp:effectExtent l="0" t="0" r="0" b="9525"/>
+                <wp:docPr id="1" name="Picture 1"/>
+                <wp:cNvGraphicFramePr/>
+                <a:graphic xmlns:a="http://schemas.openxmlformats.org/drawingml/2006/main">
+                  <a:graphicData uri="http://schemas.openxmlformats.org/drawingml/2006/picture">
+                    <pic:pic xmlns:pic="http://schemas.openxmlformats.org/drawingml/2006/picture">
+                      <pic:nvPicPr>
+                        <pic:cNvPr id="1" name="Picture 1"/>
+                        <pic:cNvPicPr/>
+                      </pic:nvPicPr>
+                      <pic:blipFill>
+                        <a:blip r:embed="rId1">
+                          <a:extLst>
+                            <a:ext uri="{28A0092B-C50C-407E-A947-70E740481C1C}">
+                              <a14:useLocalDpi xmlns:a14="http://schemas.microsoft.com/office/drawing/2010/main" val="0"/>
+                            </a:ext>
+                          </a:extLst>
+                        </a:blip>
+                        <a:srcRect/>
+                        <a:stretch>
+                          <a:fillRect/>
+                        </a:stretch>
+                      </pic:blipFill>
+                      <pic:spPr bwMode="auto">
+                        <a:xfrm>
+                          <a:off x="0" y="0"/>
+                          <a:ext cx="1085850" cy="638175"/>
+                        </a:xfrm>
+                        <a:prstGeom prst="rect">
+                          <a:avLst/>
+                        </a:prstGeom>
+                        <a:noFill/>
+                        <a:ln>
+                          <a:noFill/>
+                        </a:ln>
+                      </pic:spPr>
+                    </pic:pic>
+                  </a:graphicData>
+                </a:graphic>
+              </wp:inline>
+            </w:drawing>
           </w:r>
         </w:p>
         <w:p>
           <w:pPr>
-            <w:pStyle w:val="En-tte"/>
+            <w:pStyle w:val="Header"/>
           </w:pPr>
         </w:p>
       </w:tc>
@@ -12542,7 +12937,7 @@
         </w:tcPr>
         <w:p>
           <w:pPr>
-            <w:pStyle w:val="En-tte"/>
+            <w:pStyle w:val="Header"/>
             <w:jc w:val="center"/>
             <w:rPr>
               <w:b/>
@@ -12569,7 +12964,7 @@
         </w:tcPr>
         <w:p>
           <w:pPr>
-            <w:pStyle w:val="En-tte"/>
+            <w:pStyle w:val="Header"/>
             <w:rPr>
               <w:b/>
               <w:bCs/>
@@ -12625,7 +13020,7 @@
         </w:tcPr>
         <w:p>
           <w:pPr>
-            <w:pStyle w:val="En-tte"/>
+            <w:pStyle w:val="Header"/>
             <w:rPr>
               <w:noProof/>
             </w:rPr>
@@ -12639,7 +13034,7 @@
         </w:tcPr>
         <w:p>
           <w:pPr>
-            <w:pStyle w:val="En-tte"/>
+            <w:pStyle w:val="Header"/>
           </w:pPr>
         </w:p>
       </w:tc>
@@ -12650,7 +13045,7 @@
         </w:tcPr>
         <w:p>
           <w:pPr>
-            <w:pStyle w:val="En-tte"/>
+            <w:pStyle w:val="Header"/>
             <w:rPr>
               <w:b/>
               <w:bCs/>
@@ -12680,7 +13075,7 @@
   </w:tbl>
   <w:p>
     <w:pPr>
-      <w:pStyle w:val="En-tte"/>
+      <w:pStyle w:val="Header"/>
     </w:pPr>
     <w:r>
       <w:ptab w:relativeTo="margin" w:alignment="center" w:leader="none"/>
@@ -12720,7 +13115,7 @@
 </file>
 
 <file path=word/numbering.xml><?xml version="1.0" encoding="utf-8"?>
-<w:numbering xmlns:wpc="http://schemas.microsoft.com/office/word/2010/wordprocessingCanvas" xmlns:cx="http://schemas.microsoft.com/office/drawing/2014/chartex" xmlns:cx1="http://schemas.microsoft.com/office/drawing/2015/9/8/chartex" xmlns:cx2="http://schemas.microsoft.com/office/drawing/2015/10/21/chartex" xmlns:cx3="http://schemas.microsoft.com/office/drawing/2016/5/9/chartex" xmlns:cx4="http://schemas.microsoft.com/office/drawing/2016/5/10/chartex" xmlns:cx5="http://schemas.microsoft.com/office/drawing/2016/5/11/chartex" xmlns:cx6="http://schemas.microsoft.com/office/drawing/2016/5/12/chartex" xmlns:cx7="http://schemas.microsoft.com/office/drawing/2016/5/13/chartex" xmlns:cx8="http://schemas.microsoft.com/office/drawing/2016/5/14/chartex" xmlns:mc="http://schemas.openxmlformats.org/markup-compatibility/2006" xmlns:aink="http://schemas.microsoft.com/office/drawing/2016/ink" xmlns:am3d="http://schemas.microsoft.com/office/drawing/2017/model3d" xmlns:o="urn:schemas-microsoft-com:office:office" xmlns:oel="http://schemas.microsoft.com/office/2019/extlst" xmlns:r="http://schemas.openxmlformats.org/officeDocument/2006/relationships" xmlns:m="http://schemas.openxmlformats.org/officeDocument/2006/math" xmlns:v="urn:schemas-microsoft-com:vml" xmlns:wp14="http://schemas.microsoft.com/office/word/2010/wordprocessingDrawing" xmlns:wp="http://schemas.openxmlformats.org/drawingml/2006/wordprocessingDrawing" xmlns:w10="urn:schemas-microsoft-com:office:word" xmlns:w="http://schemas.openxmlformats.org/wordprocessingml/2006/main" xmlns:w14="http://schemas.microsoft.com/office/word/2010/wordml" xmlns:w15="http://schemas.microsoft.com/office/word/2012/wordml" xmlns:w16cex="http://schemas.microsoft.com/office/word/2018/wordml/cex" xmlns:w16cid="http://schemas.microsoft.com/office/word/2016/wordml/cid" xmlns:w16="http://schemas.microsoft.com/office/word/2018/wordml" xmlns:w16du="http://schemas.microsoft.com/office/word/2023/wordml/word16du" xmlns:w16sdtdh="http://schemas.microsoft.com/office/word/2020/wordml/sdtdatahash" xmlns:w16sdtfl="http://schemas.microsoft.com/office/word/2024/wordml/sdtformatlock" xmlns:w16se="http://schemas.microsoft.com/office/word/2015/wordml/symex" xmlns:wpg="http://schemas.microsoft.com/office/word/2010/wordprocessingGroup" xmlns:wpi="http://schemas.microsoft.com/office/word/2010/wordprocessingInk" xmlns:wne="http://schemas.microsoft.com/office/word/2006/wordml" xmlns:wps="http://schemas.microsoft.com/office/word/2010/wordprocessingShape" mc:Ignorable="w14 w15 w16se w16cid w16 w16cex w16sdtdh w16sdtfl w16du wp14">
+<w:numbering xmlns:wpc="http://schemas.microsoft.com/office/word/2010/wordprocessingCanvas" xmlns:cx="http://schemas.microsoft.com/office/drawing/2014/chartex" xmlns:cx1="http://schemas.microsoft.com/office/drawing/2015/9/8/chartex" xmlns:cx2="http://schemas.microsoft.com/office/drawing/2015/10/21/chartex" xmlns:cx3="http://schemas.microsoft.com/office/drawing/2016/5/9/chartex" xmlns:cx4="http://schemas.microsoft.com/office/drawing/2016/5/10/chartex" xmlns:cx5="http://schemas.microsoft.com/office/drawing/2016/5/11/chartex" xmlns:cx6="http://schemas.microsoft.com/office/drawing/2016/5/12/chartex" xmlns:cx7="http://schemas.microsoft.com/office/drawing/2016/5/13/chartex" xmlns:cx8="http://schemas.microsoft.com/office/drawing/2016/5/14/chartex" xmlns:mc="http://schemas.openxmlformats.org/markup-compatibility/2006" xmlns:aink="http://schemas.microsoft.com/office/drawing/2016/ink" xmlns:am3d="http://schemas.microsoft.com/office/drawing/2017/model3d" xmlns:o="urn:schemas-microsoft-com:office:office" xmlns:r="http://schemas.openxmlformats.org/officeDocument/2006/relationships" xmlns:m="http://schemas.openxmlformats.org/officeDocument/2006/math" xmlns:v="urn:schemas-microsoft-com:vml" xmlns:wp14="http://schemas.microsoft.com/office/word/2010/wordprocessingDrawing" xmlns:wp="http://schemas.openxmlformats.org/drawingml/2006/wordprocessingDrawing" xmlns:w10="urn:schemas-microsoft-com:office:word" xmlns:w="http://schemas.openxmlformats.org/wordprocessingml/2006/main" xmlns:w14="http://schemas.microsoft.com/office/word/2010/wordml" xmlns:w15="http://schemas.microsoft.com/office/word/2012/wordml" xmlns:w16cex="http://schemas.microsoft.com/office/word/2018/wordml/cex" xmlns:w16cid="http://schemas.microsoft.com/office/word/2016/wordml/cid" xmlns:w16="http://schemas.microsoft.com/office/word/2018/wordml" xmlns:w16sdtdh="http://schemas.microsoft.com/office/word/2020/wordml/sdtdatahash" xmlns:w16se="http://schemas.microsoft.com/office/word/2015/wordml/symex" xmlns:wpg="http://schemas.microsoft.com/office/word/2010/wordprocessingGroup" xmlns:wpi="http://schemas.microsoft.com/office/word/2010/wordprocessingInk" xmlns:wne="http://schemas.microsoft.com/office/word/2006/wordml" xmlns:wps="http://schemas.microsoft.com/office/word/2010/wordprocessingShape" mc:Ignorable="w14 w15 w16se w16cid w16 w16cex w16sdtdh wp14">
   <w:abstractNum w:abstractNumId="0" w15:restartNumberingAfterBreak="0">
     <w:nsid w:val="63A744CD"/>
     <w:multiLevelType w:val="multilevel"/>
@@ -12920,10 +13315,10 @@
       </w:rPr>
     </w:lvl>
   </w:abstractNum>
-  <w:num w:numId="1" w16cid:durableId="1904829704">
+  <w:num w:numId="1">
     <w:abstractNumId w:val="1"/>
   </w:num>
-  <w:num w:numId="2" w16cid:durableId="666640925">
+  <w:num w:numId="2">
     <w:abstractNumId w:val="0"/>
   </w:num>
   <w:numIdMacAtCleanup w:val="2"/>
@@ -12931,7 +13326,7 @@
 </file>
 
 <file path=word/styles.xml><?xml version="1.0" encoding="utf-8"?>
-<w:styles xmlns:mc="http://schemas.openxmlformats.org/markup-compatibility/2006" xmlns:r="http://schemas.openxmlformats.org/officeDocument/2006/relationships" xmlns:w="http://schemas.openxmlformats.org/wordprocessingml/2006/main" xmlns:w14="http://schemas.microsoft.com/office/word/2010/wordml" xmlns:w15="http://schemas.microsoft.com/office/word/2012/wordml" xmlns:w16cex="http://schemas.microsoft.com/office/word/2018/wordml/cex" xmlns:w16cid="http://schemas.microsoft.com/office/word/2016/wordml/cid" xmlns:w16="http://schemas.microsoft.com/office/word/2018/wordml" xmlns:w16du="http://schemas.microsoft.com/office/word/2023/wordml/word16du" xmlns:w16sdtdh="http://schemas.microsoft.com/office/word/2020/wordml/sdtdatahash" xmlns:w16sdtfl="http://schemas.microsoft.com/office/word/2024/wordml/sdtformatlock" xmlns:w16se="http://schemas.microsoft.com/office/word/2015/wordml/symex" mc:Ignorable="w14 w15 w16se w16cid w16 w16cex w16sdtdh w16sdtfl w16du">
+<w:styles xmlns:mc="http://schemas.openxmlformats.org/markup-compatibility/2006" xmlns:r="http://schemas.openxmlformats.org/officeDocument/2006/relationships" xmlns:w="http://schemas.openxmlformats.org/wordprocessingml/2006/main" xmlns:w14="http://schemas.microsoft.com/office/word/2010/wordml" xmlns:w15="http://schemas.microsoft.com/office/word/2012/wordml" xmlns:w16cex="http://schemas.microsoft.com/office/word/2018/wordml/cex" xmlns:w16cid="http://schemas.microsoft.com/office/word/2016/wordml/cid" xmlns:w16="http://schemas.microsoft.com/office/word/2018/wordml" xmlns:w16sdtdh="http://schemas.microsoft.com/office/word/2020/wordml/sdtdatahash" xmlns:w16se="http://schemas.microsoft.com/office/word/2015/wordml/symex" mc:Ignorable="w14 w15 w16se w16cid w16 w16cex w16sdtdh">
   <w:docDefaults>
     <w:rPrDefault>
       <w:rPr>
@@ -13338,11 +13733,11 @@
       <w:szCs w:val="24"/>
     </w:rPr>
   </w:style>
-  <w:style w:type="paragraph" w:styleId="Titre1">
+  <w:style w:type="paragraph" w:styleId="Heading1">
     <w:name w:val="heading 1"/>
-    <w:basedOn w:val="Paragraphedeliste"/>
+    <w:basedOn w:val="ListParagraph"/>
     <w:next w:val="Normal"/>
-    <w:link w:val="Titre1Car"/>
+    <w:link w:val="Heading1Char"/>
     <w:uiPriority w:val="9"/>
     <w:qFormat/>
     <w:rsid w:val="005C45B3"/>
@@ -13357,11 +13752,11 @@
       <w:szCs w:val="28"/>
     </w:rPr>
   </w:style>
-  <w:style w:type="paragraph" w:styleId="Titre2">
+  <w:style w:type="paragraph" w:styleId="Heading2">
     <w:name w:val="heading 2"/>
-    <w:basedOn w:val="Paragraphedeliste"/>
+    <w:basedOn w:val="ListParagraph"/>
     <w:next w:val="Normal"/>
-    <w:link w:val="Titre2Car"/>
+    <w:link w:val="Heading2Char"/>
     <w:uiPriority w:val="9"/>
     <w:unhideWhenUsed/>
     <w:qFormat/>
@@ -13375,11 +13770,11 @@
       <w:u w:val="single"/>
     </w:rPr>
   </w:style>
-  <w:style w:type="paragraph" w:styleId="Titre3">
+  <w:style w:type="paragraph" w:styleId="Heading3">
     <w:name w:val="heading 3"/>
     <w:basedOn w:val="Normal"/>
     <w:next w:val="Normal"/>
-    <w:link w:val="Titre3Car"/>
+    <w:link w:val="Heading3Char"/>
     <w:uiPriority w:val="9"/>
     <w:semiHidden/>
     <w:unhideWhenUsed/>
@@ -13398,11 +13793,11 @@
       <w:szCs w:val="28"/>
     </w:rPr>
   </w:style>
-  <w:style w:type="paragraph" w:styleId="Titre4">
+  <w:style w:type="paragraph" w:styleId="Heading4">
     <w:name w:val="heading 4"/>
     <w:basedOn w:val="Normal"/>
     <w:next w:val="Normal"/>
-    <w:link w:val="Titre4Car"/>
+    <w:link w:val="Heading4Char"/>
     <w:uiPriority w:val="9"/>
     <w:semiHidden/>
     <w:unhideWhenUsed/>
@@ -13421,11 +13816,11 @@
       <w:color w:val="0F4761" w:themeColor="accent1" w:themeShade="BF"/>
     </w:rPr>
   </w:style>
-  <w:style w:type="paragraph" w:styleId="Titre5">
+  <w:style w:type="paragraph" w:styleId="Heading5">
     <w:name w:val="heading 5"/>
     <w:basedOn w:val="Normal"/>
     <w:next w:val="Normal"/>
-    <w:link w:val="Titre5Car"/>
+    <w:link w:val="Heading5Char"/>
     <w:uiPriority w:val="9"/>
     <w:semiHidden/>
     <w:unhideWhenUsed/>
@@ -13442,11 +13837,11 @@
       <w:color w:val="0F4761" w:themeColor="accent1" w:themeShade="BF"/>
     </w:rPr>
   </w:style>
-  <w:style w:type="paragraph" w:styleId="Titre6">
+  <w:style w:type="paragraph" w:styleId="Heading6">
     <w:name w:val="heading 6"/>
     <w:basedOn w:val="Normal"/>
     <w:next w:val="Normal"/>
-    <w:link w:val="Titre6Car"/>
+    <w:link w:val="Heading6Char"/>
     <w:uiPriority w:val="9"/>
     <w:semiHidden/>
     <w:unhideWhenUsed/>
@@ -13465,11 +13860,11 @@
       <w:color w:val="595959" w:themeColor="text1" w:themeTint="A6"/>
     </w:rPr>
   </w:style>
-  <w:style w:type="paragraph" w:styleId="Titre7">
+  <w:style w:type="paragraph" w:styleId="Heading7">
     <w:name w:val="heading 7"/>
     <w:basedOn w:val="Normal"/>
     <w:next w:val="Normal"/>
-    <w:link w:val="Titre7Car"/>
+    <w:link w:val="Heading7Char"/>
     <w:uiPriority w:val="9"/>
     <w:semiHidden/>
     <w:unhideWhenUsed/>
@@ -13486,11 +13881,11 @@
       <w:color w:val="595959" w:themeColor="text1" w:themeTint="A6"/>
     </w:rPr>
   </w:style>
-  <w:style w:type="paragraph" w:styleId="Titre8">
+  <w:style w:type="paragraph" w:styleId="Heading8">
     <w:name w:val="heading 8"/>
     <w:basedOn w:val="Normal"/>
     <w:next w:val="Normal"/>
-    <w:link w:val="Titre8Car"/>
+    <w:link w:val="Heading8Char"/>
     <w:uiPriority w:val="9"/>
     <w:semiHidden/>
     <w:unhideWhenUsed/>
@@ -13509,11 +13904,11 @@
       <w:color w:val="272727" w:themeColor="text1" w:themeTint="D8"/>
     </w:rPr>
   </w:style>
-  <w:style w:type="paragraph" w:styleId="Titre9">
+  <w:style w:type="paragraph" w:styleId="Heading9">
     <w:name w:val="heading 9"/>
     <w:basedOn w:val="Normal"/>
     <w:next w:val="Normal"/>
-    <w:link w:val="Titre9Car"/>
+    <w:link w:val="Heading9Char"/>
     <w:uiPriority w:val="9"/>
     <w:semiHidden/>
     <w:unhideWhenUsed/>
@@ -13530,13 +13925,13 @@
       <w:color w:val="272727" w:themeColor="text1" w:themeTint="D8"/>
     </w:rPr>
   </w:style>
-  <w:style w:type="character" w:default="1" w:styleId="Policepardfaut">
+  <w:style w:type="character" w:default="1" w:styleId="DefaultParagraphFont">
     <w:name w:val="Default Paragraph Font"/>
     <w:uiPriority w:val="1"/>
     <w:semiHidden/>
     <w:unhideWhenUsed/>
   </w:style>
-  <w:style w:type="table" w:default="1" w:styleId="TableauNormal">
+  <w:style w:type="table" w:default="1" w:styleId="TableNormal">
     <w:name w:val="Normal Table"/>
     <w:uiPriority w:val="99"/>
     <w:semiHidden/>
@@ -13551,16 +13946,16 @@
       </w:tblCellMar>
     </w:tblPr>
   </w:style>
-  <w:style w:type="numbering" w:default="1" w:styleId="Aucuneliste">
+  <w:style w:type="numbering" w:default="1" w:styleId="NoList">
     <w:name w:val="No List"/>
     <w:uiPriority w:val="99"/>
     <w:semiHidden/>
     <w:unhideWhenUsed/>
   </w:style>
-  <w:style w:type="character" w:customStyle="1" w:styleId="Titre1Car">
-    <w:name w:val="Titre 1 Car"/>
-    <w:basedOn w:val="Policepardfaut"/>
-    <w:link w:val="Titre1"/>
+  <w:style w:type="character" w:customStyle="1" w:styleId="Heading1Char">
+    <w:name w:val="Heading 1 Char"/>
+    <w:basedOn w:val="DefaultParagraphFont"/>
+    <w:link w:val="Heading1"/>
     <w:uiPriority w:val="9"/>
     <w:rsid w:val="005C45B3"/>
     <w:rPr>
@@ -13572,10 +13967,10 @@
       <w:szCs w:val="28"/>
     </w:rPr>
   </w:style>
-  <w:style w:type="character" w:customStyle="1" w:styleId="Titre2Car">
-    <w:name w:val="Titre 2 Car"/>
-    <w:basedOn w:val="Policepardfaut"/>
-    <w:link w:val="Titre2"/>
+  <w:style w:type="character" w:customStyle="1" w:styleId="Heading2Char">
+    <w:name w:val="Heading 2 Char"/>
+    <w:basedOn w:val="DefaultParagraphFont"/>
+    <w:link w:val="Heading2"/>
     <w:uiPriority w:val="9"/>
     <w:rsid w:val="0B8ECC05"/>
     <w:rPr>
@@ -13586,10 +13981,10 @@
       <w:u w:val="single"/>
     </w:rPr>
   </w:style>
-  <w:style w:type="character" w:customStyle="1" w:styleId="Titre3Car">
-    <w:name w:val="Titre 3 Car"/>
-    <w:basedOn w:val="Policepardfaut"/>
-    <w:link w:val="Titre3"/>
+  <w:style w:type="character" w:customStyle="1" w:styleId="Heading3Char">
+    <w:name w:val="Heading 3 Char"/>
+    <w:basedOn w:val="DefaultParagraphFont"/>
+    <w:link w:val="Heading3"/>
     <w:uiPriority w:val="9"/>
     <w:semiHidden/>
     <w:rsid w:val="00E429E6"/>
@@ -13600,10 +13995,10 @@
       <w:szCs w:val="28"/>
     </w:rPr>
   </w:style>
-  <w:style w:type="character" w:customStyle="1" w:styleId="Titre4Car">
-    <w:name w:val="Titre 4 Car"/>
-    <w:basedOn w:val="Policepardfaut"/>
-    <w:link w:val="Titre4"/>
+  <w:style w:type="character" w:customStyle="1" w:styleId="Heading4Char">
+    <w:name w:val="Heading 4 Char"/>
+    <w:basedOn w:val="DefaultParagraphFont"/>
+    <w:link w:val="Heading4"/>
     <w:uiPriority w:val="9"/>
     <w:semiHidden/>
     <w:rsid w:val="00E429E6"/>
@@ -13614,10 +14009,10 @@
       <w:color w:val="0F4761" w:themeColor="accent1" w:themeShade="BF"/>
     </w:rPr>
   </w:style>
-  <w:style w:type="character" w:customStyle="1" w:styleId="Titre5Car">
-    <w:name w:val="Titre 5 Car"/>
-    <w:basedOn w:val="Policepardfaut"/>
-    <w:link w:val="Titre5"/>
+  <w:style w:type="character" w:customStyle="1" w:styleId="Heading5Char">
+    <w:name w:val="Heading 5 Char"/>
+    <w:basedOn w:val="DefaultParagraphFont"/>
+    <w:link w:val="Heading5"/>
     <w:uiPriority w:val="9"/>
     <w:semiHidden/>
     <w:rsid w:val="00E429E6"/>
@@ -13626,10 +14021,10 @@
       <w:color w:val="0F4761" w:themeColor="accent1" w:themeShade="BF"/>
     </w:rPr>
   </w:style>
-  <w:style w:type="character" w:customStyle="1" w:styleId="Titre6Car">
-    <w:name w:val="Titre 6 Car"/>
-    <w:basedOn w:val="Policepardfaut"/>
-    <w:link w:val="Titre6"/>
+  <w:style w:type="character" w:customStyle="1" w:styleId="Heading6Char">
+    <w:name w:val="Heading 6 Char"/>
+    <w:basedOn w:val="DefaultParagraphFont"/>
+    <w:link w:val="Heading6"/>
     <w:uiPriority w:val="9"/>
     <w:semiHidden/>
     <w:rsid w:val="00E429E6"/>
@@ -13640,10 +14035,10 @@
       <w:color w:val="595959" w:themeColor="text1" w:themeTint="A6"/>
     </w:rPr>
   </w:style>
-  <w:style w:type="character" w:customStyle="1" w:styleId="Titre7Car">
-    <w:name w:val="Titre 7 Car"/>
-    <w:basedOn w:val="Policepardfaut"/>
-    <w:link w:val="Titre7"/>
+  <w:style w:type="character" w:customStyle="1" w:styleId="Heading7Char">
+    <w:name w:val="Heading 7 Char"/>
+    <w:basedOn w:val="DefaultParagraphFont"/>
+    <w:link w:val="Heading7"/>
     <w:uiPriority w:val="9"/>
     <w:semiHidden/>
     <w:rsid w:val="00E429E6"/>
@@ -13652,10 +14047,10 @@
       <w:color w:val="595959" w:themeColor="text1" w:themeTint="A6"/>
     </w:rPr>
   </w:style>
-  <w:style w:type="character" w:customStyle="1" w:styleId="Titre8Car">
-    <w:name w:val="Titre 8 Car"/>
-    <w:basedOn w:val="Policepardfaut"/>
-    <w:link w:val="Titre8"/>
+  <w:style w:type="character" w:customStyle="1" w:styleId="Heading8Char">
+    <w:name w:val="Heading 8 Char"/>
+    <w:basedOn w:val="DefaultParagraphFont"/>
+    <w:link w:val="Heading8"/>
     <w:uiPriority w:val="9"/>
     <w:semiHidden/>
     <w:rsid w:val="00E429E6"/>
@@ -13666,10 +14061,10 @@
       <w:color w:val="272727" w:themeColor="text1" w:themeTint="D8"/>
     </w:rPr>
   </w:style>
-  <w:style w:type="character" w:customStyle="1" w:styleId="Titre9Car">
-    <w:name w:val="Titre 9 Car"/>
-    <w:basedOn w:val="Policepardfaut"/>
-    <w:link w:val="Titre9"/>
+  <w:style w:type="character" w:customStyle="1" w:styleId="Heading9Char">
+    <w:name w:val="Heading 9 Char"/>
+    <w:basedOn w:val="DefaultParagraphFont"/>
+    <w:link w:val="Heading9"/>
     <w:uiPriority w:val="9"/>
     <w:semiHidden/>
     <w:rsid w:val="00E429E6"/>
@@ -13678,11 +14073,11 @@
       <w:color w:val="272727" w:themeColor="text1" w:themeTint="D8"/>
     </w:rPr>
   </w:style>
-  <w:style w:type="paragraph" w:styleId="Titre">
+  <w:style w:type="paragraph" w:styleId="Title">
     <w:name w:val="Title"/>
     <w:basedOn w:val="Normal"/>
     <w:next w:val="Normal"/>
-    <w:link w:val="TitreCar"/>
+    <w:link w:val="TitleChar"/>
     <w:uiPriority w:val="10"/>
     <w:qFormat/>
     <w:rsid w:val="00E429E6"/>
@@ -13698,10 +14093,10 @@
       <w:szCs w:val="56"/>
     </w:rPr>
   </w:style>
-  <w:style w:type="character" w:customStyle="1" w:styleId="TitreCar">
-    <w:name w:val="Titre Car"/>
-    <w:basedOn w:val="Policepardfaut"/>
-    <w:link w:val="Titre"/>
+  <w:style w:type="character" w:customStyle="1" w:styleId="TitleChar">
+    <w:name w:val="Title Char"/>
+    <w:basedOn w:val="DefaultParagraphFont"/>
+    <w:link w:val="Title"/>
     <w:uiPriority w:val="10"/>
     <w:rsid w:val="00E429E6"/>
     <w:rPr>
@@ -13712,11 +14107,11 @@
       <w:szCs w:val="56"/>
     </w:rPr>
   </w:style>
-  <w:style w:type="paragraph" w:styleId="Sous-titre">
+  <w:style w:type="paragraph" w:styleId="Subtitle">
     <w:name w:val="Subtitle"/>
     <w:basedOn w:val="Normal"/>
     <w:next w:val="Normal"/>
-    <w:link w:val="Sous-titreCar"/>
+    <w:link w:val="SubtitleChar"/>
     <w:uiPriority w:val="11"/>
     <w:qFormat/>
     <w:rsid w:val="00E429E6"/>
@@ -13733,10 +14128,10 @@
       <w:szCs w:val="28"/>
     </w:rPr>
   </w:style>
-  <w:style w:type="character" w:customStyle="1" w:styleId="Sous-titreCar">
-    <w:name w:val="Sous-titre Car"/>
-    <w:basedOn w:val="Policepardfaut"/>
-    <w:link w:val="Sous-titre"/>
+  <w:style w:type="character" w:customStyle="1" w:styleId="SubtitleChar">
+    <w:name w:val="Subtitle Char"/>
+    <w:basedOn w:val="DefaultParagraphFont"/>
+    <w:link w:val="Subtitle"/>
     <w:uiPriority w:val="11"/>
     <w:rsid w:val="00E429E6"/>
     <w:rPr>
@@ -13747,11 +14142,11 @@
       <w:szCs w:val="28"/>
     </w:rPr>
   </w:style>
-  <w:style w:type="paragraph" w:styleId="Citation">
+  <w:style w:type="paragraph" w:styleId="Quote">
     <w:name w:val="Quote"/>
     <w:basedOn w:val="Normal"/>
     <w:next w:val="Normal"/>
-    <w:link w:val="CitationCar"/>
+    <w:link w:val="QuoteChar"/>
     <w:uiPriority w:val="29"/>
     <w:qFormat/>
     <w:rsid w:val="00E429E6"/>
@@ -13765,10 +14160,10 @@
       <w:color w:val="404040" w:themeColor="text1" w:themeTint="BF"/>
     </w:rPr>
   </w:style>
-  <w:style w:type="character" w:customStyle="1" w:styleId="CitationCar">
-    <w:name w:val="Citation Car"/>
-    <w:basedOn w:val="Policepardfaut"/>
-    <w:link w:val="Citation"/>
+  <w:style w:type="character" w:customStyle="1" w:styleId="QuoteChar">
+    <w:name w:val="Quote Char"/>
+    <w:basedOn w:val="DefaultParagraphFont"/>
+    <w:link w:val="Quote"/>
     <w:uiPriority w:val="29"/>
     <w:rsid w:val="00E429E6"/>
     <w:rPr>
@@ -13777,7 +14172,7 @@
       <w:color w:val="404040" w:themeColor="text1" w:themeTint="BF"/>
     </w:rPr>
   </w:style>
-  <w:style w:type="paragraph" w:styleId="Paragraphedeliste">
+  <w:style w:type="paragraph" w:styleId="ListParagraph">
     <w:name w:val="List Paragraph"/>
     <w:basedOn w:val="Normal"/>
     <w:uiPriority w:val="34"/>
@@ -13788,9 +14183,9 @@
       <w:contextualSpacing/>
     </w:pPr>
   </w:style>
-  <w:style w:type="character" w:styleId="Accentuationintense">
+  <w:style w:type="character" w:styleId="IntenseEmphasis">
     <w:name w:val="Intense Emphasis"/>
-    <w:basedOn w:val="Policepardfaut"/>
+    <w:basedOn w:val="DefaultParagraphFont"/>
     <w:uiPriority w:val="21"/>
     <w:qFormat/>
     <w:rsid w:val="00E429E6"/>
@@ -13800,11 +14195,11 @@
       <w:color w:val="0F4761" w:themeColor="accent1" w:themeShade="BF"/>
     </w:rPr>
   </w:style>
-  <w:style w:type="paragraph" w:styleId="Citationintense">
+  <w:style w:type="paragraph" w:styleId="IntenseQuote">
     <w:name w:val="Intense Quote"/>
     <w:basedOn w:val="Normal"/>
     <w:next w:val="Normal"/>
-    <w:link w:val="CitationintenseCar"/>
+    <w:link w:val="IntenseQuoteChar"/>
     <w:uiPriority w:val="30"/>
     <w:qFormat/>
     <w:rsid w:val="00E429E6"/>
@@ -13823,10 +14218,10 @@
       <w:color w:val="0F4761" w:themeColor="accent1" w:themeShade="BF"/>
     </w:rPr>
   </w:style>
-  <w:style w:type="character" w:customStyle="1" w:styleId="CitationintenseCar">
-    <w:name w:val="Citation intense Car"/>
-    <w:basedOn w:val="Policepardfaut"/>
-    <w:link w:val="Citationintense"/>
+  <w:style w:type="character" w:customStyle="1" w:styleId="IntenseQuoteChar">
+    <w:name w:val="Intense Quote Char"/>
+    <w:basedOn w:val="DefaultParagraphFont"/>
+    <w:link w:val="IntenseQuote"/>
     <w:uiPriority w:val="30"/>
     <w:rsid w:val="00E429E6"/>
     <w:rPr>
@@ -13835,9 +14230,9 @@
       <w:color w:val="0F4761" w:themeColor="accent1" w:themeShade="BF"/>
     </w:rPr>
   </w:style>
-  <w:style w:type="character" w:styleId="Rfrenceintense">
+  <w:style w:type="character" w:styleId="IntenseReference">
     <w:name w:val="Intense Reference"/>
-    <w:basedOn w:val="Policepardfaut"/>
+    <w:basedOn w:val="DefaultParagraphFont"/>
     <w:uiPriority w:val="32"/>
     <w:qFormat/>
     <w:rsid w:val="00E429E6"/>
@@ -13849,10 +14244,10 @@
       <w:spacing w:val="5"/>
     </w:rPr>
   </w:style>
-  <w:style w:type="paragraph" w:styleId="En-tte">
+  <w:style w:type="paragraph" w:styleId="Header">
     <w:name w:val="header"/>
     <w:basedOn w:val="Normal"/>
-    <w:link w:val="En-tteCar"/>
+    <w:link w:val="HeaderChar"/>
     <w:uiPriority w:val="99"/>
     <w:unhideWhenUsed/>
     <w:rsid w:val="00E429E6"/>
@@ -13864,17 +14259,17 @@
       <w:spacing w:after="0" w:line="240" w:lineRule="auto"/>
     </w:pPr>
   </w:style>
-  <w:style w:type="character" w:customStyle="1" w:styleId="En-tteCar">
-    <w:name w:val="En-tête Car"/>
-    <w:basedOn w:val="Policepardfaut"/>
-    <w:link w:val="En-tte"/>
+  <w:style w:type="character" w:customStyle="1" w:styleId="HeaderChar">
+    <w:name w:val="Header Char"/>
+    <w:basedOn w:val="DefaultParagraphFont"/>
+    <w:link w:val="Header"/>
     <w:uiPriority w:val="99"/>
     <w:rsid w:val="00E429E6"/>
   </w:style>
-  <w:style w:type="paragraph" w:styleId="Pieddepage">
+  <w:style w:type="paragraph" w:styleId="Footer">
     <w:name w:val="footer"/>
     <w:basedOn w:val="Normal"/>
-    <w:link w:val="PieddepageCar"/>
+    <w:link w:val="FooterChar"/>
     <w:uiPriority w:val="99"/>
     <w:unhideWhenUsed/>
     <w:rsid w:val="00E429E6"/>
@@ -13886,16 +14281,16 @@
       <w:spacing w:after="0" w:line="240" w:lineRule="auto"/>
     </w:pPr>
   </w:style>
-  <w:style w:type="character" w:customStyle="1" w:styleId="PieddepageCar">
-    <w:name w:val="Pied de page Car"/>
-    <w:basedOn w:val="Policepardfaut"/>
-    <w:link w:val="Pieddepage"/>
+  <w:style w:type="character" w:customStyle="1" w:styleId="FooterChar">
+    <w:name w:val="Footer Char"/>
+    <w:basedOn w:val="DefaultParagraphFont"/>
+    <w:link w:val="Footer"/>
     <w:uiPriority w:val="99"/>
     <w:rsid w:val="00E429E6"/>
   </w:style>
-  <w:style w:type="table" w:styleId="Grilledutableau">
+  <w:style w:type="table" w:styleId="TableGrid">
     <w:name w:val="Table Grid"/>
-    <w:basedOn w:val="TableauNormal"/>
+    <w:basedOn w:val="TableNormal"/>
     <w:uiPriority w:val="39"/>
     <w:rsid w:val="00E429E6"/>
     <w:pPr>
@@ -13912,7 +14307,7 @@
       </w:tblBorders>
     </w:tblPr>
   </w:style>
-  <w:style w:type="paragraph" w:styleId="Rvision">
+  <w:style w:type="paragraph" w:styleId="Revision">
     <w:name w:val="Revision"/>
     <w:hidden/>
     <w:uiPriority w:val="99"/>
@@ -13922,9 +14317,9 @@
       <w:spacing w:after="0" w:line="240" w:lineRule="auto"/>
     </w:pPr>
   </w:style>
-  <w:style w:type="character" w:styleId="Marquedecommentaire">
+  <w:style w:type="character" w:styleId="CommentReference">
     <w:name w:val="annotation reference"/>
-    <w:basedOn w:val="Policepardfaut"/>
+    <w:basedOn w:val="DefaultParagraphFont"/>
     <w:uiPriority w:val="99"/>
     <w:semiHidden/>
     <w:unhideWhenUsed/>
@@ -13934,10 +14329,10 @@
       <w:szCs w:val="16"/>
     </w:rPr>
   </w:style>
-  <w:style w:type="paragraph" w:styleId="Commentaire">
+  <w:style w:type="paragraph" w:styleId="CommentText">
     <w:name w:val="annotation text"/>
     <w:basedOn w:val="Normal"/>
-    <w:link w:val="CommentaireCar"/>
+    <w:link w:val="CommentTextChar"/>
     <w:uiPriority w:val="99"/>
     <w:unhideWhenUsed/>
     <w:rsid w:val="00EB6677"/>
@@ -13949,10 +14344,10 @@
       <w:szCs w:val="20"/>
     </w:rPr>
   </w:style>
-  <w:style w:type="character" w:customStyle="1" w:styleId="CommentaireCar">
-    <w:name w:val="Commentaire Car"/>
-    <w:basedOn w:val="Policepardfaut"/>
-    <w:link w:val="Commentaire"/>
+  <w:style w:type="character" w:customStyle="1" w:styleId="CommentTextChar">
+    <w:name w:val="Comment Text Char"/>
+    <w:basedOn w:val="DefaultParagraphFont"/>
+    <w:link w:val="CommentText"/>
     <w:uiPriority w:val="99"/>
     <w:rsid w:val="00EB6677"/>
     <w:rPr>
@@ -13960,11 +14355,11 @@
       <w:szCs w:val="20"/>
     </w:rPr>
   </w:style>
-  <w:style w:type="paragraph" w:styleId="Objetducommentaire">
+  <w:style w:type="paragraph" w:styleId="CommentSubject">
     <w:name w:val="annotation subject"/>
-    <w:basedOn w:val="Commentaire"/>
-    <w:next w:val="Commentaire"/>
-    <w:link w:val="ObjetducommentaireCar"/>
+    <w:basedOn w:val="CommentText"/>
+    <w:next w:val="CommentText"/>
+    <w:link w:val="CommentSubjectChar"/>
     <w:uiPriority w:val="99"/>
     <w:semiHidden/>
     <w:unhideWhenUsed/>
@@ -13974,10 +14369,10 @@
       <w:bCs/>
     </w:rPr>
   </w:style>
-  <w:style w:type="character" w:customStyle="1" w:styleId="ObjetducommentaireCar">
-    <w:name w:val="Objet du commentaire Car"/>
-    <w:basedOn w:val="CommentaireCar"/>
-    <w:link w:val="Objetducommentaire"/>
+  <w:style w:type="character" w:customStyle="1" w:styleId="CommentSubjectChar">
+    <w:name w:val="Comment Subject Char"/>
+    <w:basedOn w:val="CommentTextChar"/>
+    <w:link w:val="CommentSubject"/>
     <w:uiPriority w:val="99"/>
     <w:semiHidden/>
     <w:rsid w:val="00EB6677"/>
@@ -13990,7 +14385,7 @@
   </w:style>
   <w:style w:type="character" w:styleId="Mention">
     <w:name w:val="Mention"/>
-    <w:basedOn w:val="Policepardfaut"/>
+    <w:basedOn w:val="DefaultParagraphFont"/>
     <w:uiPriority w:val="99"/>
     <w:unhideWhenUsed/>
     <w:rsid w:val="00EB6677"/>
@@ -14001,7 +14396,7 @@
   </w:style>
   <w:style w:type="character" w:customStyle="1" w:styleId="cf01">
     <w:name w:val="cf01"/>
-    <w:basedOn w:val="Policepardfaut"/>
+    <w:basedOn w:val="DefaultParagraphFont"/>
     <w:rsid w:val="00EB6677"/>
     <w:rPr>
       <w:rFonts w:ascii="Segoe UI" w:hAnsi="Segoe UI" w:cs="Segoe UI" w:hint="default"/>
@@ -14009,9 +14404,9 @@
       <w:szCs w:val="18"/>
     </w:rPr>
   </w:style>
-  <w:style w:type="table" w:styleId="TableauGrille4-Accentuation1">
+  <w:style w:type="table" w:styleId="GridTable4-Accent1">
     <w:name w:val="Grid Table 4 Accent 1"/>
-    <w:basedOn w:val="TableauNormal"/>
+    <w:basedOn w:val="TableNormal"/>
     <w:uiPriority w:val="49"/>
     <w:rsid w:val="00717FBE"/>
     <w:pPr>
@@ -14085,10 +14480,10 @@
       </w:tcPr>
     </w:tblStylePr>
   </w:style>
-  <w:style w:type="paragraph" w:styleId="Notedebasdepage">
+  <w:style w:type="paragraph" w:styleId="FootnoteText">
     <w:name w:val="footnote text"/>
     <w:basedOn w:val="Normal"/>
-    <w:link w:val="NotedebasdepageCar"/>
+    <w:link w:val="FootnoteTextChar"/>
     <w:uiPriority w:val="99"/>
     <w:semiHidden/>
     <w:unhideWhenUsed/>
@@ -14101,10 +14496,10 @@
       <w:szCs w:val="20"/>
     </w:rPr>
   </w:style>
-  <w:style w:type="character" w:customStyle="1" w:styleId="NotedebasdepageCar">
-    <w:name w:val="Note de bas de page Car"/>
-    <w:basedOn w:val="Policepardfaut"/>
-    <w:link w:val="Notedebasdepage"/>
+  <w:style w:type="character" w:customStyle="1" w:styleId="FootnoteTextChar">
+    <w:name w:val="Footnote Text Char"/>
+    <w:basedOn w:val="DefaultParagraphFont"/>
+    <w:link w:val="FootnoteText"/>
     <w:uiPriority w:val="99"/>
     <w:semiHidden/>
     <w:rsid w:val="00887986"/>
@@ -14113,9 +14508,9 @@
       <w:szCs w:val="20"/>
     </w:rPr>
   </w:style>
-  <w:style w:type="character" w:styleId="Appelnotedebasdep">
+  <w:style w:type="character" w:styleId="FootnoteReference">
     <w:name w:val="footnote reference"/>
-    <w:basedOn w:val="Policepardfaut"/>
+    <w:basedOn w:val="DefaultParagraphFont"/>
     <w:uiPriority w:val="99"/>
     <w:semiHidden/>
     <w:unhideWhenUsed/>
@@ -14124,9 +14519,9 @@
       <w:vertAlign w:val="superscript"/>
     </w:rPr>
   </w:style>
-  <w:style w:type="paragraph" w:styleId="En-ttedetabledesmatires">
+  <w:style w:type="paragraph" w:styleId="TOCHeading">
     <w:name w:val="TOC Heading"/>
-    <w:basedOn w:val="Titre1"/>
+    <w:basedOn w:val="Heading1"/>
     <w:next w:val="Normal"/>
     <w:uiPriority w:val="39"/>
     <w:unhideWhenUsed/>
@@ -14144,7 +14539,7 @@
       <w14:ligatures w14:val="none"/>
     </w:rPr>
   </w:style>
-  <w:style w:type="paragraph" w:styleId="TM1">
+  <w:style w:type="paragraph" w:styleId="TOC1">
     <w:name w:val="toc 1"/>
     <w:basedOn w:val="Normal"/>
     <w:next w:val="Normal"/>
@@ -14156,9 +14551,9 @@
       <w:spacing w:after="100"/>
     </w:pPr>
   </w:style>
-  <w:style w:type="character" w:styleId="Lienhypertexte">
+  <w:style w:type="character" w:styleId="Hyperlink">
     <w:name w:val="Hyperlink"/>
-    <w:basedOn w:val="Policepardfaut"/>
+    <w:basedOn w:val="DefaultParagraphFont"/>
     <w:uiPriority w:val="99"/>
     <w:unhideWhenUsed/>
     <w:rsid w:val="00960D93"/>
@@ -14167,7 +14562,7 @@
       <w:u w:val="single"/>
     </w:rPr>
   </w:style>
-  <w:style w:type="paragraph" w:styleId="TM2">
+  <w:style w:type="paragraph" w:styleId="TOC2">
     <w:name w:val="toc 2"/>
     <w:basedOn w:val="Normal"/>
     <w:next w:val="Normal"/>
@@ -14180,7 +14575,7 @@
       <w:ind w:left="240"/>
     </w:pPr>
   </w:style>
-  <w:style w:type="paragraph" w:styleId="Sansinterligne">
+  <w:style w:type="paragraph" w:styleId="NoSpacing">
     <w:name w:val="No Spacing"/>
     <w:uiPriority w:val="1"/>
     <w:qFormat/>
@@ -14488,30 +14883,6 @@
 </file>
 
 <file path=customXml/item1.xml><?xml version="1.0" encoding="utf-8"?>
-<p:properties xmlns:p="http://schemas.microsoft.com/office/2006/metadata/properties" xmlns:xsi="http://www.w3.org/2001/XMLSchema-instance" xmlns:pc="http://schemas.microsoft.com/office/infopath/2007/PartnerControls">
-  <documentManagement>
-    <TaxCatchAll xmlns="f0bc9967-2e53-4218-bd18-951282933666" xsi:nil="true"/>
-    <lcf76f155ced4ddcb4097134ff3c332f xmlns="8481030f-3ef1-4bca-9367-f047bbe6438d">
-      <Terms xmlns="http://schemas.microsoft.com/office/infopath/2007/PartnerControls"/>
-    </lcf76f155ced4ddcb4097134ff3c332f>
-  </documentManagement>
-</p:properties>
-</file>
-
-<file path=customXml/item2.xml><?xml version="1.0" encoding="utf-8"?>
-<?mso-contentType ?>
-<FormTemplates xmlns="http://schemas.microsoft.com/sharepoint/v3/contenttype/forms">
-  <Display>DocumentLibraryForm</Display>
-  <Edit>DocumentLibraryForm</Edit>
-  <New>DocumentLibraryForm</New>
-</FormTemplates>
-</file>
-
-<file path=customXml/item3.xml><?xml version="1.0" encoding="utf-8"?>
-<b:Sources xmlns:b="http://schemas.openxmlformats.org/officeDocument/2006/bibliography" xmlns="http://schemas.openxmlformats.org/officeDocument/2006/bibliography" SelectedStyle="\APASixthEditionOfficeOnline.xsl" StyleName="APA" Version="6"/>
-</file>
-
-<file path=customXml/item4.xml><?xml version="1.0" encoding="utf-8"?>
 <ct:contentTypeSchema xmlns:ct="http://schemas.microsoft.com/office/2006/metadata/contentType" xmlns:ma="http://schemas.microsoft.com/office/2006/metadata/properties/metaAttributes" ct:_="" ma:_="" ma:contentTypeName="Document" ma:contentTypeID="0x0101006257A46FBCE1284E815FF5E2985C00E1" ma:contentTypeVersion="12" ma:contentTypeDescription="Create a new document." ma:contentTypeScope="" ma:versionID="295a30ef49826793f61ffa12c7295070">
   <xsd:schema xmlns:xsd="http://www.w3.org/2001/XMLSchema" xmlns:xs="http://www.w3.org/2001/XMLSchema" xmlns:p="http://schemas.microsoft.com/office/2006/metadata/properties" xmlns:ns2="8481030f-3ef1-4bca-9367-f047bbe6438d" xmlns:ns3="f0bc9967-2e53-4218-bd18-951282933666" targetNamespace="http://schemas.microsoft.com/office/2006/metadata/properties" ma:root="true" ma:fieldsID="f1e8a9f0801190efee04bae48a1bd8e6" ns2:_="" ns3:_="">
     <xsd:import namespace="8481030f-3ef1-4bca-9367-f047bbe6438d"/>
@@ -14712,34 +15083,31 @@
 </ct:contentTypeSchema>
 </file>
 
-<file path=customXml/itemProps1.xml><?xml version="1.0" encoding="utf-8"?>
-<ds:datastoreItem xmlns:ds="http://schemas.openxmlformats.org/officeDocument/2006/customXml" ds:itemID="{22D66156-4239-45D7-A621-057D65303176}">
-  <ds:schemaRefs>
-    <ds:schemaRef ds:uri="http://schemas.microsoft.com/office/2006/metadata/properties"/>
-    <ds:schemaRef ds:uri="http://schemas.microsoft.com/office/infopath/2007/PartnerControls"/>
-    <ds:schemaRef ds:uri="f0bc9967-2e53-4218-bd18-951282933666"/>
-    <ds:schemaRef ds:uri="8481030f-3ef1-4bca-9367-f047bbe6438d"/>
-  </ds:schemaRefs>
-</ds:datastoreItem>
+<file path=customXml/item2.xml><?xml version="1.0" encoding="utf-8"?>
+<b:Sources xmlns:b="http://schemas.openxmlformats.org/officeDocument/2006/bibliography" xmlns="http://schemas.openxmlformats.org/officeDocument/2006/bibliography" SelectedStyle="\APASixthEditionOfficeOnline.xsl" StyleName="APA" Version="6"/>
 </file>
 
-<file path=customXml/itemProps2.xml><?xml version="1.0" encoding="utf-8"?>
-<ds:datastoreItem xmlns:ds="http://schemas.openxmlformats.org/officeDocument/2006/customXml" ds:itemID="{18D52152-4B65-474B-AB4D-D45AC7EE7B16}">
-  <ds:schemaRefs>
-    <ds:schemaRef ds:uri="http://schemas.microsoft.com/sharepoint/v3/contenttype/forms"/>
-  </ds:schemaRefs>
-</ds:datastoreItem>
+<file path=customXml/item3.xml><?xml version="1.0" encoding="utf-8"?>
+<?mso-contentType ?>
+<FormTemplates xmlns="http://schemas.microsoft.com/sharepoint/v3/contenttype/forms">
+  <Display>DocumentLibraryForm</Display>
+  <Edit>DocumentLibraryForm</Edit>
+  <New>DocumentLibraryForm</New>
+</FormTemplates>
 </file>
 
-<file path=customXml/itemProps3.xml><?xml version="1.0" encoding="utf-8"?>
-<ds:datastoreItem xmlns:ds="http://schemas.openxmlformats.org/officeDocument/2006/customXml" ds:itemID="{17D5BA1C-17B2-4A13-8D42-9DFFEBF5FC5E}">
-  <ds:schemaRefs>
-    <ds:schemaRef ds:uri="http://schemas.openxmlformats.org/officeDocument/2006/bibliography"/>
-  </ds:schemaRefs>
-</ds:datastoreItem>
+<file path=customXml/item4.xml><?xml version="1.0" encoding="utf-8"?>
+<p:properties xmlns:p="http://schemas.microsoft.com/office/2006/metadata/properties" xmlns:xsi="http://www.w3.org/2001/XMLSchema-instance" xmlns:pc="http://schemas.microsoft.com/office/infopath/2007/PartnerControls">
+  <documentManagement>
+    <TaxCatchAll xmlns="f0bc9967-2e53-4218-bd18-951282933666" xsi:nil="true"/>
+    <lcf76f155ced4ddcb4097134ff3c332f xmlns="8481030f-3ef1-4bca-9367-f047bbe6438d">
+      <Terms xmlns="http://schemas.microsoft.com/office/infopath/2007/PartnerControls"/>
+    </lcf76f155ced4ddcb4097134ff3c332f>
+  </documentManagement>
+</p:properties>
 </file>
 
-<file path=customXml/itemProps4.xml><?xml version="1.0" encoding="utf-8"?>
+<file path=customXml/itemProps1.xml><?xml version="1.0" encoding="utf-8"?>
 <ds:datastoreItem xmlns:ds="http://schemas.openxmlformats.org/officeDocument/2006/customXml" ds:itemID="{E4DF95FA-E683-4014-9418-65B66C566175}">
   <ds:schemaRefs>
     <ds:schemaRef ds:uri="http://schemas.microsoft.com/office/2006/metadata/contentType"/>
@@ -14756,4 +15124,31 @@
     <ds:schemaRef ds:uri="http://schemas.microsoft.com/internal/obd"/>
   </ds:schemaRefs>
 </ds:datastoreItem>
+</file>
+
+<file path=customXml/itemProps2.xml><?xml version="1.0" encoding="utf-8"?>
+<ds:datastoreItem xmlns:ds="http://schemas.openxmlformats.org/officeDocument/2006/customXml" ds:itemID="{17D5BA1C-17B2-4A13-8D42-9DFFEBF5FC5E}">
+  <ds:schemaRefs>
+    <ds:schemaRef ds:uri="http://schemas.openxmlformats.org/officeDocument/2006/bibliography"/>
+  </ds:schemaRefs>
+</ds:datastoreItem>
+</file>
+
+<file path=customXml/itemProps3.xml><?xml version="1.0" encoding="utf-8"?>
+<ds:datastoreItem xmlns:ds="http://schemas.openxmlformats.org/officeDocument/2006/customXml" ds:itemID="{18D52152-4B65-474B-AB4D-D45AC7EE7B16}">
+  <ds:schemaRefs>
+    <ds:schemaRef ds:uri="http://schemas.microsoft.com/sharepoint/v3/contenttype/forms"/>
+  </ds:schemaRefs>
+</ds:datastoreItem>
+</file>
+
+<file path=customXml/itemProps4.xml><?xml version="1.0" encoding="utf-8"?>
+<ds:datastoreItem xmlns:ds="http://schemas.openxmlformats.org/officeDocument/2006/customXml" ds:itemID="{22D66156-4239-45D7-A621-057D65303176}">
+  <ds:schemaRefs>
+    <ds:schemaRef ds:uri="http://schemas.microsoft.com/office/2006/metadata/properties"/>
+    <ds:schemaRef ds:uri="http://schemas.microsoft.com/office/infopath/2007/PartnerControls"/>
+    <ds:schemaRef ds:uri="f0bc9967-2e53-4218-bd18-951282933666"/>
+    <ds:schemaRef ds:uri="8481030f-3ef1-4bca-9367-f047bbe6438d"/>
+  </ds:schemaRefs>
+</ds:datastoreItem>
 </file>